--- a/docs/[NVIDIA 해커톤_AI Pioneer_DELPHi].docx
+++ b/docs/[NVIDIA 해커톤_AI Pioneer_DELPHi].docx
@@ -634,7 +634,7 @@
       <w:r>
         <w:drawing>
           <wp:inline xmlns:a="http://schemas.openxmlformats.org/drawingml/2006/main" xmlns:pic="http://schemas.openxmlformats.org/drawingml/2006/picture">
-            <wp:extent cx="5852160" cy="4114800"/>
+            <wp:extent cx="5852160" cy="4572000"/>
             <wp:docPr id="1" name="Picture 1"/>
             <wp:cNvGraphicFramePr>
               <a:graphicFrameLocks noChangeAspect="1"/>
@@ -655,7 +655,7 @@
                   <pic:spPr>
                     <a:xfrm>
                       <a:off x="0" y="0"/>
-                      <a:ext cx="5852160" cy="4114800"/>
+                      <a:ext cx="5852160" cy="4572000"/>
                     </a:xfrm>
                     <a:prstGeom prst="rect"/>
                   </pic:spPr>
@@ -677,7 +677,60 @@
           <w:color w:val="555555"/>
           <w:sz w:val="18"/>
         </w:rPr>
-        <w:t>개요 화면: 면담 12 → 발언 카드 30(원문 검증 30/30, 유해사례 2 분리) → 가설 5 → 외부 근거 5 → 서명·심의 → 체크리스트 3. «사람 차례»가 오렌지로 표시된다.</w:t>
+        <w:t>개요 화면: 파이프라인 스트립(면담 12 → 발언 카드 30 → 가설 5 → 외부 근거 5 → 서명·심의 → 체크리스트 3)과 «이 데모는 무엇을 하나» 안내 — 입력, 뽑는 헤더(환자군 7 × 신호 유형 6), 보는 순서.</w:t>
+      </w:r>
+    </w:p>
+    <w:p>
+      <w:pPr>
+        <w:jc w:val="center"/>
+      </w:pPr>
+      <w:r>
+        <w:drawing>
+          <wp:inline xmlns:a="http://schemas.openxmlformats.org/drawingml/2006/main" xmlns:pic="http://schemas.openxmlformats.org/drawingml/2006/picture">
+            <wp:extent cx="5852160" cy="4572000"/>
+            <wp:docPr id="2" name="Picture 2"/>
+            <wp:cNvGraphicFramePr>
+              <a:graphicFrameLocks noChangeAspect="1"/>
+            </wp:cNvGraphicFramePr>
+            <a:graphic>
+              <a:graphicData uri="http://schemas.openxmlformats.org/drawingml/2006/picture">
+                <pic:pic>
+                  <pic:nvPicPr>
+                    <pic:cNvPr id="0" name="notes.png"/>
+                    <pic:cNvPicPr/>
+                  </pic:nvPicPr>
+                  <pic:blipFill>
+                    <a:blip r:embed="rId15"/>
+                    <a:stretch>
+                      <a:fillRect/>
+                    </a:stretch>
+                  </pic:blipFill>
+                  <pic:spPr>
+                    <a:xfrm>
+                      <a:off x="0" y="0"/>
+                      <a:ext cx="5852160" cy="4572000"/>
+                    </a:xfrm>
+                    <a:prstGeom prst="rect"/>
+                  </pic:spPr>
+                </pic:pic>
+              </a:graphicData>
+            </a:graphic>
+          </wp:inline>
+        </w:drawing>
+      </w:r>
+    </w:p>
+    <w:p>
+      <w:pPr>
+        <w:spacing w:after="200"/>
+      </w:pPr>
+      <w:r>
+        <w:rPr>
+          <w:b w:val="0"/>
+          <w:i w:val="0"/>
+          <w:color w:val="555555"/>
+          <w:sz w:val="18"/>
+        </w:rPr>
+        <w:t>면담 기록(입력) 화면: 합성 면담 12건 원문 위에 모델이 고른 발언이 형광펜으로 표시된다 — 표시된 자리가 코드가 검증한 원문 위치. 유해사례 후보는 다른 색으로 분리.</w:t>
       </w:r>
     </w:p>
     <w:p>
@@ -1664,8 +1717,8 @@
       <w:r>
         <w:drawing>
           <wp:inline xmlns:a="http://schemas.openxmlformats.org/drawingml/2006/main" xmlns:pic="http://schemas.openxmlformats.org/drawingml/2006/picture">
-            <wp:extent cx="5852160" cy="4114800"/>
-            <wp:docPr id="2" name="Picture 2"/>
+            <wp:extent cx="5852160" cy="4572000"/>
+            <wp:docPr id="3" name="Picture 3"/>
             <wp:cNvGraphicFramePr>
               <a:graphicFrameLocks noChangeAspect="1"/>
             </wp:cNvGraphicFramePr>
@@ -1677,7 +1730,7 @@
                     <pic:cNvPicPr/>
                   </pic:nvPicPr>
                   <pic:blipFill>
-                    <a:blip r:embed="rId15"/>
+                    <a:blip r:embed="rId16"/>
                     <a:stretch>
                       <a:fillRect/>
                     </a:stretch>
@@ -1685,7 +1738,7 @@
                   <pic:spPr>
                     <a:xfrm>
                       <a:off x="0" y="0"/>
-                      <a:ext cx="5852160" cy="4114800"/>
+                      <a:ext cx="5852160" cy="4572000"/>
                     </a:xfrm>
                     <a:prstGeom prst="rect"/>
                   </pic:spPr>
@@ -1717,8 +1770,8 @@
       <w:r>
         <w:drawing>
           <wp:inline xmlns:a="http://schemas.openxmlformats.org/drawingml/2006/main" xmlns:pic="http://schemas.openxmlformats.org/drawingml/2006/picture">
-            <wp:extent cx="5852160" cy="4114800"/>
-            <wp:docPr id="3" name="Picture 3"/>
+            <wp:extent cx="5852160" cy="4572000"/>
+            <wp:docPr id="4" name="Picture 4"/>
             <wp:cNvGraphicFramePr>
               <a:graphicFrameLocks noChangeAspect="1"/>
             </wp:cNvGraphicFramePr>
@@ -1730,7 +1783,7 @@
                     <pic:cNvPicPr/>
                   </pic:nvPicPr>
                   <pic:blipFill>
-                    <a:blip r:embed="rId16"/>
+                    <a:blip r:embed="rId17"/>
                     <a:stretch>
                       <a:fillRect/>
                     </a:stretch>
@@ -1738,7 +1791,7 @@
                   <pic:spPr>
                     <a:xfrm>
                       <a:off x="0" y="0"/>
-                      <a:ext cx="5852160" cy="4114800"/>
+                      <a:ext cx="5852160" cy="4572000"/>
                     </a:xfrm>
                     <a:prstGeom prst="rect"/>
                   </pic:spPr>

--- a/docs/[NVIDIA 해커톤_AI Pioneer_DELPHi].docx
+++ b/docs/[NVIDIA 해커톤_AI Pioneer_DELPHi].docx
@@ -634,7 +634,7 @@
       <w:r>
         <w:drawing>
           <wp:inline xmlns:a="http://schemas.openxmlformats.org/drawingml/2006/main" xmlns:pic="http://schemas.openxmlformats.org/drawingml/2006/picture">
-            <wp:extent cx="5852160" cy="4572000"/>
+            <wp:extent cx="5852160" cy="9144000"/>
             <wp:docPr id="1" name="Picture 1"/>
             <wp:cNvGraphicFramePr>
               <a:graphicFrameLocks noChangeAspect="1"/>
@@ -643,7 +643,7 @@
               <a:graphicData uri="http://schemas.openxmlformats.org/drawingml/2006/picture">
                 <pic:pic>
                   <pic:nvPicPr>
-                    <pic:cNvPr id="0" name="overview.png"/>
+                    <pic:cNvPr id="0" name="intro.png"/>
                     <pic:cNvPicPr/>
                   </pic:nvPicPr>
                   <pic:blipFill>
@@ -655,7 +655,7 @@
                   <pic:spPr>
                     <a:xfrm>
                       <a:off x="0" y="0"/>
-                      <a:ext cx="5852160" cy="4572000"/>
+                      <a:ext cx="5852160" cy="9144000"/>
                     </a:xfrm>
                     <a:prstGeom prst="rect"/>
                   </pic:spPr>
@@ -677,7 +677,7 @@
           <w:color w:val="555555"/>
           <w:sz w:val="18"/>
         </w:rPr>
-        <w:t>개요 화면: 파이프라인 스트립(면담 12 → 발언 카드 30 → 가설 5 → 외부 근거 5 → 서명·심의 → 체크리스트 3)과 «이 데모는 무엇을 하나» 안내 — 입력, 뽑는 헤더(환자군 7 × 신호 유형 6), 보는 순서.</w:t>
+        <w:t>소개 페이지(배포 URL 첫 화면): 왜 만들었나 → Fig. 01 분해도(아홉 칸 중 사람은 세 곳) → 무엇을 세나 → 규칙 → 데모 장면 → NVIDIA 스택.</w:t>
       </w:r>
     </w:p>
     <w:p>
@@ -687,8 +687,61 @@
       <w:r>
         <w:drawing>
           <wp:inline xmlns:a="http://schemas.openxmlformats.org/drawingml/2006/main" xmlns:pic="http://schemas.openxmlformats.org/drawingml/2006/picture">
-            <wp:extent cx="5852160" cy="4572000"/>
+            <wp:extent cx="5852160" cy="5029200"/>
             <wp:docPr id="2" name="Picture 2"/>
+            <wp:cNvGraphicFramePr>
+              <a:graphicFrameLocks noChangeAspect="1"/>
+            </wp:cNvGraphicFramePr>
+            <a:graphic>
+              <a:graphicData uri="http://schemas.openxmlformats.org/drawingml/2006/picture">
+                <pic:pic>
+                  <pic:nvPicPr>
+                    <pic:cNvPr id="0" name="overview.png"/>
+                    <pic:cNvPicPr/>
+                  </pic:nvPicPr>
+                  <pic:blipFill>
+                    <a:blip r:embed="rId15"/>
+                    <a:stretch>
+                      <a:fillRect/>
+                    </a:stretch>
+                  </pic:blipFill>
+                  <pic:spPr>
+                    <a:xfrm>
+                      <a:off x="0" y="0"/>
+                      <a:ext cx="5852160" cy="5029200"/>
+                    </a:xfrm>
+                    <a:prstGeom prst="rect"/>
+                  </pic:spPr>
+                </pic:pic>
+              </a:graphicData>
+            </a:graphic>
+          </wp:inline>
+        </w:drawing>
+      </w:r>
+    </w:p>
+    <w:p>
+      <w:pPr>
+        <w:spacing w:after="200"/>
+      </w:pPr>
+      <w:r>
+        <w:rPr>
+          <w:b w:val="0"/>
+          <w:i w:val="0"/>
+          <w:color w:val="555555"/>
+          <w:sz w:val="18"/>
+        </w:rPr>
+        <w:t>콘솔 개요: 파이프라인 스트립 · «이 데모는 무엇을 하나» 안내 · 신호 지도(칸 크기 = 반복, 진하기 = 의료진 수, 점선 = 문턱 미달, 임계 근접) · 가설 표.</w:t>
+      </w:r>
+    </w:p>
+    <w:p>
+      <w:pPr>
+        <w:jc w:val="center"/>
+      </w:pPr>
+      <w:r>
+        <w:drawing>
+          <wp:inline xmlns:a="http://schemas.openxmlformats.org/drawingml/2006/main" xmlns:pic="http://schemas.openxmlformats.org/drawingml/2006/picture">
+            <wp:extent cx="5852160" cy="5029200"/>
+            <wp:docPr id="3" name="Picture 3"/>
             <wp:cNvGraphicFramePr>
               <a:graphicFrameLocks noChangeAspect="1"/>
             </wp:cNvGraphicFramePr>
@@ -700,7 +753,7 @@
                     <pic:cNvPicPr/>
                   </pic:nvPicPr>
                   <pic:blipFill>
-                    <a:blip r:embed="rId15"/>
+                    <a:blip r:embed="rId16"/>
                     <a:stretch>
                       <a:fillRect/>
                     </a:stretch>
@@ -708,7 +761,7 @@
                   <pic:spPr>
                     <a:xfrm>
                       <a:off x="0" y="0"/>
-                      <a:ext cx="5852160" cy="4572000"/>
+                      <a:ext cx="5852160" cy="5029200"/>
                     </a:xfrm>
                     <a:prstGeom prst="rect"/>
                   </pic:spPr>
@@ -1717,8 +1770,8 @@
       <w:r>
         <w:drawing>
           <wp:inline xmlns:a="http://schemas.openxmlformats.org/drawingml/2006/main" xmlns:pic="http://schemas.openxmlformats.org/drawingml/2006/picture">
-            <wp:extent cx="5852160" cy="4572000"/>
-            <wp:docPr id="3" name="Picture 3"/>
+            <wp:extent cx="5852160" cy="5029200"/>
+            <wp:docPr id="4" name="Picture 4"/>
             <wp:cNvGraphicFramePr>
               <a:graphicFrameLocks noChangeAspect="1"/>
             </wp:cNvGraphicFramePr>
@@ -1730,7 +1783,7 @@
                     <pic:cNvPicPr/>
                   </pic:nvPicPr>
                   <pic:blipFill>
-                    <a:blip r:embed="rId16"/>
+                    <a:blip r:embed="rId17"/>
                     <a:stretch>
                       <a:fillRect/>
                     </a:stretch>
@@ -1738,7 +1791,7 @@
                   <pic:spPr>
                     <a:xfrm>
                       <a:off x="0" y="0"/>
-                      <a:ext cx="5852160" cy="4572000"/>
+                      <a:ext cx="5852160" cy="5029200"/>
                     </a:xfrm>
                     <a:prstGeom prst="rect"/>
                   </pic:spPr>
@@ -1770,8 +1823,8 @@
       <w:r>
         <w:drawing>
           <wp:inline xmlns:a="http://schemas.openxmlformats.org/drawingml/2006/main" xmlns:pic="http://schemas.openxmlformats.org/drawingml/2006/picture">
-            <wp:extent cx="5852160" cy="4572000"/>
-            <wp:docPr id="4" name="Picture 4"/>
+            <wp:extent cx="5852160" cy="5029200"/>
+            <wp:docPr id="5" name="Picture 5"/>
             <wp:cNvGraphicFramePr>
               <a:graphicFrameLocks noChangeAspect="1"/>
             </wp:cNvGraphicFramePr>
@@ -1783,7 +1836,7 @@
                     <pic:cNvPicPr/>
                   </pic:nvPicPr>
                   <pic:blipFill>
-                    <a:blip r:embed="rId17"/>
+                    <a:blip r:embed="rId18"/>
                     <a:stretch>
                       <a:fillRect/>
                     </a:stretch>
@@ -1791,7 +1844,7 @@
                   <pic:spPr>
                     <a:xfrm>
                       <a:off x="0" y="0"/>
-                      <a:ext cx="5852160" cy="4572000"/>
+                      <a:ext cx="5852160" cy="5029200"/>
                     </a:xfrm>
                     <a:prstGeom prst="rect"/>
                   </pic:spPr>

--- a/docs/[NVIDIA 해커톤_AI Pioneer_DELPHi].docx
+++ b/docs/[NVIDIA 해커톤_AI Pioneer_DELPHi].docx
@@ -544,7 +544,7 @@
               <w:rPr>
                 <w:sz w:val="19"/>
               </w:rPr>
-              <w:t>⑤ Board</w:t>
+              <w:t>⑤ AI Board</w:t>
             </w:r>
           </w:p>
         </w:tc>
@@ -558,7 +558,7 @@
               <w:rPr>
                 <w:sz w:val="19"/>
               </w:rPr>
-              <w:t>Nemotron (사고 모드)</w:t>
+              <w:t>간사 + 임원 7인</w:t>
             </w:r>
           </w:p>
         </w:tc>
@@ -572,7 +572,7 @@
               <w:rPr>
                 <w:sz w:val="19"/>
               </w:rPr>
-              <w:t>권고 · 위험 · 다음 면담에서 물을 질문을 쓴다. 허가 범위 밖 가설은 코드가 전문조직 검토 경로로만 보내고 상업 액션을 제안하지 않는다.</w:t>
+              <w:t>개회 → 모두발언 → 토론 → 최종 입장 → 회의록, 약 20턴 병렬. 입장 집계(확신 가중, 주무 ×1.5)와 인용 ID 검증은 코드가 하고 권고는 집계로 정한다. 허가 범위 밖 가설에 붙은 상업 액션은 코드가 차단해 기록에 남긴다.</w:t>
             </w:r>
           </w:p>
         </w:tc>
@@ -687,7 +687,7 @@
       <w:r>
         <w:drawing>
           <wp:inline xmlns:a="http://schemas.openxmlformats.org/drawingml/2006/main" xmlns:pic="http://schemas.openxmlformats.org/drawingml/2006/picture">
-            <wp:extent cx="5852160" cy="5029200"/>
+            <wp:extent cx="5852160" cy="5943600"/>
             <wp:docPr id="2" name="Picture 2"/>
             <wp:cNvGraphicFramePr>
               <a:graphicFrameLocks noChangeAspect="1"/>
@@ -708,7 +708,7 @@
                   <pic:spPr>
                     <a:xfrm>
                       <a:off x="0" y="0"/>
-                      <a:ext cx="5852160" cy="5029200"/>
+                      <a:ext cx="5852160" cy="5943600"/>
                     </a:xfrm>
                     <a:prstGeom prst="rect"/>
                   </pic:spPr>
@@ -740,7 +740,7 @@
       <w:r>
         <w:drawing>
           <wp:inline xmlns:a="http://schemas.openxmlformats.org/drawingml/2006/main" xmlns:pic="http://schemas.openxmlformats.org/drawingml/2006/picture">
-            <wp:extent cx="5852160" cy="5029200"/>
+            <wp:extent cx="5852160" cy="5486400"/>
             <wp:docPr id="3" name="Picture 3"/>
             <wp:cNvGraphicFramePr>
               <a:graphicFrameLocks noChangeAspect="1"/>
@@ -761,7 +761,7 @@
                   <pic:spPr>
                     <a:xfrm>
                       <a:off x="0" y="0"/>
-                      <a:ext cx="5852160" cy="5029200"/>
+                      <a:ext cx="5852160" cy="5486400"/>
                     </a:xfrm>
                     <a:prstGeom prst="rect"/>
                   </pic:spPr>
@@ -898,7 +898,7 @@
               <w:rPr>
                 <w:sz w:val="19"/>
               </w:rPr>
-              <w:t>추출 · 근거 판독 · 심의 전 과정, 한국어 공식 지원. 강제 함수 호출(tool_choice)로 JSON 스키마 출력을 받고 jsonschema로 검증. 심의 단계만 reasoning 모드(enable_thinking)를 켜고 추론 내용은 감사용으로 보관. 모든 호출은 래퍼 한 곳을 지나며 캐시·실행 로그(모델 · 토큰 · 캐시 적중)를 남긴다.</w:t>
+              <w:t>추출 · 근거 판독 · AI Board 심의(간사 1 + 임원 7, 약 20턴 병렬) 전 과정, 한국어 공식 지원. 강제 함수 호출(tool_choice)로 JSON 스키마 출력을 받고 jsonschema로 검증. 회의록 단계만 reasoning 모드(enable_thinking)를 켜고 추론 내용은 감사용으로 보관. 모든 호출은 래퍼 한 곳을 지나며 캐시·실행 로그(모델 · 토큰 · 캐시 적중)를 남기고 429 응답은 재시도한다.</w:t>
             </w:r>
           </w:p>
         </w:tc>
@@ -1211,7 +1211,7 @@
               <w:rPr>
                 <w:sz w:val="19"/>
               </w:rPr>
-              <w:t>Nemotron 3 Ultra를 함수 호출 + JSON 스키마 강제 + 단계별 reasoning 모드 제어로 사용. 호출 래퍼 · 캐시 · 실행 로그가 한 곳. Agent Skills 규격의 스킬과 OpenShell 정책 명세를 같이 제출.</w:t>
+              <w:t>Nemotron 3 Ultra를 함수 호출 + JSON 스키마 강제 + 단계별 reasoning 모드 제어로 사용. 판독 에이전트 3종과 임원 에이전트 7인 + 간사의 다중 에이전트 심의(병렬 호출, 코드 집계). 호출 래퍼 · 캐시 · 실행 로그가 한 곳. Agent Skills 규격의 스킬과 OpenShell 정책 명세를 같이 제출.</w:t>
             </w:r>
           </w:p>
         </w:tc>
@@ -1462,7 +1462,7 @@
               <w:rPr>
                 <w:sz w:val="19"/>
               </w:rPr>
-              <w:t>반대 근거 장면. 언론 보도로 환자 요청은 늘지만 대규모 3상 MA.32(NCT01101438, n=3,649)는 무효. 같은 시험이 CT.gov에서는 «진지하게 시험됐다»(지지), 결과 논문에서는 반대로 잡힌다 — 등록과 결과는 다르다. 심의 권고 DROP, 사람이 서명·결정, 후속 질문 3개가 체크리스트로.</w:t>
+              <w:t>현장 요청과 외부 근거가 어긋나는 사례. 언론 보도로 환자 요청은 늘지만 대규모 3상 MA.32(NCT01101438, n=3,649)는 무효. 같은 시험이 CT.gov 등록에서는 지지로, 결과 논문에서는 반대로 잡힌다. AI Board 심의 24턴(참석 7인, 주무 CMO), 최종 입장 지지 0 · 보류 0 · 반대 7, 코드 집계 권고 DROP, 코드가 차단한 상업 제안 3건. 결정: 박건태.</w:t>
             </w:r>
           </w:p>
         </w:tc>
@@ -1770,7 +1770,7 @@
       <w:r>
         <w:drawing>
           <wp:inline xmlns:a="http://schemas.openxmlformats.org/drawingml/2006/main" xmlns:pic="http://schemas.openxmlformats.org/drawingml/2006/picture">
-            <wp:extent cx="5852160" cy="5029200"/>
+            <wp:extent cx="5852160" cy="5943600"/>
             <wp:docPr id="4" name="Picture 4"/>
             <wp:cNvGraphicFramePr>
               <a:graphicFrameLocks noChangeAspect="1"/>
@@ -1791,7 +1791,7 @@
                   <pic:spPr>
                     <a:xfrm>
                       <a:off x="0" y="0"/>
-                      <a:ext cx="5852160" cy="5029200"/>
+                      <a:ext cx="5852160" cy="5943600"/>
                     </a:xfrm>
                     <a:prstGeom prst="rect"/>
                   </pic:spPr>
@@ -1823,8 +1823,61 @@
       <w:r>
         <w:drawing>
           <wp:inline xmlns:a="http://schemas.openxmlformats.org/drawingml/2006/main" xmlns:pic="http://schemas.openxmlformats.org/drawingml/2006/picture">
-            <wp:extent cx="5852160" cy="5029200"/>
+            <wp:extent cx="5852160" cy="11887200"/>
             <wp:docPr id="5" name="Picture 5"/>
+            <wp:cNvGraphicFramePr>
+              <a:graphicFrameLocks noChangeAspect="1"/>
+            </wp:cNvGraphicFramePr>
+            <a:graphic>
+              <a:graphicData uri="http://schemas.openxmlformats.org/drawingml/2006/picture">
+                <pic:pic>
+                  <pic:nvPicPr>
+                    <pic:cNvPr id="0" name="board.png"/>
+                    <pic:cNvPicPr/>
+                  </pic:nvPicPr>
+                  <pic:blipFill>
+                    <a:blip r:embed="rId18"/>
+                    <a:stretch>
+                      <a:fillRect/>
+                    </a:stretch>
+                  </pic:blipFill>
+                  <pic:spPr>
+                    <a:xfrm>
+                      <a:off x="0" y="0"/>
+                      <a:ext cx="5852160" cy="11887200"/>
+                    </a:xfrm>
+                    <a:prstGeom prst="rect"/>
+                  </pic:spPr>
+                </pic:pic>
+              </a:graphicData>
+            </a:graphic>
+          </wp:inline>
+        </w:drawing>
+      </w:r>
+    </w:p>
+    <w:p>
+      <w:pPr>
+        <w:spacing w:after="200"/>
+      </w:pPr>
+      <w:r>
+        <w:rPr>
+          <w:b w:val="0"/>
+          <w:i w:val="0"/>
+          <w:color w:val="555555"/>
+          <w:sz w:val="18"/>
+        </w:rPr>
+        <w:t>AI Board 심의 기록: 입장 변화표(모두발언 → 최종) · 코드 집계와 권고 · 회의 기록(첫 문장이 결론, 인용 ID) · 차단된 상업 제안 · 회의록(중단 기준 · 위험 · 다음 면담 질문).</w:t>
+      </w:r>
+    </w:p>
+    <w:p>
+      <w:pPr>
+        <w:jc w:val="center"/>
+      </w:pPr>
+      <w:r>
+        <w:drawing>
+          <wp:inline xmlns:a="http://schemas.openxmlformats.org/drawingml/2006/main" xmlns:pic="http://schemas.openxmlformats.org/drawingml/2006/picture">
+            <wp:extent cx="5852160" cy="3200400"/>
+            <wp:docPr id="6" name="Picture 6"/>
             <wp:cNvGraphicFramePr>
               <a:graphicFrameLocks noChangeAspect="1"/>
             </wp:cNvGraphicFramePr>
@@ -1836,7 +1889,7 @@
                     <pic:cNvPicPr/>
                   </pic:nvPicPr>
                   <pic:blipFill>
-                    <a:blip r:embed="rId18"/>
+                    <a:blip r:embed="rId19"/>
                     <a:stretch>
                       <a:fillRect/>
                     </a:stretch>
@@ -1844,7 +1897,7 @@
                   <pic:spPr>
                     <a:xfrm>
                       <a:off x="0" y="0"/>
-                      <a:ext cx="5852160" cy="5029200"/>
+                      <a:ext cx="5852160" cy="3200400"/>
                     </a:xfrm>
                     <a:prstGeom prst="rect"/>
                   </pic:spPr>

--- a/docs/[NVIDIA 해커톤_AI Pioneer_DELPHi].docx
+++ b/docs/[NVIDIA 해커톤_AI Pioneer_DELPHi].docx
@@ -72,7 +72,7 @@
                 <w:b/>
                 <w:sz w:val="19"/>
               </w:rPr>
-              <w:t>배포 URL (웹 콘솔 — 직접 실행 가능)</w:t>
+              <w:t>배포 URL — 콘솔 (홈 · 신호의 여정 · 가설 · 다중 에이전트 검증 · AI Board 회의실 · 안전 · 실행 기록)</w:t>
             </w:r>
           </w:p>
         </w:tc>
@@ -83,6 +83,40 @@
           <w:p>
             <w:r/>
             <w:hyperlink r:id="rId9">
+              <w:r>
+                <w:rPr>
+                  <w:color w:val="162661"/>
+                  <w:u w:val="single"/>
+                </w:rPr>
+                <w:t xml:space="preserve">https://delphi-console-production-8ae8.up.railway.app</w:t>
+              </w:r>
+            </w:hyperlink>
+          </w:p>
+        </w:tc>
+      </w:tr>
+      <w:tr>
+        <w:tc>
+          <w:tcPr>
+            <w:tcW w:type="dxa" w:w="3456"/>
+          </w:tcPr>
+          <w:p>
+            <w:r/>
+            <w:r>
+              <w:rPr>
+                <w:b/>
+                <w:sz w:val="19"/>
+              </w:rPr>
+              <w:t>API · 소개 페이지 (FastAPI)</w:t>
+            </w:r>
+          </w:p>
+        </w:tc>
+        <w:tc>
+          <w:tcPr>
+            <w:tcW w:type="dxa" w:w="6192"/>
+          </w:tcPr>
+          <w:p>
+            <w:r/>
+            <w:hyperlink r:id="rId10">
               <w:r>
                 <w:rPr>
                   <w:color w:val="162661"/>
@@ -116,7 +150,7 @@
           </w:tcPr>
           <w:p>
             <w:r/>
-            <w:hyperlink r:id="rId10">
+            <w:hyperlink r:id="rId11">
               <w:r>
                 <w:rPr>
                   <w:color w:val="162661"/>
@@ -150,7 +184,7 @@
           </w:tcPr>
           <w:p>
             <w:r/>
-            <w:hyperlink r:id="rId11">
+            <w:hyperlink r:id="rId12">
               <w:r>
                 <w:rPr>
                   <w:color w:val="162661"/>
@@ -184,7 +218,7 @@
           </w:tcPr>
           <w:p>
             <w:r/>
-            <w:hyperlink r:id="rId12">
+            <w:hyperlink r:id="rId13">
               <w:r>
                 <w:rPr>
                   <w:color w:val="162661"/>
@@ -218,7 +252,7 @@
           </w:tcPr>
           <w:p>
             <w:r/>
-            <w:hyperlink r:id="rId13">
+            <w:hyperlink r:id="rId14">
               <w:r>
                 <w:rPr>
                   <w:color w:val="162661"/>
@@ -634,8 +668,114 @@
       <w:r>
         <w:drawing>
           <wp:inline xmlns:a="http://schemas.openxmlformats.org/drawingml/2006/main" xmlns:pic="http://schemas.openxmlformats.org/drawingml/2006/picture">
+            <wp:extent cx="5852160" cy="5029200"/>
+            <wp:docPr id="1" name="Picture 1"/>
+            <wp:cNvGraphicFramePr>
+              <a:graphicFrameLocks noChangeAspect="1"/>
+            </wp:cNvGraphicFramePr>
+            <a:graphic>
+              <a:graphicData uri="http://schemas.openxmlformats.org/drawingml/2006/picture">
+                <pic:pic>
+                  <pic:nvPicPr>
+                    <pic:cNvPr id="0" name="console_home.png"/>
+                    <pic:cNvPicPr/>
+                  </pic:nvPicPr>
+                  <pic:blipFill>
+                    <a:blip r:embed="rId15"/>
+                    <a:stretch>
+                      <a:fillRect/>
+                    </a:stretch>
+                  </pic:blipFill>
+                  <pic:spPr>
+                    <a:xfrm>
+                      <a:off x="0" y="0"/>
+                      <a:ext cx="5852160" cy="5029200"/>
+                    </a:xfrm>
+                    <a:prstGeom prst="rect"/>
+                  </pic:spPr>
+                </pic:pic>
+              </a:graphicData>
+            </a:graphic>
+          </wp:inline>
+        </w:drawing>
+      </w:r>
+    </w:p>
+    <w:p>
+      <w:pPr>
+        <w:spacing w:after="200"/>
+      </w:pPr>
+      <w:r>
+        <w:rPr>
+          <w:b w:val="0"/>
+          <w:i w:val="0"/>
+          <w:color w:val="555555"/>
+          <w:sz w:val="18"/>
+        </w:rPr>
+        <w:t>콘솔 홈: KPI(면담 · 언급 블록 · 가설 · 계약) · 상위 환자군 추세 · 신호 유형 분포 · 환자군 × 신호 교차 칩 · 안전성 신호.</w:t>
+      </w:r>
+    </w:p>
+    <w:p>
+      <w:pPr>
+        <w:jc w:val="center"/>
+      </w:pPr>
+      <w:r>
+        <w:drawing>
+          <wp:inline xmlns:a="http://schemas.openxmlformats.org/drawingml/2006/main" xmlns:pic="http://schemas.openxmlformats.org/drawingml/2006/picture">
+            <wp:extent cx="5852160" cy="4572000"/>
+            <wp:docPr id="2" name="Picture 2"/>
+            <wp:cNvGraphicFramePr>
+              <a:graphicFrameLocks noChangeAspect="1"/>
+            </wp:cNvGraphicFramePr>
+            <a:graphic>
+              <a:graphicData uri="http://schemas.openxmlformats.org/drawingml/2006/picture">
+                <pic:pic>
+                  <pic:nvPicPr>
+                    <pic:cNvPr id="0" name="journey.png"/>
+                    <pic:cNvPicPr/>
+                  </pic:nvPicPr>
+                  <pic:blipFill>
+                    <a:blip r:embed="rId16"/>
+                    <a:stretch>
+                      <a:fillRect/>
+                    </a:stretch>
+                  </pic:blipFill>
+                  <pic:spPr>
+                    <a:xfrm>
+                      <a:off x="0" y="0"/>
+                      <a:ext cx="5852160" cy="4572000"/>
+                    </a:xfrm>
+                    <a:prstGeom prst="rect"/>
+                  </pic:spPr>
+                </pic:pic>
+              </a:graphicData>
+            </a:graphic>
+          </wp:inline>
+        </w:drawing>
+      </w:r>
+    </w:p>
+    <w:p>
+      <w:pPr>
+        <w:spacing w:after="200"/>
+      </w:pPr>
+      <w:r>
+        <w:rPr>
+          <w:b w:val="0"/>
+          <w:i w:val="0"/>
+          <w:color w:val="555555"/>
+          <w:sz w:val="18"/>
+        </w:rPr>
+        <w:t>신호의 여정: 현장 → SENSE → SCREEN → AI BOARD 레인. 코드가 세는 단계와 AI가 판단하는 단계(✦), 사람 관문 두 곳이 한 보드에 있다.</w:t>
+      </w:r>
+    </w:p>
+    <w:p>
+      <w:pPr>
+        <w:jc w:val="center"/>
+      </w:pPr>
+      <w:r>
+        <w:drawing>
+          <wp:inline xmlns:a="http://schemas.openxmlformats.org/drawingml/2006/main" xmlns:pic="http://schemas.openxmlformats.org/drawingml/2006/picture">
             <wp:extent cx="5852160" cy="9144000"/>
-            <wp:docPr id="1" name="Picture 1"/>
+            <wp:docPr id="3" name="Picture 3"/>
             <wp:cNvGraphicFramePr>
               <a:graphicFrameLocks noChangeAspect="1"/>
             </wp:cNvGraphicFramePr>
@@ -647,7 +787,7 @@
                     <pic:cNvPicPr/>
                   </pic:nvPicPr>
                   <pic:blipFill>
-                    <a:blip r:embed="rId14"/>
+                    <a:blip r:embed="rId17"/>
                     <a:stretch>
                       <a:fillRect/>
                     </a:stretch>
@@ -677,7 +817,7 @@
           <w:color w:val="555555"/>
           <w:sz w:val="18"/>
         </w:rPr>
-        <w:t>소개 페이지(배포 URL 첫 화면): 왜 만들었나 → Fig. 01 분해도(아홉 칸 중 사람은 세 곳) → 무엇을 세나 → 규칙 → 데모 장면 → NVIDIA 스택.</w:t>
+        <w:t>소개 페이지(API 첫 화면): 문제 정의 → 처리 순서 9단계 → 추출 항목 → 규칙 → 데모 결과 → NVIDIA 스택.</w:t>
       </w:r>
     </w:p>
     <w:p>
@@ -688,7 +828,7 @@
         <w:drawing>
           <wp:inline xmlns:a="http://schemas.openxmlformats.org/drawingml/2006/main" xmlns:pic="http://schemas.openxmlformats.org/drawingml/2006/picture">
             <wp:extent cx="5852160" cy="5943600"/>
-            <wp:docPr id="2" name="Picture 2"/>
+            <wp:docPr id="4" name="Picture 4"/>
             <wp:cNvGraphicFramePr>
               <a:graphicFrameLocks noChangeAspect="1"/>
             </wp:cNvGraphicFramePr>
@@ -700,7 +840,7 @@
                     <pic:cNvPicPr/>
                   </pic:nvPicPr>
                   <pic:blipFill>
-                    <a:blip r:embed="rId15"/>
+                    <a:blip r:embed="rId18"/>
                     <a:stretch>
                       <a:fillRect/>
                     </a:stretch>
@@ -741,7 +881,7 @@
         <w:drawing>
           <wp:inline xmlns:a="http://schemas.openxmlformats.org/drawingml/2006/main" xmlns:pic="http://schemas.openxmlformats.org/drawingml/2006/picture">
             <wp:extent cx="5852160" cy="5486400"/>
-            <wp:docPr id="3" name="Picture 3"/>
+            <wp:docPr id="5" name="Picture 5"/>
             <wp:cNvGraphicFramePr>
               <a:graphicFrameLocks noChangeAspect="1"/>
             </wp:cNvGraphicFramePr>
@@ -753,7 +893,7 @@
                     <pic:cNvPicPr/>
                   </pic:nvPicPr>
                   <pic:blipFill>
-                    <a:blip r:embed="rId16"/>
+                    <a:blip r:embed="rId19"/>
                     <a:stretch>
                       <a:fillRect/>
                     </a:stretch>
@@ -1771,7 +1911,7 @@
         <w:drawing>
           <wp:inline xmlns:a="http://schemas.openxmlformats.org/drawingml/2006/main" xmlns:pic="http://schemas.openxmlformats.org/drawingml/2006/picture">
             <wp:extent cx="5852160" cy="5943600"/>
-            <wp:docPr id="4" name="Picture 4"/>
+            <wp:docPr id="6" name="Picture 6"/>
             <wp:cNvGraphicFramePr>
               <a:graphicFrameLocks noChangeAspect="1"/>
             </wp:cNvGraphicFramePr>
@@ -1783,7 +1923,7 @@
                     <pic:cNvPicPr/>
                   </pic:nvPicPr>
                   <pic:blipFill>
-                    <a:blip r:embed="rId17"/>
+                    <a:blip r:embed="rId20"/>
                     <a:stretch>
                       <a:fillRect/>
                     </a:stretch>
@@ -1823,8 +1963,114 @@
       <w:r>
         <w:drawing>
           <wp:inline xmlns:a="http://schemas.openxmlformats.org/drawingml/2006/main" xmlns:pic="http://schemas.openxmlformats.org/drawingml/2006/picture">
+            <wp:extent cx="5852160" cy="9995925"/>
+            <wp:docPr id="7" name="Picture 7"/>
+            <wp:cNvGraphicFramePr>
+              <a:graphicFrameLocks noChangeAspect="1"/>
+            </wp:cNvGraphicFramePr>
+            <a:graphic>
+              <a:graphicData uri="http://schemas.openxmlformats.org/drawingml/2006/picture">
+                <pic:pic>
+                  <pic:nvPicPr>
+                    <pic:cNvPr id="0" name="boardroom_top.png"/>
+                    <pic:cNvPicPr/>
+                  </pic:nvPicPr>
+                  <pic:blipFill>
+                    <a:blip r:embed="rId21"/>
+                    <a:stretch>
+                      <a:fillRect/>
+                    </a:stretch>
+                  </pic:blipFill>
+                  <pic:spPr>
+                    <a:xfrm>
+                      <a:off x="0" y="0"/>
+                      <a:ext cx="5852160" cy="9995925"/>
+                    </a:xfrm>
+                    <a:prstGeom prst="rect"/>
+                  </pic:spPr>
+                </pic:pic>
+              </a:graphicData>
+            </a:graphic>
+          </wp:inline>
+        </w:drawing>
+      </w:r>
+    </w:p>
+    <w:p>
+      <w:pPr>
+        <w:spacing w:after="200"/>
+      </w:pPr>
+      <w:r>
+        <w:rPr>
+          <w:b w:val="0"/>
+          <w:i w:val="0"/>
+          <w:color w:val="555555"/>
+          <w:sz w:val="18"/>
+        </w:rPr>
+        <w:t>AI Board 회의실(콘솔): 회의 정보(안건 · 참석 7인 · 주무) · 참석자 레일(입장 칩) · 간사 질의 · 임원 발언이 순서대로 재생된다.</w:t>
+      </w:r>
+    </w:p>
+    <w:p>
+      <w:pPr>
+        <w:jc w:val="center"/>
+      </w:pPr>
+      <w:r>
+        <w:drawing>
+          <wp:inline xmlns:a="http://schemas.openxmlformats.org/drawingml/2006/main" xmlns:pic="http://schemas.openxmlformats.org/drawingml/2006/picture">
+            <wp:extent cx="5852160" cy="6815404"/>
+            <wp:docPr id="8" name="Picture 8"/>
+            <wp:cNvGraphicFramePr>
+              <a:graphicFrameLocks noChangeAspect="1"/>
+            </wp:cNvGraphicFramePr>
+            <a:graphic>
+              <a:graphicData uri="http://schemas.openxmlformats.org/drawingml/2006/picture">
+                <pic:pic>
+                  <pic:nvPicPr>
+                    <pic:cNvPr id="0" name="boardroom_verdict.png"/>
+                    <pic:cNvPicPr/>
+                  </pic:nvPicPr>
+                  <pic:blipFill>
+                    <a:blip r:embed="rId22"/>
+                    <a:stretch>
+                      <a:fillRect/>
+                    </a:stretch>
+                  </pic:blipFill>
+                  <pic:spPr>
+                    <a:xfrm>
+                      <a:off x="0" y="0"/>
+                      <a:ext cx="5852160" cy="6815404"/>
+                    </a:xfrm>
+                    <a:prstGeom prst="rect"/>
+                  </pic:spPr>
+                </pic:pic>
+              </a:graphicData>
+            </a:graphic>
+          </wp:inline>
+        </w:drawing>
+      </w:r>
+    </w:p>
+    <w:p>
+      <w:pPr>
+        <w:spacing w:after="200"/>
+      </w:pPr>
+      <w:r>
+        <w:rPr>
+          <w:b w:val="0"/>
+          <w:i w:val="0"/>
+          <w:color w:val="555555"/>
+          <w:sz w:val="18"/>
+        </w:rPr>
+        <w:t>회의 끝의 의장 판정 패널: 코드 집계(지지 · 보류 · 반대, 주무 가중) · 권고 · 추진/조건부 추진/보류/기각 · 의장 서명. 판정은 사람이 내린다.</w:t>
+      </w:r>
+    </w:p>
+    <w:p>
+      <w:pPr>
+        <w:jc w:val="center"/>
+      </w:pPr>
+      <w:r>
+        <w:drawing>
+          <wp:inline xmlns:a="http://schemas.openxmlformats.org/drawingml/2006/main" xmlns:pic="http://schemas.openxmlformats.org/drawingml/2006/picture">
             <wp:extent cx="5852160" cy="11887200"/>
-            <wp:docPr id="5" name="Picture 5"/>
+            <wp:docPr id="9" name="Picture 9"/>
             <wp:cNvGraphicFramePr>
               <a:graphicFrameLocks noChangeAspect="1"/>
             </wp:cNvGraphicFramePr>
@@ -1836,7 +2082,7 @@
                     <pic:cNvPicPr/>
                   </pic:nvPicPr>
                   <pic:blipFill>
-                    <a:blip r:embed="rId18"/>
+                    <a:blip r:embed="rId23"/>
                     <a:stretch>
                       <a:fillRect/>
                     </a:stretch>
@@ -1866,7 +2112,7 @@
           <w:color w:val="555555"/>
           <w:sz w:val="18"/>
         </w:rPr>
-        <w:t>AI Board 심의 기록: 입장 변화표(모두발언 → 최종) · 코드 집계와 권고 · 회의 기록(첫 문장이 결론, 인용 ID) · 차단된 상업 제안 · 회의록(중단 기준 · 위험 · 다음 면담 질문).</w:t>
+        <w:t>AI Board 심의 기록(API 페이지): 입장 변화표(모두발언 → 최종) · 코드 집계와 권고 · 회의 기록 · 차단된 상업 제안 · 회의록(중단 기준 · 위험 · 다음 면담 질문).</w:t>
       </w:r>
     </w:p>
     <w:p>
@@ -1877,7 +2123,7 @@
         <w:drawing>
           <wp:inline xmlns:a="http://schemas.openxmlformats.org/drawingml/2006/main" xmlns:pic="http://schemas.openxmlformats.org/drawingml/2006/picture">
             <wp:extent cx="5852160" cy="3200400"/>
-            <wp:docPr id="6" name="Picture 6"/>
+            <wp:docPr id="10" name="Picture 10"/>
             <wp:cNvGraphicFramePr>
               <a:graphicFrameLocks noChangeAspect="1"/>
             </wp:cNvGraphicFramePr>
@@ -1889,7 +2135,7 @@
                     <pic:cNvPicPr/>
                   </pic:nvPicPr>
                   <pic:blipFill>
-                    <a:blip r:embed="rId19"/>
+                    <a:blip r:embed="rId24"/>
                     <a:stretch>
                       <a:fillRect/>
                     </a:stretch>

--- a/docs/[NVIDIA 해커톤_AI Pioneer_DELPHi].docx
+++ b/docs/[NVIDIA 해커톤_AI Pioneer_DELPHi].docx
@@ -9,7 +9,6 @@
       <w:r>
         <w:rPr>
           <w:b/>
-          <w:i w:val="0"/>
           <w:color w:val="162661"/>
           <w:sz w:val="44"/>
         </w:rPr>
@@ -23,31 +22,23 @@
       <w:r>
         <w:rPr>
           <w:b w:val="0"/>
-          <w:i w:val="0"/>
           <w:color w:val="555555"/>
-          <w:sz w:val="22"/>
+          <w:sz w:val="24"/>
         </w:rPr>
-        <w:t>근거 관문이 있는 약물 신호 검증 에이전트 — NVIDIA Nemotron 3 Ultra (NIM) 기반</w:t>
+        <w:t>DELPHi: 의료진 면담 기록에서 시장 신호를 세고, 공개 근거로 확인하고, 사람이 결정하는 시스템</w:t>
       </w:r>
     </w:p>
     <w:p>
       <w:pPr>
-        <w:spacing w:after="200"/>
+        <w:spacing w:after="240"/>
       </w:pPr>
       <w:r>
         <w:rPr>
+          <w:b w:val="0"/>
           <w:color w:val="555555"/>
           <w:sz w:val="22"/>
         </w:rPr>
-        <w:t xml:space="preserve">Korea Agentic AI Hackathon · 온라인 예선 제출 · </w:t>
-      </w:r>
-      <w:r>
-        <w:rPr>
-          <w:b/>
-          <w:color w:val="162661"/>
-          <w:sz w:val="22"/>
-        </w:rPr>
-        <w:t>Project DELPHi</w:t>
+        <w:t>Korea Agentic AI Hackathon 온라인 예선 제출 · 2026년 9월 28일</w:t>
       </w:r>
     </w:p>
     <w:tbl>
@@ -63,7 +54,7 @@
       <w:tr>
         <w:tc>
           <w:tcPr>
-            <w:tcW w:type="dxa" w:w="3456"/>
+            <w:tcW w:type="dxa" w:w="2304"/>
           </w:tcPr>
           <w:p>
             <w:r/>
@@ -72,13 +63,13 @@
                 <w:b/>
                 <w:sz w:val="19"/>
               </w:rPr>
-              <w:t>배포 URL — 콘솔 (홈 · 신호의 여정 · 가설 · 다중 에이전트 검증 · AI Board 회의실 · 안전 · 실행 기록)</w:t>
+              <w:t>배포 콘솔</w:t>
             </w:r>
           </w:p>
         </w:tc>
         <w:tc>
           <w:tcPr>
-            <w:tcW w:type="dxa" w:w="6192"/>
+            <w:tcW w:type="dxa" w:w="7344"/>
           </w:tcPr>
           <w:p>
             <w:r/>
@@ -97,7 +88,7 @@
       <w:tr>
         <w:tc>
           <w:tcPr>
-            <w:tcW w:type="dxa" w:w="3456"/>
+            <w:tcW w:type="dxa" w:w="2304"/>
           </w:tcPr>
           <w:p>
             <w:r/>
@@ -106,13 +97,13 @@
                 <w:b/>
                 <w:sz w:val="19"/>
               </w:rPr>
-              <w:t>API · 소개 페이지 (FastAPI)</w:t>
+              <w:t>API와 소개 페이지</w:t>
             </w:r>
           </w:p>
         </w:tc>
         <w:tc>
           <w:tcPr>
-            <w:tcW w:type="dxa" w:w="6192"/>
+            <w:tcW w:type="dxa" w:w="7344"/>
           </w:tcPr>
           <w:p>
             <w:r/>
@@ -131,7 +122,7 @@
       <w:tr>
         <w:tc>
           <w:tcPr>
-            <w:tcW w:type="dxa" w:w="3456"/>
+            <w:tcW w:type="dxa" w:w="2304"/>
           </w:tcPr>
           <w:p>
             <w:r/>
@@ -140,13 +131,13 @@
                 <w:b/>
                 <w:sz w:val="19"/>
               </w:rPr>
-              <w:t>GitHub 저장소</w:t>
+              <w:t>GitHub</w:t>
             </w:r>
           </w:p>
         </w:tc>
         <w:tc>
           <w:tcPr>
-            <w:tcW w:type="dxa" w:w="6192"/>
+            <w:tcW w:type="dxa" w:w="7344"/>
           </w:tcPr>
           <w:p>
             <w:r/>
@@ -165,7 +156,7 @@
       <w:tr>
         <w:tc>
           <w:tcPr>
-            <w:tcW w:type="dxa" w:w="3456"/>
+            <w:tcW w:type="dxa" w:w="2304"/>
           </w:tcPr>
           <w:p>
             <w:r/>
@@ -174,51 +165,17 @@
                 <w:b/>
                 <w:sz w:val="19"/>
               </w:rPr>
-              <w:t>정적 리포트 (실행 없이 결과 열람)</w:t>
+              <w:t>실행 기록 전문</w:t>
             </w:r>
           </w:p>
         </w:tc>
         <w:tc>
           <w:tcPr>
-            <w:tcW w:type="dxa" w:w="6192"/>
+            <w:tcW w:type="dxa" w:w="7344"/>
           </w:tcPr>
           <w:p>
             <w:r/>
             <w:hyperlink r:id="rId12">
-              <w:r>
-                <w:rPr>
-                  <w:color w:val="162661"/>
-                  <w:u w:val="single"/>
-                </w:rPr>
-                <w:t xml:space="preserve">https://coldtype-08.github.io/delphi-evidence-loop/report.html</w:t>
-              </w:r>
-            </w:hyperlink>
-          </w:p>
-        </w:tc>
-      </w:tr>
-      <w:tr>
-        <w:tc>
-          <w:tcPr>
-            <w:tcW w:type="dxa" w:w="3456"/>
-          </w:tcPr>
-          <w:p>
-            <w:r/>
-            <w:r>
-              <w:rPr>
-                <w:b/>
-                <w:sz w:val="19"/>
-              </w:rPr>
-              <w:t>실행 기록 (한 바퀴 전체 출력)</w:t>
-            </w:r>
-          </w:p>
-        </w:tc>
-        <w:tc>
-          <w:tcPr>
-            <w:tcW w:type="dxa" w:w="6192"/>
-          </w:tcPr>
-          <w:p>
-            <w:r/>
-            <w:hyperlink r:id="rId13">
               <w:r>
                 <w:rPr>
                   <w:color w:val="162661"/>
@@ -230,61 +187,41 @@
           </w:p>
         </w:tc>
       </w:tr>
-      <w:tr>
-        <w:tc>
-          <w:tcPr>
-            <w:tcW w:type="dxa" w:w="3456"/>
-          </w:tcPr>
-          <w:p>
-            <w:r/>
-            <w:r>
-              <w:rPr>
-                <w:b/>
-                <w:sz w:val="19"/>
-              </w:rPr>
-              <w:t>에이전트 스킬 정의</w:t>
-            </w:r>
-          </w:p>
-        </w:tc>
-        <w:tc>
-          <w:tcPr>
-            <w:tcW w:type="dxa" w:w="6192"/>
-          </w:tcPr>
-          <w:p>
-            <w:r/>
-            <w:hyperlink r:id="rId14">
-              <w:r>
-                <w:rPr>
-                  <w:color w:val="162661"/>
-                  <w:u w:val="single"/>
-                </w:rPr>
-                <w:t xml:space="preserve">skills/evidence-loop/SKILL.md</w:t>
-              </w:r>
-            </w:hyperlink>
-          </w:p>
-        </w:tc>
-      </w:tr>
     </w:tbl>
     <w:p/>
     <w:p>
       <w:pPr>
-        <w:spacing w:after="200"/>
+        <w:pStyle w:val="Heading1"/>
       </w:pPr>
       <w:r>
         <w:rPr>
-          <w:b/>
-          <w:color w:val="EF8B1C"/>
+          <w:color w:val="162661"/>
         </w:rPr>
-        <w:t xml:space="preserve">한 문장.  </w:t>
+        <w:t>1. 요약</w:t>
       </w:r>
-      <w:r>
-        <w:t xml:space="preserve">현장 면담의 약물 신호를 공개 근거(PubMed · ClinicalTrials.gov · openFDA · CMS)로 교차검증하고, 사람이 서명한 뒤에만 다음 행동으로 잇는 폐쇄 루프. </w:t>
-      </w:r>
+    </w:p>
+    <w:p>
+      <w:pPr>
+        <w:spacing w:after="120"/>
+      </w:pPr>
       <w:r>
         <w:rPr>
-          <w:b/>
+          <w:b w:val="0"/>
         </w:rPr>
-        <w:t>모델은 고르고 인용하고, 숫자는 코드가 세고, 관문은 사람이 지킨다.</w:t>
+        <w:t>제약회사 의학부가 의료진을 만나고 남기는 면담 기록을 입력으로 받아, 환자군과 신호 유형별로 세고, 반복이 일정 수를 넘은 조합을 가설로 만들어 공개 문헌과 임상시험 등록, 허가사항과 대조한 뒤, 임원 역할 에이전트들의 심의를 거쳐 사람이 결정하는 시스템이다. 이번 데모는 특허가 만료된 메트포르민을 대상으로 가상 의료진 264인의 면담 282건을 합성해 돌렸다. 추출된 발언 609건 중 607건이 원문 위치까지 확인됐고, 유해사례 후보 19건은 별도 경로로 분리됐다. 문턱(반복 5회, 의료진 3인)을 넘은 가설 15건에 대해 근거 조사 4건, AI Board 심의 0건, 사람의 결정 0건이 이루어졌고, 결정에서 나온 후속 질문 0건이 다음 면담 체크리스트에 올라가 있다.</w:t>
+      </w:r>
+    </w:p>
+    <w:p>
+      <w:pPr>
+        <w:spacing w:after="120"/>
+      </w:pPr>
+      <w:r>
+        <w:rPr>
+          <w:b w:val="0"/>
+          <w:color w:val="555555"/>
+          <w:sz w:val="19"/>
+        </w:rPr>
+        <w:t>이 문서의 숫자는 배포된 상태 파일에서 문서를 만들 때 읽어 온 값이다. 화면의 숫자와 다르면 화면이 맞다.</w:t>
       </w:r>
     </w:p>
     <w:p>
@@ -295,19 +232,73 @@
         <w:rPr>
           <w:color w:val="162661"/>
         </w:rPr>
-        <w:t>1. 해결하고자 한 문제</w:t>
+        <w:t>2. 해결하려는 문제</w:t>
       </w:r>
     </w:p>
     <w:p>
       <w:pPr>
-        <w:spacing w:after="160"/>
+        <w:pStyle w:val="Heading2"/>
+      </w:pPr>
+      <w:r>
+        <w:rPr>
+          <w:color w:val="162661"/>
+        </w:rPr>
+        <w:t>2.1 기록은 쌓이는데 셀 수가 없다</w:t>
+      </w:r>
+    </w:p>
+    <w:p>
+      <w:pPr>
+        <w:spacing w:after="120"/>
       </w:pPr>
       <w:r>
         <w:rPr>
           <w:b w:val="0"/>
-          <w:i w:val="0"/>
         </w:rPr>
-        <w:t>제약 의학부는 의료진 면담에서 「허가 밖에서 쓰고 싶은데 막혔다」 「써봤더니 이랬다」 「다른 용도로 쓴다」 같은 신호를 매일 듣지만, 기록은 형식이 제각각인 자유 텍스트로 쌓입니다. 한 문서만 보면 일화이고 열 문서를 세면 패턴인데, 셀 장치가 없어 몇 명이 몇 번 말했는지 아무도 모릅니다(업계 설문: 의학부 팀 91%가 수집한 데이터 대부분을 인사이트로 쓰지 못함). LLM에 요약을 맡기면 숫자를 지어내고 근거 없는 주장이 보고서에 섞이며, 허가 범위 밖 신호가 상업 활동으로 새는 규제 위험이 생깁니다. 의료·규제 영역에서 필요한 것은 요약이 아니라 원문까지 되짚을 수 있는 근거이고, 더 많이 아는 모델이 아니라 모델이 못 하는 일을 코드와 사람이 막아 주는 구조입니다.</w:t>
+        <w:t>의학부 담당자는 의료진을 만난 뒤 자유 형식으로 기록을 남긴다. 그 안에는 허가 범위 밖 환자에게 쓰고 싶다는 말, 실제로 써 본 경험, 다른 용도로 쓰고 있다는 이야기가 섞여 있다. 문서마다 형식과 표현이 달라 같은 이야기가 몇 명에게서 몇 번 나왔는지 알 수 없고, 필요할 때 사람이 문서를 다시 열어 읽고 정리한다. 문서 한 건은 일화지만 열 건이 모이면 회사가 검토해야 할 신호가 된다. 얼마나 쌓였는지 자체가 보이지 않으니 가설은 담당자의 기억에 기댄다. 업계 설문에서도 의학부 팀의 91%가 수집한 데이터 대부분을 인사이트로 쓰지 못한다고 답했다(Within3와 Reuters 설문, 업계 자료).</w:t>
+      </w:r>
+    </w:p>
+    <w:p>
+      <w:pPr>
+        <w:pStyle w:val="Heading2"/>
+      </w:pPr>
+      <w:r>
+        <w:rPr>
+          <w:color w:val="162661"/>
+        </w:rPr>
+        <w:t>2.2 AI 요약은 근거가 되지 못한다</w:t>
+      </w:r>
+    </w:p>
+    <w:p>
+      <w:pPr>
+        <w:spacing w:after="120"/>
+      </w:pPr>
+      <w:r>
+        <w:rPr>
+          <w:b w:val="0"/>
+        </w:rPr>
+        <w:t>의료와 규제 영역에서는 누가 언제 무슨 말을 했는지 원문까지 되짚을 수 있어야 판단에 올릴 수 있다. 언어모델에 요약을 맡기면 횟수를 지어내거나 근거 없는 문장이 섞이고, 그 결과는 어떤 회의에도 가져갈 수 없다. 요약이 아니라 원문 위치가 붙은 근거가 필요했다.</w:t>
+      </w:r>
+    </w:p>
+    <w:p>
+      <w:pPr>
+        <w:pStyle w:val="Heading2"/>
+      </w:pPr>
+      <w:r>
+        <w:rPr>
+          <w:color w:val="162661"/>
+        </w:rPr>
+        <w:t>2.3 허가 범위 밖 신호는 다루는 규칙이 따로 있다</w:t>
+      </w:r>
+    </w:p>
+    <w:p>
+      <w:pPr>
+        <w:spacing w:after="120"/>
+      </w:pPr>
+      <w:r>
+        <w:rPr>
+          <w:b w:val="0"/>
+        </w:rPr>
+        <w:t>미승인 적응증이나 환자군에 대한 수요는 전문조직이 검토할 대상이지 상업 활동의 재료가 아니다. 또 「써 봤다」와 「쓰고 싶은데 막혔다」는 규제상 다른 신호라서 한 칸에 섞으면 안 되고, 개별 환자의 유해사례로 읽히는 발언은 처음부터 다른 경로로 가야 한다. 이 규칙을 문서로 약속하는 대신 코드가 지키게 하는 것이 설계의 출발점이었다.</w:t>
       </w:r>
     </w:p>
     <w:p>
@@ -318,19 +309,18 @@
         <w:rPr>
           <w:color w:val="162661"/>
         </w:rPr>
-        <w:t>2. 서비스 소개 및 주요 기능</w:t>
+        <w:t>3. 해결 방안</w:t>
       </w:r>
     </w:p>
     <w:p>
       <w:pPr>
-        <w:spacing w:after="120"/>
+        <w:pStyle w:val="Heading2"/>
       </w:pPr>
       <w:r>
         <w:rPr>
-          <w:b w:val="0"/>
-          <w:i w:val="0"/>
+          <w:color w:val="162661"/>
         </w:rPr>
-        <w:t>현장 면담 기록에서 다음 면담 체크리스트까지 닫히는 6단계 폐쇄 루프입니다. 웹 콘솔은 단계마다 누구 차례인지(에이전트 / 사람)를 보여 주고, 사람 차례만 오렌지로 표시합니다.</w:t>
+        <w:t>3.1 처리 순서 6단계</w:t>
       </w:r>
     </w:p>
     <w:tbl>
@@ -347,7 +337,7 @@
       <w:tr>
         <w:tc>
           <w:tcPr>
-            <w:tcW w:type="dxa" w:w="1584"/>
+            <w:tcW w:type="dxa" w:w="1440"/>
           </w:tcPr>
           <w:p>
             <w:r/>
@@ -377,7 +367,7 @@
         </w:tc>
         <w:tc>
           <w:tcPr>
-            <w:tcW w:type="dxa" w:w="6336"/>
+            <w:tcW w:type="dxa" w:w="6480"/>
           </w:tcPr>
           <w:p>
             <w:r/>
@@ -386,7 +376,7 @@
                 <w:b/>
                 <w:sz w:val="19"/>
               </w:rPr>
-              <w:t>무엇을 하나</w:t>
+              <w:t>하는 일</w:t>
             </w:r>
           </w:p>
         </w:tc>
@@ -394,7 +384,7 @@
       <w:tr>
         <w:tc>
           <w:tcPr>
-            <w:tcW w:type="dxa" w:w="1584"/>
+            <w:tcW w:type="dxa" w:w="1440"/>
           </w:tcPr>
           <w:p>
             <w:r/>
@@ -402,7 +392,7 @@
               <w:rPr>
                 <w:sz w:val="19"/>
               </w:rPr>
-              <w:t>① Sense</w:t>
+              <w:t>① 추출</w:t>
             </w:r>
           </w:p>
         </w:tc>
@@ -416,13 +406,13 @@
               <w:rPr>
                 <w:sz w:val="19"/>
               </w:rPr>
-              <w:t>Nemotron</w:t>
+              <w:t>Nemotron과 코드</w:t>
             </w:r>
           </w:p>
         </w:tc>
         <w:tc>
           <w:tcPr>
-            <w:tcW w:type="dxa" w:w="6336"/>
+            <w:tcW w:type="dxa" w:w="6480"/>
           </w:tcPr>
           <w:p>
             <w:r/>
@@ -430,7 +420,7 @@
               <w:rPr>
                 <w:sz w:val="19"/>
               </w:rPr>
-              <w:t>한국어 면담 기록에서 발언을 골라 원문 그대로 인용. 코드가 원문에서 위치를 찾아 검증하고, 못 찾으면 «버림»으로 남긴다. 유해사례 후보는 별도 safety 큐.</w:t>
+              <w:t>면담 기록에서 환자군과 신호 유형에 해당하는 문장을 골라 원문 그대로 인용한다. 코드가 인용을 원문에서 찾아 문자 위치를 붙이고, 못 찾으면 버린다. 유해사례로 읽히는 문장은 safety 큐로 보낸다.</w:t>
             </w:r>
           </w:p>
         </w:tc>
@@ -438,7 +428,7 @@
       <w:tr>
         <w:tc>
           <w:tcPr>
-            <w:tcW w:type="dxa" w:w="1584"/>
+            <w:tcW w:type="dxa" w:w="1440"/>
           </w:tcPr>
           <w:p>
             <w:r/>
@@ -446,7 +436,7 @@
               <w:rPr>
                 <w:sz w:val="19"/>
               </w:rPr>
-              <w:t>② 계수·문턱</w:t>
+              <w:t>② 계수와 문턱</w:t>
             </w:r>
           </w:p>
         </w:tc>
@@ -466,7 +456,7 @@
         </w:tc>
         <w:tc>
           <w:tcPr>
-            <w:tcW w:type="dxa" w:w="6336"/>
+            <w:tcW w:type="dxa" w:w="6480"/>
           </w:tcPr>
           <w:p>
             <w:r/>
@@ -474,7 +464,7 @@
               <w:rPr>
                 <w:sz w:val="19"/>
               </w:rPr>
-              <w:t>언급 수·의료진 수를 세고, 문턱(3회·3인)을 넘은 (환자군 × 신호 유형)만 가설로. 가설 문장과 검색식은 모델이 쓴다.</w:t>
+              <w:t>언급 횟수와 독립 의료진 수를 센다. 반복 5회, 의료진 3인을 넘은 (환자군 × 신호 유형) 조합만 가설이 된다. 가설 문장과 검색식은 모델이 쓰지만 숫자는 쓰지 않는다.</w:t>
             </w:r>
           </w:p>
         </w:tc>
@@ -482,7 +472,7 @@
       <w:tr>
         <w:tc>
           <w:tcPr>
-            <w:tcW w:type="dxa" w:w="1584"/>
+            <w:tcW w:type="dxa" w:w="1440"/>
           </w:tcPr>
           <w:p>
             <w:r/>
@@ -490,7 +480,7 @@
               <w:rPr>
                 <w:sz w:val="19"/>
               </w:rPr>
-              <w:t>③ Screen</w:t>
+              <w:t>③ 근거 조사</w:t>
             </w:r>
           </w:p>
         </w:tc>
@@ -504,13 +494,13 @@
               <w:rPr>
                 <w:sz w:val="19"/>
               </w:rPr>
-              <w:t>에이전트 3종</w:t>
+              <w:t>판독 에이전트 3</w:t>
             </w:r>
           </w:p>
         </w:tc>
         <w:tc>
           <w:tcPr>
-            <w:tcW w:type="dxa" w:w="6336"/>
+            <w:tcW w:type="dxa" w:w="6480"/>
           </w:tcPr>
           <w:p>
             <w:r/>
@@ -518,7 +508,7 @@
               <w:rPr>
                 <w:sz w:val="19"/>
               </w:rPr>
-              <w:t>PubMed · ClinicalTrials.gov · FDA 라벨을 읽고 지지/반대/중립을 인용·원문 위치와 함께 표시. RCT·3상·메타분석을 먼저 읽는다. FAERS · Medicare Part D 수치는 API 값 그대로.</w:t>
+              <w:t>PubMed, ClinicalTrials.gov, FDA 허가사항을 읽고 기록마다 지지, 반대, 중립을 원문 인용과 함께 표시한다. 무작위 대조시험과 3상, 메타분석을 먼저 읽는다. FAERS 보고 건수와 Medicare Part D 청구 건수는 API 값을 그대로 쓴다.</w:t>
             </w:r>
           </w:p>
         </w:tc>
@@ -526,7 +516,7 @@
       <w:tr>
         <w:tc>
           <w:tcPr>
-            <w:tcW w:type="dxa" w:w="1584"/>
+            <w:tcW w:type="dxa" w:w="1440"/>
           </w:tcPr>
           <w:p>
             <w:r/>
@@ -534,7 +524,7 @@
               <w:rPr>
                 <w:sz w:val="19"/>
               </w:rPr>
-              <w:t>④ 관문 1</w:t>
+              <w:t>④ 서명</w:t>
             </w:r>
           </w:p>
         </w:tc>
@@ -554,7 +544,7 @@
         </w:tc>
         <w:tc>
           <w:tcPr>
-            <w:tcW w:type="dxa" w:w="6336"/>
+            <w:tcW w:type="dxa" w:w="6480"/>
           </w:tcPr>
           <w:p>
             <w:r/>
@@ -562,7 +552,7 @@
               <w:rPr>
                 <w:sz w:val="19"/>
               </w:rPr>
-              <w:t>근거를 읽고 이름으로 서명해야 심의로 간다. 서명 없이는 코드가 심의를 거부한다.</w:t>
+              <w:t>근거를 직접 읽었다는 서명을 이름으로 남긴다. 서명이 없으면 심의가 열리지 않는다. 반대 근거가 많아도 상정할 수 있다.</w:t>
             </w:r>
           </w:p>
         </w:tc>
@@ -570,7 +560,7 @@
       <w:tr>
         <w:tc>
           <w:tcPr>
-            <w:tcW w:type="dxa" w:w="1584"/>
+            <w:tcW w:type="dxa" w:w="1440"/>
           </w:tcPr>
           <w:p>
             <w:r/>
@@ -578,7 +568,7 @@
               <w:rPr>
                 <w:sz w:val="19"/>
               </w:rPr>
-              <w:t>⑤ AI Board</w:t>
+              <w:t>⑤ 심의</w:t>
             </w:r>
           </w:p>
         </w:tc>
@@ -592,13 +582,13 @@
               <w:rPr>
                 <w:sz w:val="19"/>
               </w:rPr>
-              <w:t>간사 + 임원 7인</w:t>
+              <w:t>간사 1과 임원 7</w:t>
             </w:r>
           </w:p>
         </w:tc>
         <w:tc>
           <w:tcPr>
-            <w:tcW w:type="dxa" w:w="6336"/>
+            <w:tcW w:type="dxa" w:w="6480"/>
           </w:tcPr>
           <w:p>
             <w:r/>
@@ -606,7 +596,7 @@
               <w:rPr>
                 <w:sz w:val="19"/>
               </w:rPr>
-              <w:t>개회 → 모두발언 → 토론 → 최종 입장 → 회의록, 약 20턴 병렬. 입장 집계(확신 가중, 주무 ×1.5)와 인용 ID 검증은 코드가 하고 권고는 집계로 정한다. 허가 범위 밖 가설에 붙은 상업 액션은 코드가 차단해 기록에 남긴다.</w:t>
+              <w:t>개회, 모두발언, 쟁점 토론, 최종 입장 순으로 회의를 연다. 발언의 인용은 근거 목록에 있는 ID만 인정한다. 최종 입장은 코드가 확신도로 가중해 집계하고 그 결과가 권고가 된다. 간사는 회의록만 쓴다.</w:t>
             </w:r>
           </w:p>
         </w:tc>
@@ -614,7 +604,7 @@
       <w:tr>
         <w:tc>
           <w:tcPr>
-            <w:tcW w:type="dxa" w:w="1584"/>
+            <w:tcW w:type="dxa" w:w="1440"/>
           </w:tcPr>
           <w:p>
             <w:r/>
@@ -622,7 +612,7 @@
               <w:rPr>
                 <w:sz w:val="19"/>
               </w:rPr>
-              <w:t>⑥ 관문 2</w:t>
+              <w:t>⑥ 판정과 실행</w:t>
             </w:r>
           </w:p>
         </w:tc>
@@ -642,7 +632,7 @@
         </w:tc>
         <w:tc>
           <w:tcPr>
-            <w:tcW w:type="dxa" w:w="6336"/>
+            <w:tcW w:type="dxa" w:w="6480"/>
           </w:tcPr>
           <w:p>
             <w:r/>
@@ -650,7 +640,7 @@
               <w:rPr>
                 <w:sz w:val="19"/>
               </w:rPr>
-              <w:t>권고를 받아들이면 후속 질문이 다음 면담 체크리스트로 내려간다 — 루프가 닫힌다.</w:t>
+              <w:t>의장이 추진, 조건부 추진, 보류, 기각 중 하나를 판정한다. 회의록의 후속 질문이 다음 면담 체크리스트로 내려간다.</w:t>
             </w:r>
           </w:p>
         </w:tc>
@@ -663,278 +653,35 @@
     </w:p>
     <w:p>
       <w:pPr>
-        <w:jc w:val="center"/>
-      </w:pPr>
-      <w:r>
-        <w:drawing>
-          <wp:inline xmlns:a="http://schemas.openxmlformats.org/drawingml/2006/main" xmlns:pic="http://schemas.openxmlformats.org/drawingml/2006/picture">
-            <wp:extent cx="5852160" cy="5029200"/>
-            <wp:docPr id="1" name="Picture 1"/>
-            <wp:cNvGraphicFramePr>
-              <a:graphicFrameLocks noChangeAspect="1"/>
-            </wp:cNvGraphicFramePr>
-            <a:graphic>
-              <a:graphicData uri="http://schemas.openxmlformats.org/drawingml/2006/picture">
-                <pic:pic>
-                  <pic:nvPicPr>
-                    <pic:cNvPr id="0" name="console_home.png"/>
-                    <pic:cNvPicPr/>
-                  </pic:nvPicPr>
-                  <pic:blipFill>
-                    <a:blip r:embed="rId15"/>
-                    <a:stretch>
-                      <a:fillRect/>
-                    </a:stretch>
-                  </pic:blipFill>
-                  <pic:spPr>
-                    <a:xfrm>
-                      <a:off x="0" y="0"/>
-                      <a:ext cx="5852160" cy="5029200"/>
-                    </a:xfrm>
-                    <a:prstGeom prst="rect"/>
-                  </pic:spPr>
-                </pic:pic>
-              </a:graphicData>
-            </a:graphic>
-          </wp:inline>
-        </w:drawing>
-      </w:r>
-    </w:p>
-    <w:p>
-      <w:pPr>
-        <w:spacing w:after="200"/>
-      </w:pPr>
-      <w:r>
-        <w:rPr>
-          <w:b w:val="0"/>
-          <w:i w:val="0"/>
-          <w:color w:val="555555"/>
-          <w:sz w:val="18"/>
-        </w:rPr>
-        <w:t>콘솔 홈: KPI(면담 · 언급 블록 · 가설 · 계약) · 상위 환자군 추세 · 신호 유형 분포 · 환자군 × 신호 교차 칩 · 안전성 신호.</w:t>
-      </w:r>
-    </w:p>
-    <w:p>
-      <w:pPr>
-        <w:jc w:val="center"/>
-      </w:pPr>
-      <w:r>
-        <w:drawing>
-          <wp:inline xmlns:a="http://schemas.openxmlformats.org/drawingml/2006/main" xmlns:pic="http://schemas.openxmlformats.org/drawingml/2006/picture">
-            <wp:extent cx="5852160" cy="4572000"/>
-            <wp:docPr id="2" name="Picture 2"/>
-            <wp:cNvGraphicFramePr>
-              <a:graphicFrameLocks noChangeAspect="1"/>
-            </wp:cNvGraphicFramePr>
-            <a:graphic>
-              <a:graphicData uri="http://schemas.openxmlformats.org/drawingml/2006/picture">
-                <pic:pic>
-                  <pic:nvPicPr>
-                    <pic:cNvPr id="0" name="journey.png"/>
-                    <pic:cNvPicPr/>
-                  </pic:nvPicPr>
-                  <pic:blipFill>
-                    <a:blip r:embed="rId16"/>
-                    <a:stretch>
-                      <a:fillRect/>
-                    </a:stretch>
-                  </pic:blipFill>
-                  <pic:spPr>
-                    <a:xfrm>
-                      <a:off x="0" y="0"/>
-                      <a:ext cx="5852160" cy="4572000"/>
-                    </a:xfrm>
-                    <a:prstGeom prst="rect"/>
-                  </pic:spPr>
-                </pic:pic>
-              </a:graphicData>
-            </a:graphic>
-          </wp:inline>
-        </w:drawing>
-      </w:r>
-    </w:p>
-    <w:p>
-      <w:pPr>
-        <w:spacing w:after="200"/>
-      </w:pPr>
-      <w:r>
-        <w:rPr>
-          <w:b w:val="0"/>
-          <w:i w:val="0"/>
-          <w:color w:val="555555"/>
-          <w:sz w:val="18"/>
-        </w:rPr>
-        <w:t>신호의 여정: 현장 → SENSE → SCREEN → AI BOARD 레인. 코드가 세는 단계와 AI가 판단하는 단계(✦), 사람 관문 두 곳이 한 보드에 있다.</w:t>
-      </w:r>
-    </w:p>
-    <w:p>
-      <w:pPr>
-        <w:jc w:val="center"/>
-      </w:pPr>
-      <w:r>
-        <w:drawing>
-          <wp:inline xmlns:a="http://schemas.openxmlformats.org/drawingml/2006/main" xmlns:pic="http://schemas.openxmlformats.org/drawingml/2006/picture">
-            <wp:extent cx="5852160" cy="9144000"/>
-            <wp:docPr id="3" name="Picture 3"/>
-            <wp:cNvGraphicFramePr>
-              <a:graphicFrameLocks noChangeAspect="1"/>
-            </wp:cNvGraphicFramePr>
-            <a:graphic>
-              <a:graphicData uri="http://schemas.openxmlformats.org/drawingml/2006/picture">
-                <pic:pic>
-                  <pic:nvPicPr>
-                    <pic:cNvPr id="0" name="intro.png"/>
-                    <pic:cNvPicPr/>
-                  </pic:nvPicPr>
-                  <pic:blipFill>
-                    <a:blip r:embed="rId17"/>
-                    <a:stretch>
-                      <a:fillRect/>
-                    </a:stretch>
-                  </pic:blipFill>
-                  <pic:spPr>
-                    <a:xfrm>
-                      <a:off x="0" y="0"/>
-                      <a:ext cx="5852160" cy="9144000"/>
-                    </a:xfrm>
-                    <a:prstGeom prst="rect"/>
-                  </pic:spPr>
-                </pic:pic>
-              </a:graphicData>
-            </a:graphic>
-          </wp:inline>
-        </w:drawing>
-      </w:r>
-    </w:p>
-    <w:p>
-      <w:pPr>
-        <w:spacing w:after="200"/>
-      </w:pPr>
-      <w:r>
-        <w:rPr>
-          <w:b w:val="0"/>
-          <w:i w:val="0"/>
-          <w:color w:val="555555"/>
-          <w:sz w:val="18"/>
-        </w:rPr>
-        <w:t>소개 페이지(API 첫 화면): 문제 정의 → 처리 순서 9단계 → 추출 항목 → 규칙 → 데모 결과 → NVIDIA 스택.</w:t>
-      </w:r>
-    </w:p>
-    <w:p>
-      <w:pPr>
-        <w:jc w:val="center"/>
-      </w:pPr>
-      <w:r>
-        <w:drawing>
-          <wp:inline xmlns:a="http://schemas.openxmlformats.org/drawingml/2006/main" xmlns:pic="http://schemas.openxmlformats.org/drawingml/2006/picture">
-            <wp:extent cx="5852160" cy="5943600"/>
-            <wp:docPr id="4" name="Picture 4"/>
-            <wp:cNvGraphicFramePr>
-              <a:graphicFrameLocks noChangeAspect="1"/>
-            </wp:cNvGraphicFramePr>
-            <a:graphic>
-              <a:graphicData uri="http://schemas.openxmlformats.org/drawingml/2006/picture">
-                <pic:pic>
-                  <pic:nvPicPr>
-                    <pic:cNvPr id="0" name="overview.png"/>
-                    <pic:cNvPicPr/>
-                  </pic:nvPicPr>
-                  <pic:blipFill>
-                    <a:blip r:embed="rId18"/>
-                    <a:stretch>
-                      <a:fillRect/>
-                    </a:stretch>
-                  </pic:blipFill>
-                  <pic:spPr>
-                    <a:xfrm>
-                      <a:off x="0" y="0"/>
-                      <a:ext cx="5852160" cy="5943600"/>
-                    </a:xfrm>
-                    <a:prstGeom prst="rect"/>
-                  </pic:spPr>
-                </pic:pic>
-              </a:graphicData>
-            </a:graphic>
-          </wp:inline>
-        </w:drawing>
-      </w:r>
-    </w:p>
-    <w:p>
-      <w:pPr>
-        <w:spacing w:after="200"/>
-      </w:pPr>
-      <w:r>
-        <w:rPr>
-          <w:b w:val="0"/>
-          <w:i w:val="0"/>
-          <w:color w:val="555555"/>
-          <w:sz w:val="18"/>
-        </w:rPr>
-        <w:t>콘솔 개요: 파이프라인 스트립 · «이 데모는 무엇을 하나» 안내 · 신호 지도(칸 크기 = 반복, 진하기 = 의료진 수, 점선 = 문턱 미달, 임계 근접) · 가설 표.</w:t>
-      </w:r>
-    </w:p>
-    <w:p>
-      <w:pPr>
-        <w:jc w:val="center"/>
-      </w:pPr>
-      <w:r>
-        <w:drawing>
-          <wp:inline xmlns:a="http://schemas.openxmlformats.org/drawingml/2006/main" xmlns:pic="http://schemas.openxmlformats.org/drawingml/2006/picture">
-            <wp:extent cx="5852160" cy="5486400"/>
-            <wp:docPr id="5" name="Picture 5"/>
-            <wp:cNvGraphicFramePr>
-              <a:graphicFrameLocks noChangeAspect="1"/>
-            </wp:cNvGraphicFramePr>
-            <a:graphic>
-              <a:graphicData uri="http://schemas.openxmlformats.org/drawingml/2006/picture">
-                <pic:pic>
-                  <pic:nvPicPr>
-                    <pic:cNvPr id="0" name="notes.png"/>
-                    <pic:cNvPicPr/>
-                  </pic:nvPicPr>
-                  <pic:blipFill>
-                    <a:blip r:embed="rId19"/>
-                    <a:stretch>
-                      <a:fillRect/>
-                    </a:stretch>
-                  </pic:blipFill>
-                  <pic:spPr>
-                    <a:xfrm>
-                      <a:off x="0" y="0"/>
-                      <a:ext cx="5852160" cy="5486400"/>
-                    </a:xfrm>
-                    <a:prstGeom prst="rect"/>
-                  </pic:spPr>
-                </pic:pic>
-              </a:graphicData>
-            </a:graphic>
-          </wp:inline>
-        </w:drawing>
-      </w:r>
-    </w:p>
-    <w:p>
-      <w:pPr>
-        <w:spacing w:after="200"/>
-      </w:pPr>
-      <w:r>
-        <w:rPr>
-          <w:b w:val="0"/>
-          <w:i w:val="0"/>
-          <w:color w:val="555555"/>
-          <w:sz w:val="18"/>
-        </w:rPr>
-        <w:t>면담 기록(입력) 화면: 합성 면담 12건 원문 위에 모델이 고른 발언이 형광펜으로 표시된다 — 표시된 자리가 코드가 검증한 원문 위치. 유해사례 후보는 다른 색으로 분리.</w:t>
-      </w:r>
-    </w:p>
-    <w:p>
-      <w:pPr>
-        <w:pStyle w:val="Heading1"/>
+        <w:pStyle w:val="Heading2"/>
       </w:pPr>
       <w:r>
         <w:rPr>
           <w:color w:val="162661"/>
         </w:rPr>
-        <w:t>3. 활용한 핵심 기술 및 AI 모델</w:t>
+        <w:t>3.2 사람이 개입하는 자리 두 곳</w:t>
+      </w:r>
+    </w:p>
+    <w:p>
+      <w:pPr>
+        <w:spacing w:after="120"/>
+      </w:pPr>
+      <w:r>
+        <w:rPr>
+          <w:b w:val="0"/>
+        </w:rPr>
+        <w:t>추출된 발언을 한 건씩 승인하지 않는다. 사람은 가설 단위로 근거를 검토해 서명하고, 심의가 끝나면 판정한다. 두 자리 모두 이름과 시각이 기록에 남는다. 검토량은 데이터 양이 아니라 실제로 판단에 쓰이는 양에 비례한다.</w:t>
+      </w:r>
+    </w:p>
+    <w:p>
+      <w:pPr>
+        <w:pStyle w:val="Heading2"/>
+      </w:pPr>
+      <w:r>
+        <w:rPr>
+          <w:color w:val="162661"/>
+        </w:rPr>
+        <w:t>3.3 코드가 지키는 규칙 5개</w:t>
       </w:r>
     </w:p>
     <w:tbl>
@@ -944,14 +691,13 @@
         <w:tblLook w:firstColumn="1" w:firstRow="1" w:lastColumn="0" w:lastRow="0" w:noHBand="0" w:noVBand="1" w:val="04A0"/>
       </w:tblPr>
       <w:tblGrid>
-        <w:gridCol w:w="3216"/>
-        <w:gridCol w:w="3216"/>
-        <w:gridCol w:w="3216"/>
+        <w:gridCol w:w="4824"/>
+        <w:gridCol w:w="4824"/>
       </w:tblGrid>
       <w:tr>
         <w:tc>
           <w:tcPr>
-            <w:tcW w:type="dxa" w:w="1728"/>
+            <w:tcW w:type="dxa" w:w="2880"/>
           </w:tcPr>
           <w:p>
             <w:r/>
@@ -960,13 +706,13 @@
                 <w:b/>
                 <w:sz w:val="19"/>
               </w:rPr>
-              <w:t>층</w:t>
+              <w:t>규칙</w:t>
             </w:r>
           </w:p>
         </w:tc>
         <w:tc>
           <w:tcPr>
-            <w:tcW w:type="dxa" w:w="3168"/>
+            <w:tcW w:type="dxa" w:w="6768"/>
           </w:tcPr>
           <w:p>
             <w:r/>
@@ -975,22 +721,7 @@
                 <w:b/>
                 <w:sz w:val="19"/>
               </w:rPr>
-              <w:t>기술</w:t>
-            </w:r>
-          </w:p>
-        </w:tc>
-        <w:tc>
-          <w:tcPr>
-            <w:tcW w:type="dxa" w:w="4752"/>
-          </w:tcPr>
-          <w:p>
-            <w:r/>
-            <w:r>
-              <w:rPr>
-                <w:b/>
-                <w:sz w:val="19"/>
-              </w:rPr>
-              <w:t>어떻게 썼나</w:t>
+              <w:t>구현</w:t>
             </w:r>
           </w:p>
         </w:tc>
@@ -998,7 +729,7 @@
       <w:tr>
         <w:tc>
           <w:tcPr>
-            <w:tcW w:type="dxa" w:w="1728"/>
+            <w:tcW w:type="dxa" w:w="2880"/>
           </w:tcPr>
           <w:p>
             <w:r/>
@@ -1006,13 +737,13 @@
               <w:rPr>
                 <w:sz w:val="19"/>
               </w:rPr>
-              <w:t>추론 (NVIDIA)</w:t>
+              <w:t>숫자는 모델이 만들지 않는다</w:t>
             </w:r>
           </w:p>
         </w:tc>
         <w:tc>
           <w:tcPr>
-            <w:tcW w:type="dxa" w:w="3168"/>
+            <w:tcW w:type="dxa" w:w="6768"/>
           </w:tcPr>
           <w:p>
             <w:r/>
@@ -1020,17 +751,15 @@
               <w:rPr>
                 <w:sz w:val="19"/>
               </w:rPr>
-              <w:t>Nemotron 3 Ultra</w:t>
-              <w:br/>
-              <w:t>nvidia/nemotron-3-ultra-550b-a55b</w:t>
-              <w:br/>
-              <w:t>NIM API (OpenAI 호환)</w:t>
+              <w:t>언급 수, 의료진 수, 지지와 반대 건수, 시험 수, 청구 건수는 전부 코드가 센다. 심의의 권고도 집계 결과다.</w:t>
             </w:r>
           </w:p>
         </w:tc>
+      </w:tr>
+      <w:tr>
         <w:tc>
           <w:tcPr>
-            <w:tcW w:type="dxa" w:w="4752"/>
+            <w:tcW w:type="dxa" w:w="2880"/>
           </w:tcPr>
           <w:p>
             <w:r/>
@@ -1038,7 +767,21 @@
               <w:rPr>
                 <w:sz w:val="19"/>
               </w:rPr>
-              <w:t>추출 · 근거 판독 · AI Board 심의(간사 1 + 임원 7, 약 20턴 병렬) 전 과정, 한국어 공식 지원. 강제 함수 호출(tool_choice)로 JSON 스키마 출력을 받고 jsonschema로 검증. 회의록 단계만 reasoning 모드(enable_thinking)를 켜고 추론 내용은 감사용으로 보관. 모든 호출은 래퍼 한 곳을 지나며 캐시·실행 로그(모델 · 토큰 · 캐시 적중)를 남기고 429 응답은 재시도한다.</w:t>
+              <w:t>인용에는 원문 위치가 있다</w:t>
+            </w:r>
+          </w:p>
+        </w:tc>
+        <w:tc>
+          <w:tcPr>
+            <w:tcW w:type="dxa" w:w="6768"/>
+          </w:tcPr>
+          <w:p>
+            <w:r/>
+            <w:r>
+              <w:rPr>
+                <w:sz w:val="19"/>
+              </w:rPr>
+              <w:t>모델이 준 인용문을 원문에서 찾지 못하면 「버림」으로 표시하고 세지 않는다. 문장 사이를 건너뛰어 이어 붙인 인용도 버린다.</w:t>
             </w:r>
           </w:p>
         </w:tc>
@@ -1046,7 +789,7 @@
       <w:tr>
         <w:tc>
           <w:tcPr>
-            <w:tcW w:type="dxa" w:w="1728"/>
+            <w:tcW w:type="dxa" w:w="2880"/>
           </w:tcPr>
           <w:p>
             <w:r/>
@@ -1054,13 +797,13 @@
               <w:rPr>
                 <w:sz w:val="19"/>
               </w:rPr>
-              <w:t>스킬 (NVIDIA)</w:t>
+              <w:t>관문은 둘이고 이름이 남는다</w:t>
             </w:r>
           </w:p>
         </w:tc>
         <w:tc>
           <w:tcPr>
-            <w:tcW w:type="dxa" w:w="3168"/>
+            <w:tcW w:type="dxa" w:w="6768"/>
           </w:tcPr>
           <w:p>
             <w:r/>
@@ -1068,15 +811,15 @@
               <w:rPr>
                 <w:sz w:val="19"/>
               </w:rPr>
-              <w:t>Agent Skills 규격</w:t>
-              <w:br/>
-              <w:t>skills/evidence-loop/SKILL.md</w:t>
+              <w:t>서명 없이 심의를 열 수 없고, 판정 없이 실행 항목이 생기지 않는다.</w:t>
             </w:r>
           </w:p>
         </w:tc>
+      </w:tr>
+      <w:tr>
         <w:tc>
           <w:tcPr>
-            <w:tcW w:type="dxa" w:w="4752"/>
+            <w:tcW w:type="dxa" w:w="2880"/>
           </w:tcPr>
           <w:p>
             <w:r/>
@@ -1084,7 +827,21 @@
               <w:rPr>
                 <w:sz w:val="19"/>
               </w:rPr>
-              <w:t>Claude Code · OpenClaw 등 호환 에이전트가 이 루프를 도구로 호출한다.</w:t>
+              <w:t>허가 범위 밖 가설은 전문조직 검토로만 간다</w:t>
+            </w:r>
+          </w:p>
+        </w:tc>
+        <w:tc>
+          <w:tcPr>
+            <w:tcW w:type="dxa" w:w="6768"/>
+          </w:tcPr>
+          <w:p>
+            <w:r/>
+            <w:r>
+              <w:rPr>
+                <w:sz w:val="19"/>
+              </w:rPr>
+              <w:t>심의에서 나온 상업 액션(프로모션, 영업 목표 등)은 코드가 걸러 기록에 남긴다.</w:t>
             </w:r>
           </w:p>
         </w:tc>
@@ -1092,7 +849,7 @@
       <w:tr>
         <w:tc>
           <w:tcPr>
-            <w:tcW w:type="dxa" w:w="1728"/>
+            <w:tcW w:type="dxa" w:w="2880"/>
           </w:tcPr>
           <w:p>
             <w:r/>
@@ -1100,13 +857,13 @@
               <w:rPr>
                 <w:sz w:val="19"/>
               </w:rPr>
-              <w:t>샌드박스 (NVIDIA)</w:t>
+              <w:t>유해사례 후보는 분석에 섞이지 않는다</w:t>
             </w:r>
           </w:p>
         </w:tc>
         <w:tc>
           <w:tcPr>
-            <w:tcW w:type="dxa" w:w="3168"/>
+            <w:tcW w:type="dxa" w:w="6768"/>
           </w:tcPr>
           <w:p>
             <w:r/>
@@ -1114,155 +871,7 @@
               <w:rPr>
                 <w:sz w:val="19"/>
               </w:rPr>
-              <w:t>OpenShell / NemoClaw</w:t>
-              <w:br/>
-              <w:t>sandbox/EGRESS.md</w:t>
-            </w:r>
-          </w:p>
-        </w:tc>
-        <w:tc>
-          <w:tcPr>
-            <w:tcW w:type="dxa" w:w="4752"/>
-          </w:tcPr>
-          <w:p>
-            <w:r/>
-            <w:r>
-              <w:rPr>
-                <w:sz w:val="19"/>
-              </w:rPr>
-              <w:t>deny-by-default 네트워크 정책에 넣을 허용 호스트 5개(NIM + 공개 근거원 4)를 명세. 이번 예선은 정책 문서까지이며 샌드박스 실행은 본선 과제.</w:t>
-            </w:r>
-          </w:p>
-        </w:tc>
-      </w:tr>
-      <w:tr>
-        <w:tc>
-          <w:tcPr>
-            <w:tcW w:type="dxa" w:w="1728"/>
-          </w:tcPr>
-          <w:p>
-            <w:r/>
-            <w:r>
-              <w:rPr>
-                <w:sz w:val="19"/>
-              </w:rPr>
-              <w:t>앱</w:t>
-            </w:r>
-          </w:p>
-        </w:tc>
-        <w:tc>
-          <w:tcPr>
-            <w:tcW w:type="dxa" w:w="3168"/>
-          </w:tcPr>
-          <w:p>
-            <w:r/>
-            <w:r>
-              <w:rPr>
-                <w:sz w:val="19"/>
-              </w:rPr>
-              <w:t>Python 3.12 · uv · FastAPI · openai SDK · httpx · jsonschema</w:t>
-            </w:r>
-          </w:p>
-        </w:tc>
-        <w:tc>
-          <w:tcPr>
-            <w:tcW w:type="dxa" w:w="4752"/>
-          </w:tcPr>
-          <w:p>
-            <w:r/>
-            <w:r>
-              <w:rPr>
-                <w:sz w:val="19"/>
-              </w:rPr>
-              <w:t>서버 렌더 웹 콘솔 + CLI. 상태는 JSON 파일 하나가 정본.</w:t>
-            </w:r>
-          </w:p>
-        </w:tc>
-      </w:tr>
-      <w:tr>
-        <w:tc>
-          <w:tcPr>
-            <w:tcW w:type="dxa" w:w="1728"/>
-          </w:tcPr>
-          <w:p>
-            <w:r/>
-            <w:r>
-              <w:rPr>
-                <w:sz w:val="19"/>
-              </w:rPr>
-              <w:t>근거원</w:t>
-            </w:r>
-          </w:p>
-        </w:tc>
-        <w:tc>
-          <w:tcPr>
-            <w:tcW w:type="dxa" w:w="3168"/>
-          </w:tcPr>
-          <w:p>
-            <w:r/>
-            <w:r>
-              <w:rPr>
-                <w:sz w:val="19"/>
-              </w:rPr>
-              <w:t>PubMed E-utilities · ClinicalTrials.gov API v2 · openFDA(라벨 · FAERS) · CMS Medicare Part D</w:t>
-            </w:r>
-          </w:p>
-        </w:tc>
-        <w:tc>
-          <w:tcPr>
-            <w:tcW w:type="dxa" w:w="4752"/>
-          </w:tcPr>
-          <w:p>
-            <w:r/>
-            <w:r>
-              <w:rPr>
-                <w:sz w:val="19"/>
-              </w:rPr>
-              <w:t>모든 응답을 디스크에 캐시 — 같은 입력은 키 없이도 동일 결과를 재생한다.</w:t>
-            </w:r>
-          </w:p>
-        </w:tc>
-      </w:tr>
-      <w:tr>
-        <w:tc>
-          <w:tcPr>
-            <w:tcW w:type="dxa" w:w="1728"/>
-          </w:tcPr>
-          <w:p>
-            <w:r/>
-            <w:r>
-              <w:rPr>
-                <w:sz w:val="19"/>
-              </w:rPr>
-              <w:t>배포</w:t>
-            </w:r>
-          </w:p>
-        </w:tc>
-        <w:tc>
-          <w:tcPr>
-            <w:tcW w:type="dxa" w:w="3168"/>
-          </w:tcPr>
-          <w:p>
-            <w:r/>
-            <w:r>
-              <w:rPr>
-                <w:sz w:val="19"/>
-              </w:rPr>
-              <w:t>Docker → Railway</w:t>
-            </w:r>
-          </w:p>
-        </w:tc>
-        <w:tc>
-          <w:tcPr>
-            <w:tcW w:type="dxa" w:w="4752"/>
-          </w:tcPr>
-          <w:p>
-            <w:r/>
-            <w:r>
-              <w:rPr>
-                <w:sz w:val="19"/>
-              </w:rPr>
-              <w:t>환경변수는 NVIDIA_API_KEY 하나. 키는 캐시·로그에 남지 않는다.</w:t>
+              <w:t>추출 단계에서 별도 큐로 분리하고, 집계와 가설 생성에서 제외한다.</w:t>
             </w:r>
           </w:p>
         </w:tc>
@@ -1281,7 +890,2291 @@
         <w:rPr>
           <w:color w:val="162661"/>
         </w:rPr>
-        <w:t>4. 심사 기준에 대응하는 것</w:t>
+        <w:t>4. 시스템 구성</w:t>
+      </w:r>
+    </w:p>
+    <w:p>
+      <w:pPr>
+        <w:pStyle w:val="Heading2"/>
+      </w:pPr>
+      <w:r>
+        <w:rPr>
+          <w:color w:val="162661"/>
+        </w:rPr>
+        <w:t>4.1 화면 7개</w:t>
+      </w:r>
+    </w:p>
+    <w:p>
+      <w:pPr>
+        <w:spacing w:after="120"/>
+      </w:pPr>
+      <w:r>
+        <w:rPr>
+          <w:b w:val="0"/>
+        </w:rPr>
+        <w:t>홈(현황과 신호 지도), 신호의 여정(파이프라인 보드), 신호와 가설(가설 목록과 생성), 다중 에이전트 검증(근거 조사 워크벤치), 심의(안건 대장과 AI Board 회의실), 안전(유해사례 후보), 실행 기록(모델 호출 이력과 비용). 회의실은 발언이 생기는 순서대로 화면에 올라오고, 끝난 회의는 처음부터 다시 재생할 수 있다.</w:t>
+      </w:r>
+    </w:p>
+    <w:p>
+      <w:pPr>
+        <w:jc w:val="center"/>
+      </w:pPr>
+      <w:r>
+        <w:drawing>
+          <wp:inline xmlns:a="http://schemas.openxmlformats.org/drawingml/2006/main" xmlns:pic="http://schemas.openxmlformats.org/drawingml/2006/picture">
+            <wp:extent cx="5852160" cy="13345668"/>
+            <wp:docPr id="1" name="Picture 1"/>
+            <wp:cNvGraphicFramePr>
+              <a:graphicFrameLocks noChangeAspect="1"/>
+            </wp:cNvGraphicFramePr>
+            <a:graphic>
+              <a:graphicData uri="http://schemas.openxmlformats.org/drawingml/2006/picture">
+                <pic:pic>
+                  <pic:nvPicPr>
+                    <pic:cNvPr id="0" name="console_home.png"/>
+                    <pic:cNvPicPr/>
+                  </pic:nvPicPr>
+                  <pic:blipFill>
+                    <a:blip r:embed="rId13"/>
+                    <a:stretch>
+                      <a:fillRect/>
+                    </a:stretch>
+                  </pic:blipFill>
+                  <pic:spPr>
+                    <a:xfrm>
+                      <a:off x="0" y="0"/>
+                      <a:ext cx="5852160" cy="13345668"/>
+                    </a:xfrm>
+                    <a:prstGeom prst="rect"/>
+                  </pic:spPr>
+                </pic:pic>
+              </a:graphicData>
+            </a:graphic>
+          </wp:inline>
+        </w:drawing>
+      </w:r>
+    </w:p>
+    <w:p>
+      <w:pPr>
+        <w:spacing w:after="200"/>
+      </w:pPr>
+      <w:r>
+        <w:rPr>
+          <w:b w:val="0"/>
+          <w:color w:val="555555"/>
+          <w:sz w:val="18"/>
+        </w:rPr>
+        <w:t>홈 화면. 면담 코퍼스 규모, 허가 범위 밖과 안의 언급 건수, 환자군별 추세, 신호 유형 분포, 환자군과 신호 유형의 교차 집계를 한 화면에 둔다.</w:t>
+      </w:r>
+    </w:p>
+    <w:p>
+      <w:pPr>
+        <w:jc w:val="center"/>
+      </w:pPr>
+      <w:r>
+        <w:drawing>
+          <wp:inline xmlns:a="http://schemas.openxmlformats.org/drawingml/2006/main" xmlns:pic="http://schemas.openxmlformats.org/drawingml/2006/picture">
+            <wp:extent cx="5852160" cy="7456932"/>
+            <wp:docPr id="2" name="Picture 2"/>
+            <wp:cNvGraphicFramePr>
+              <a:graphicFrameLocks noChangeAspect="1"/>
+            </wp:cNvGraphicFramePr>
+            <a:graphic>
+              <a:graphicData uri="http://schemas.openxmlformats.org/drawingml/2006/picture">
+                <pic:pic>
+                  <pic:nvPicPr>
+                    <pic:cNvPr id="0" name="journey.png"/>
+                    <pic:cNvPicPr/>
+                  </pic:nvPicPr>
+                  <pic:blipFill>
+                    <a:blip r:embed="rId14"/>
+                    <a:stretch>
+                      <a:fillRect/>
+                    </a:stretch>
+                  </pic:blipFill>
+                  <pic:spPr>
+                    <a:xfrm>
+                      <a:off x="0" y="0"/>
+                      <a:ext cx="5852160" cy="7456932"/>
+                    </a:xfrm>
+                    <a:prstGeom prst="rect"/>
+                  </pic:spPr>
+                </pic:pic>
+              </a:graphicData>
+            </a:graphic>
+          </wp:inline>
+        </w:drawing>
+      </w:r>
+    </w:p>
+    <w:p>
+      <w:pPr>
+        <w:spacing w:after="200"/>
+      </w:pPr>
+      <w:r>
+        <w:rPr>
+          <w:b w:val="0"/>
+          <w:color w:val="555555"/>
+          <w:sz w:val="18"/>
+        </w:rPr>
+        <w:t>신호의 여정. 현장, SENSE, SCREEN, AI BOARD 네 레인에 단계별 건수를 놓고, 코드가 세는 단계와 AI가 판단하는 단계, 사람이 개입하는 단계를 구분해 표시한다.</w:t>
+      </w:r>
+    </w:p>
+    <w:p>
+      <w:pPr>
+        <w:pStyle w:val="Heading2"/>
+      </w:pPr>
+      <w:r>
+        <w:rPr>
+          <w:color w:val="162661"/>
+        </w:rPr>
+        <w:t>4.2 NVIDIA 스택과 에이전트 구성</w:t>
+      </w:r>
+    </w:p>
+    <w:tbl>
+      <w:tblPr>
+        <w:tblStyle w:val="TableGrid"/>
+        <w:tblW w:type="auto" w:w="0"/>
+        <w:tblLook w:firstColumn="1" w:firstRow="1" w:lastColumn="0" w:lastRow="0" w:noHBand="0" w:noVBand="1" w:val="04A0"/>
+      </w:tblPr>
+      <w:tblGrid>
+        <w:gridCol w:w="4824"/>
+        <w:gridCol w:w="4824"/>
+      </w:tblGrid>
+      <w:tr>
+        <w:tc>
+          <w:tcPr>
+            <w:tcW w:type="dxa" w:w="2016"/>
+          </w:tcPr>
+          <w:p>
+            <w:r/>
+            <w:r>
+              <w:rPr>
+                <w:b/>
+                <w:sz w:val="19"/>
+              </w:rPr>
+              <w:t>구분</w:t>
+            </w:r>
+          </w:p>
+        </w:tc>
+        <w:tc>
+          <w:tcPr>
+            <w:tcW w:type="dxa" w:w="7632"/>
+          </w:tcPr>
+          <w:p>
+            <w:r/>
+            <w:r>
+              <w:rPr>
+                <w:b/>
+                <w:sz w:val="19"/>
+              </w:rPr>
+              <w:t>내용</w:t>
+            </w:r>
+          </w:p>
+        </w:tc>
+      </w:tr>
+      <w:tr>
+        <w:tc>
+          <w:tcPr>
+            <w:tcW w:type="dxa" w:w="2016"/>
+          </w:tcPr>
+          <w:p>
+            <w:r/>
+            <w:r>
+              <w:rPr>
+                <w:sz w:val="19"/>
+              </w:rPr>
+              <w:t>추론 모델</w:t>
+            </w:r>
+          </w:p>
+        </w:tc>
+        <w:tc>
+          <w:tcPr>
+            <w:tcW w:type="dxa" w:w="7632"/>
+          </w:tcPr>
+          <w:p>
+            <w:r/>
+            <w:r>
+              <w:rPr>
+                <w:sz w:val="19"/>
+              </w:rPr>
+              <w:t>NVIDIA Nemotron 3 Ultra (nvidia/nemotron-3-ultra-550b-a55b). NIM의 OpenAI 호환 API로 호출한다. 한국어를 공식 지원해 면담 기록을 번역 없이 읽는다.</w:t>
+            </w:r>
+          </w:p>
+        </w:tc>
+      </w:tr>
+      <w:tr>
+        <w:tc>
+          <w:tcPr>
+            <w:tcW w:type="dxa" w:w="2016"/>
+          </w:tcPr>
+          <w:p>
+            <w:r/>
+            <w:r>
+              <w:rPr>
+                <w:sz w:val="19"/>
+              </w:rPr>
+              <w:t>호출 방식</w:t>
+            </w:r>
+          </w:p>
+        </w:tc>
+        <w:tc>
+          <w:tcPr>
+            <w:tcW w:type="dxa" w:w="7632"/>
+          </w:tcPr>
+          <w:p>
+            <w:r/>
+            <w:r>
+              <w:rPr>
+                <w:sz w:val="19"/>
+              </w:rPr>
+              <w:t>함수 호출로 JSON 스키마를 강제하고 jsonschema로 검증한다. 회의록을 쓰는 단계에서만 reasoning 모드를 켠다. 모든 호출은 래퍼 한 곳을 지나며 응답을 캐시하고 실행 기록(모델, 토큰, 캐시 적중)을 남긴다. 속도 제한(429)에는 지수 백오프로 대응한다.</w:t>
+            </w:r>
+          </w:p>
+        </w:tc>
+      </w:tr>
+      <w:tr>
+        <w:tc>
+          <w:tcPr>
+            <w:tcW w:type="dxa" w:w="2016"/>
+          </w:tcPr>
+          <w:p>
+            <w:r/>
+            <w:r>
+              <w:rPr>
+                <w:sz w:val="19"/>
+              </w:rPr>
+              <w:t>에이전트</w:t>
+            </w:r>
+          </w:p>
+        </w:tc>
+        <w:tc>
+          <w:tcPr>
+            <w:tcW w:type="dxa" w:w="7632"/>
+          </w:tcPr>
+          <w:p>
+            <w:r/>
+            <w:r>
+              <w:rPr>
+                <w:sz w:val="19"/>
+              </w:rPr>
+              <w:t>판독 에이전트 3종(PubMed, ClinicalTrials.gov, FDA 라벨), 간사 1, 임원 7(CMO, 규제, 약물감시, 임상개발, 재무, 상업, CEO). 임원은 병렬로 발언하고 간사가 지명해 토론한다.</w:t>
+            </w:r>
+          </w:p>
+        </w:tc>
+      </w:tr>
+      <w:tr>
+        <w:tc>
+          <w:tcPr>
+            <w:tcW w:type="dxa" w:w="2016"/>
+          </w:tcPr>
+          <w:p>
+            <w:r/>
+            <w:r>
+              <w:rPr>
+                <w:sz w:val="19"/>
+              </w:rPr>
+              <w:t>스킬과 샌드박스</w:t>
+            </w:r>
+          </w:p>
+        </w:tc>
+        <w:tc>
+          <w:tcPr>
+            <w:tcW w:type="dxa" w:w="7632"/>
+          </w:tcPr>
+          <w:p>
+            <w:r/>
+            <w:r>
+              <w:rPr>
+                <w:sz w:val="19"/>
+              </w:rPr>
+              <w:t>NVIDIA Agent Skills 규격의 evidence-loop 스킬(skills/evidence-loop/SKILL.md)과 OpenShell 정책용 허용 호스트 5개 명세(sandbox/EGRESS.md)를 함께 제출한다. 샌드박스 실행은 본선에서 진행한다.</w:t>
+            </w:r>
+          </w:p>
+        </w:tc>
+      </w:tr>
+      <w:tr>
+        <w:tc>
+          <w:tcPr>
+            <w:tcW w:type="dxa" w:w="2016"/>
+          </w:tcPr>
+          <w:p>
+            <w:r/>
+            <w:r>
+              <w:rPr>
+                <w:sz w:val="19"/>
+              </w:rPr>
+              <w:t>앱</w:t>
+            </w:r>
+          </w:p>
+        </w:tc>
+        <w:tc>
+          <w:tcPr>
+            <w:tcW w:type="dxa" w:w="7632"/>
+          </w:tcPr>
+          <w:p>
+            <w:r/>
+            <w:r>
+              <w:rPr>
+                <w:sz w:val="19"/>
+              </w:rPr>
+              <w:t>콘솔 Next.js 16, React 19, Tailwind 4. 백엔드 Python 3.12, FastAPI, uv. 상태는 JSON 파일 하나가 정본이다.</w:t>
+            </w:r>
+          </w:p>
+        </w:tc>
+      </w:tr>
+      <w:tr>
+        <w:tc>
+          <w:tcPr>
+            <w:tcW w:type="dxa" w:w="2016"/>
+          </w:tcPr>
+          <w:p>
+            <w:r/>
+            <w:r>
+              <w:rPr>
+                <w:sz w:val="19"/>
+              </w:rPr>
+              <w:t>근거원</w:t>
+            </w:r>
+          </w:p>
+        </w:tc>
+        <w:tc>
+          <w:tcPr>
+            <w:tcW w:type="dxa" w:w="7632"/>
+          </w:tcPr>
+          <w:p>
+            <w:r/>
+            <w:r>
+              <w:rPr>
+                <w:sz w:val="19"/>
+              </w:rPr>
+              <w:t>PubMed E-utilities, ClinicalTrials.gov API v2, openFDA(허가사항과 FAERS), CMS Medicare Part D Spending. 응답은 디스크에 캐시한다.</w:t>
+            </w:r>
+          </w:p>
+        </w:tc>
+      </w:tr>
+      <w:tr>
+        <w:tc>
+          <w:tcPr>
+            <w:tcW w:type="dxa" w:w="2016"/>
+          </w:tcPr>
+          <w:p>
+            <w:r/>
+            <w:r>
+              <w:rPr>
+                <w:sz w:val="19"/>
+              </w:rPr>
+              <w:t>배포</w:t>
+            </w:r>
+          </w:p>
+        </w:tc>
+        <w:tc>
+          <w:tcPr>
+            <w:tcW w:type="dxa" w:w="7632"/>
+          </w:tcPr>
+          <w:p>
+            <w:r/>
+            <w:r>
+              <w:rPr>
+                <w:sz w:val="19"/>
+              </w:rPr>
+              <w:t>Railway 2개 서비스. 콘솔은 Nixpacks 빌드 뒤 응답을 버퍼링하는 Node 서버로 서비스하고, API는 Docker로 올린다.</w:t>
+            </w:r>
+          </w:p>
+        </w:tc>
+      </w:tr>
+    </w:tbl>
+    <w:p>
+      <w:pPr>
+        <w:spacing w:after="40"/>
+      </w:pPr>
+    </w:p>
+    <w:p>
+      <w:pPr>
+        <w:pStyle w:val="Heading1"/>
+      </w:pPr>
+      <w:r>
+        <w:rPr>
+          <w:color w:val="162661"/>
+        </w:rPr>
+        <w:t>5. 데모 결과</w:t>
+      </w:r>
+    </w:p>
+    <w:p>
+      <w:pPr>
+        <w:pStyle w:val="Heading2"/>
+      </w:pPr>
+      <w:r>
+        <w:rPr>
+          <w:color w:val="162661"/>
+        </w:rPr>
+        <w:t>5.1 데이터</w:t>
+      </w:r>
+    </w:p>
+    <w:p>
+      <w:pPr>
+        <w:spacing w:after="120"/>
+      </w:pPr>
+      <w:r>
+        <w:rPr>
+          <w:b w:val="0"/>
+        </w:rPr>
+        <w:t>대상 약은 메트포르민이다. 특허가 만료됐고 특정 회사 소유가 아니며 공개 근거가 많다(PubMed 제목 검색 18,054편, ClinicalTrials.gov 3,120건, FAERS 보고 440,270건, Medicare Part D 2024년 청구 3,437만 건, 2026년 9월 28일 조회). 면담 기록은 가상 의료진 264인의 282건(2026-03-02 ~ 2026-07-28)을 합성했다. 문장은 공개된 사실에 맞춰 썼다. 예를 들어 유방암 보조요법에 대해서는 3,649명 규모의 캐나다 주도 3상 시험이 무효로 끝났다는 사실을, 신기능 저하 환자에 대해서는 eGFR 30 미만 금기와 30~45 신규 투여 금지, 젖산산증 박스 경고를, 다낭성난소증후군에 대해서는 레트로졸이나 클로미펜과의 병용이 허가 밖이지만 널리 쓰인다는 사실을 반영했다. 실제 환자, 의료진, 기관 정보는 없다.</w:t>
+      </w:r>
+    </w:p>
+    <w:p>
+      <w:pPr>
+        <w:pStyle w:val="Heading2"/>
+      </w:pPr>
+      <w:r>
+        <w:rPr>
+          <w:color w:val="162661"/>
+        </w:rPr>
+        <w:t>5.2 가설 15건의 처리 결과</w:t>
+      </w:r>
+    </w:p>
+    <w:tbl>
+      <w:tblPr>
+        <w:tblStyle w:val="TableGrid"/>
+        <w:tblW w:type="auto" w:w="0"/>
+        <w:tblLook w:firstColumn="1" w:firstRow="1" w:lastColumn="0" w:lastRow="0" w:noHBand="0" w:noVBand="1" w:val="04A0"/>
+      </w:tblPr>
+      <w:tblGrid>
+        <w:gridCol w:w="1378"/>
+        <w:gridCol w:w="1378"/>
+        <w:gridCol w:w="1378"/>
+        <w:gridCol w:w="1378"/>
+        <w:gridCol w:w="1378"/>
+        <w:gridCol w:w="1378"/>
+        <w:gridCol w:w="1378"/>
+      </w:tblGrid>
+      <w:tr>
+        <w:tc>
+          <w:tcPr>
+            <w:tcW w:type="dxa" w:w="864"/>
+          </w:tcPr>
+          <w:p>
+            <w:r/>
+            <w:r>
+              <w:rPr>
+                <w:b/>
+                <w:sz w:val="17"/>
+              </w:rPr>
+              <w:t>가설</w:t>
+            </w:r>
+          </w:p>
+        </w:tc>
+        <w:tc>
+          <w:tcPr>
+            <w:tcW w:type="dxa" w:w="2160"/>
+          </w:tcPr>
+          <w:p>
+            <w:r/>
+            <w:r>
+              <w:rPr>
+                <w:b/>
+                <w:sz w:val="17"/>
+              </w:rPr>
+              <w:t>환자군 × 신호</w:t>
+            </w:r>
+          </w:p>
+        </w:tc>
+        <w:tc>
+          <w:tcPr>
+            <w:tcW w:type="dxa" w:w="1008"/>
+          </w:tcPr>
+          <w:p>
+            <w:r/>
+            <w:r>
+              <w:rPr>
+                <w:b/>
+                <w:sz w:val="17"/>
+              </w:rPr>
+              <w:t>현장</w:t>
+            </w:r>
+          </w:p>
+        </w:tc>
+        <w:tc>
+          <w:tcPr>
+            <w:tcW w:type="dxa" w:w="2016"/>
+          </w:tcPr>
+          <w:p>
+            <w:r/>
+            <w:r>
+              <w:rPr>
+                <w:b/>
+                <w:sz w:val="17"/>
+              </w:rPr>
+              <w:t>외부 근거</w:t>
+            </w:r>
+          </w:p>
+        </w:tc>
+        <w:tc>
+          <w:tcPr>
+            <w:tcW w:type="dxa" w:w="1008"/>
+          </w:tcPr>
+          <w:p>
+            <w:r/>
+            <w:r>
+              <w:rPr>
+                <w:b/>
+                <w:sz w:val="17"/>
+              </w:rPr>
+              <w:t>허가</w:t>
+            </w:r>
+          </w:p>
+        </w:tc>
+        <w:tc>
+          <w:tcPr>
+            <w:tcW w:type="dxa" w:w="1728"/>
+          </w:tcPr>
+          <w:p>
+            <w:r/>
+            <w:r>
+              <w:rPr>
+                <w:b/>
+                <w:sz w:val="17"/>
+              </w:rPr>
+              <w:t>AI Board</w:t>
+            </w:r>
+          </w:p>
+        </w:tc>
+        <w:tc>
+          <w:tcPr>
+            <w:tcW w:type="dxa" w:w="1584"/>
+          </w:tcPr>
+          <w:p>
+            <w:r/>
+            <w:r>
+              <w:rPr>
+                <w:b/>
+                <w:sz w:val="17"/>
+              </w:rPr>
+              <w:t>결정</w:t>
+            </w:r>
+          </w:p>
+        </w:tc>
+      </w:tr>
+      <w:tr>
+        <w:tc>
+          <w:tcPr>
+            <w:tcW w:type="dxa" w:w="864"/>
+          </w:tcPr>
+          <w:p>
+            <w:r/>
+            <w:r>
+              <w:rPr>
+                <w:sz w:val="17"/>
+              </w:rPr>
+              <w:t>HYP-001</w:t>
+            </w:r>
+          </w:p>
+        </w:tc>
+        <w:tc>
+          <w:tcPr>
+            <w:tcW w:type="dxa" w:w="2160"/>
+          </w:tcPr>
+          <w:p>
+            <w:r/>
+            <w:r>
+              <w:rPr>
+                <w:sz w:val="17"/>
+              </w:rPr>
+              <w:t>PCOS 여성 × 허가 밖 사용 경험</w:t>
+            </w:r>
+          </w:p>
+        </w:tc>
+        <w:tc>
+          <w:tcPr>
+            <w:tcW w:type="dxa" w:w="1008"/>
+          </w:tcPr>
+          <w:p>
+            <w:r/>
+            <w:r>
+              <w:rPr>
+                <w:sz w:val="17"/>
+              </w:rPr>
+              <w:t>100회 / 60인</w:t>
+            </w:r>
+          </w:p>
+        </w:tc>
+        <w:tc>
+          <w:tcPr>
+            <w:tcW w:type="dxa" w:w="2016"/>
+          </w:tcPr>
+          <w:p>
+            <w:r/>
+            <w:r>
+              <w:rPr>
+                <w:sz w:val="17"/>
+              </w:rPr>
+              <w:t>지지 16 · 반대 0 · 중립 14</w:t>
+            </w:r>
+          </w:p>
+        </w:tc>
+        <w:tc>
+          <w:tcPr>
+            <w:tcW w:type="dxa" w:w="1008"/>
+          </w:tcPr>
+          <w:p>
+            <w:r/>
+            <w:r>
+              <w:rPr>
+                <w:sz w:val="17"/>
+              </w:rPr>
+              <w:t>허가 범위 밖</w:t>
+            </w:r>
+          </w:p>
+        </w:tc>
+        <w:tc>
+          <w:tcPr>
+            <w:tcW w:type="dxa" w:w="1728"/>
+          </w:tcPr>
+          <w:p>
+            <w:r/>
+            <w:r>
+              <w:rPr>
+                <w:sz w:val="17"/>
+              </w:rPr>
+              <w:t>미실시</w:t>
+            </w:r>
+          </w:p>
+        </w:tc>
+        <w:tc>
+          <w:tcPr>
+            <w:tcW w:type="dxa" w:w="1584"/>
+          </w:tcPr>
+          <w:p>
+            <w:r/>
+            <w:r>
+              <w:rPr>
+                <w:sz w:val="17"/>
+              </w:rPr>
+            </w:r>
+          </w:p>
+        </w:tc>
+      </w:tr>
+      <w:tr>
+        <w:tc>
+          <w:tcPr>
+            <w:tcW w:type="dxa" w:w="864"/>
+          </w:tcPr>
+          <w:p>
+            <w:r/>
+            <w:r>
+              <w:rPr>
+                <w:sz w:val="17"/>
+              </w:rPr>
+              <w:t>HYP-002</w:t>
+            </w:r>
+          </w:p>
+        </w:tc>
+        <w:tc>
+          <w:tcPr>
+            <w:tcW w:type="dxa" w:w="2160"/>
+          </w:tcPr>
+          <w:p>
+            <w:r/>
+            <w:r>
+              <w:rPr>
+                <w:sz w:val="17"/>
+              </w:rPr>
+              <w:t>당뇨 전단계 × 허가 밖 수요</w:t>
+            </w:r>
+          </w:p>
+        </w:tc>
+        <w:tc>
+          <w:tcPr>
+            <w:tcW w:type="dxa" w:w="1008"/>
+          </w:tcPr>
+          <w:p>
+            <w:r/>
+            <w:r>
+              <w:rPr>
+                <w:sz w:val="17"/>
+              </w:rPr>
+              <w:t>92회 / 61인</w:t>
+            </w:r>
+          </w:p>
+        </w:tc>
+        <w:tc>
+          <w:tcPr>
+            <w:tcW w:type="dxa" w:w="2016"/>
+          </w:tcPr>
+          <w:p>
+            <w:r/>
+            <w:r>
+              <w:rPr>
+                <w:sz w:val="17"/>
+              </w:rPr>
+              <w:t>지지 12 · 반대 3 · 중립 14</w:t>
+            </w:r>
+          </w:p>
+        </w:tc>
+        <w:tc>
+          <w:tcPr>
+            <w:tcW w:type="dxa" w:w="1008"/>
+          </w:tcPr>
+          <w:p>
+            <w:r/>
+            <w:r>
+              <w:rPr>
+                <w:sz w:val="17"/>
+              </w:rPr>
+              <w:t>허가 범위 밖</w:t>
+            </w:r>
+          </w:p>
+        </w:tc>
+        <w:tc>
+          <w:tcPr>
+            <w:tcW w:type="dxa" w:w="1728"/>
+          </w:tcPr>
+          <w:p>
+            <w:r/>
+            <w:r>
+              <w:rPr>
+                <w:sz w:val="17"/>
+              </w:rPr>
+              <w:t>미실시</w:t>
+            </w:r>
+          </w:p>
+        </w:tc>
+        <w:tc>
+          <w:tcPr>
+            <w:tcW w:type="dxa" w:w="1584"/>
+          </w:tcPr>
+          <w:p>
+            <w:r/>
+            <w:r>
+              <w:rPr>
+                <w:sz w:val="17"/>
+              </w:rPr>
+            </w:r>
+          </w:p>
+        </w:tc>
+      </w:tr>
+      <w:tr>
+        <w:tc>
+          <w:tcPr>
+            <w:tcW w:type="dxa" w:w="864"/>
+          </w:tcPr>
+          <w:p>
+            <w:r/>
+            <w:r>
+              <w:rPr>
+                <w:sz w:val="17"/>
+              </w:rPr>
+              <w:t>HYP-003</w:t>
+            </w:r>
+          </w:p>
+        </w:tc>
+        <w:tc>
+          <w:tcPr>
+            <w:tcW w:type="dxa" w:w="2160"/>
+          </w:tcPr>
+          <w:p>
+            <w:r/>
+            <w:r>
+              <w:rPr>
+                <w:sz w:val="17"/>
+              </w:rPr>
+              <w:t>유방암 환자 × 허가 밖 수요</w:t>
+            </w:r>
+          </w:p>
+        </w:tc>
+        <w:tc>
+          <w:tcPr>
+            <w:tcW w:type="dxa" w:w="1008"/>
+          </w:tcPr>
+          <w:p>
+            <w:r/>
+            <w:r>
+              <w:rPr>
+                <w:sz w:val="17"/>
+              </w:rPr>
+              <w:t>64회 / 39인</w:t>
+            </w:r>
+          </w:p>
+        </w:tc>
+        <w:tc>
+          <w:tcPr>
+            <w:tcW w:type="dxa" w:w="2016"/>
+          </w:tcPr>
+          <w:p>
+            <w:r/>
+            <w:r>
+              <w:rPr>
+                <w:sz w:val="17"/>
+              </w:rPr>
+              <w:t>지지 5 · 반대 0 · 중립 23</w:t>
+            </w:r>
+          </w:p>
+        </w:tc>
+        <w:tc>
+          <w:tcPr>
+            <w:tcW w:type="dxa" w:w="1008"/>
+          </w:tcPr>
+          <w:p>
+            <w:r/>
+            <w:r>
+              <w:rPr>
+                <w:sz w:val="17"/>
+              </w:rPr>
+              <w:t>허가 범위 밖</w:t>
+            </w:r>
+          </w:p>
+        </w:tc>
+        <w:tc>
+          <w:tcPr>
+            <w:tcW w:type="dxa" w:w="1728"/>
+          </w:tcPr>
+          <w:p>
+            <w:r/>
+            <w:r>
+              <w:rPr>
+                <w:sz w:val="17"/>
+              </w:rPr>
+              <w:t>미실시</w:t>
+            </w:r>
+          </w:p>
+        </w:tc>
+        <w:tc>
+          <w:tcPr>
+            <w:tcW w:type="dxa" w:w="1584"/>
+          </w:tcPr>
+          <w:p>
+            <w:r/>
+            <w:r>
+              <w:rPr>
+                <w:sz w:val="17"/>
+              </w:rPr>
+            </w:r>
+          </w:p>
+        </w:tc>
+      </w:tr>
+      <w:tr>
+        <w:tc>
+          <w:tcPr>
+            <w:tcW w:type="dxa" w:w="864"/>
+          </w:tcPr>
+          <w:p>
+            <w:r/>
+            <w:r>
+              <w:rPr>
+                <w:sz w:val="17"/>
+              </w:rPr>
+              <w:t>HYP-004</w:t>
+            </w:r>
+          </w:p>
+        </w:tc>
+        <w:tc>
+          <w:tcPr>
+            <w:tcW w:type="dxa" w:w="2160"/>
+          </w:tcPr>
+          <w:p>
+            <w:r/>
+            <w:r>
+              <w:rPr>
+                <w:sz w:val="17"/>
+              </w:rPr>
+              <w:t>노인 65+ · 신기능 저하 × 용량과 제형</w:t>
+            </w:r>
+          </w:p>
+        </w:tc>
+        <w:tc>
+          <w:tcPr>
+            <w:tcW w:type="dxa" w:w="1008"/>
+          </w:tcPr>
+          <w:p>
+            <w:r/>
+            <w:r>
+              <w:rPr>
+                <w:sz w:val="17"/>
+              </w:rPr>
+              <w:t>55회 / 37인</w:t>
+            </w:r>
+          </w:p>
+        </w:tc>
+        <w:tc>
+          <w:tcPr>
+            <w:tcW w:type="dxa" w:w="2016"/>
+          </w:tcPr>
+          <w:p>
+            <w:r/>
+            <w:r>
+              <w:rPr>
+                <w:sz w:val="17"/>
+              </w:rPr>
+              <w:t>지지 1 · 반대 0 · 중립 6</w:t>
+            </w:r>
+          </w:p>
+        </w:tc>
+        <w:tc>
+          <w:tcPr>
+            <w:tcW w:type="dxa" w:w="1008"/>
+          </w:tcPr>
+          <w:p>
+            <w:r/>
+            <w:r>
+              <w:rPr>
+                <w:sz w:val="17"/>
+              </w:rPr>
+              <w:t>허가 범위 밖</w:t>
+            </w:r>
+          </w:p>
+        </w:tc>
+        <w:tc>
+          <w:tcPr>
+            <w:tcW w:type="dxa" w:w="1728"/>
+          </w:tcPr>
+          <w:p>
+            <w:r/>
+            <w:r>
+              <w:rPr>
+                <w:sz w:val="17"/>
+              </w:rPr>
+              <w:t>미실시</w:t>
+            </w:r>
+          </w:p>
+        </w:tc>
+        <w:tc>
+          <w:tcPr>
+            <w:tcW w:type="dxa" w:w="1584"/>
+          </w:tcPr>
+          <w:p>
+            <w:r/>
+            <w:r>
+              <w:rPr>
+                <w:sz w:val="17"/>
+              </w:rPr>
+            </w:r>
+          </w:p>
+        </w:tc>
+      </w:tr>
+      <w:tr>
+        <w:tc>
+          <w:tcPr>
+            <w:tcW w:type="dxa" w:w="864"/>
+          </w:tcPr>
+          <w:p>
+            <w:r/>
+            <w:r>
+              <w:rPr>
+                <w:sz w:val="17"/>
+              </w:rPr>
+              <w:t>HYP-005</w:t>
+            </w:r>
+          </w:p>
+        </w:tc>
+        <w:tc>
+          <w:tcPr>
+            <w:tcW w:type="dxa" w:w="2160"/>
+          </w:tcPr>
+          <w:p>
+            <w:r/>
+            <w:r>
+              <w:rPr>
+                <w:sz w:val="17"/>
+              </w:rPr>
+              <w:t>유방암 환자 × 다른 용도</w:t>
+            </w:r>
+          </w:p>
+        </w:tc>
+        <w:tc>
+          <w:tcPr>
+            <w:tcW w:type="dxa" w:w="1008"/>
+          </w:tcPr>
+          <w:p>
+            <w:r/>
+            <w:r>
+              <w:rPr>
+                <w:sz w:val="17"/>
+              </w:rPr>
+              <w:t>41회 / 32인</w:t>
+            </w:r>
+          </w:p>
+        </w:tc>
+        <w:tc>
+          <w:tcPr>
+            <w:tcW w:type="dxa" w:w="2016"/>
+          </w:tcPr>
+          <w:p>
+            <w:r/>
+            <w:r>
+              <w:rPr>
+                <w:sz w:val="17"/>
+              </w:rPr>
+              <w:t>미실시</w:t>
+            </w:r>
+          </w:p>
+        </w:tc>
+        <w:tc>
+          <w:tcPr>
+            <w:tcW w:type="dxa" w:w="1008"/>
+          </w:tcPr>
+          <w:p>
+            <w:r/>
+            <w:r>
+              <w:rPr>
+                <w:sz w:val="17"/>
+              </w:rPr>
+              <w:t>허가 범위 밖</w:t>
+            </w:r>
+          </w:p>
+        </w:tc>
+        <w:tc>
+          <w:tcPr>
+            <w:tcW w:type="dxa" w:w="1728"/>
+          </w:tcPr>
+          <w:p>
+            <w:r/>
+            <w:r>
+              <w:rPr>
+                <w:sz w:val="17"/>
+              </w:rPr>
+              <w:t>미실시</w:t>
+            </w:r>
+          </w:p>
+        </w:tc>
+        <w:tc>
+          <w:tcPr>
+            <w:tcW w:type="dxa" w:w="1584"/>
+          </w:tcPr>
+          <w:p>
+            <w:r/>
+            <w:r>
+              <w:rPr>
+                <w:sz w:val="17"/>
+              </w:rPr>
+            </w:r>
+          </w:p>
+        </w:tc>
+      </w:tr>
+      <w:tr>
+        <w:tc>
+          <w:tcPr>
+            <w:tcW w:type="dxa" w:w="864"/>
+          </w:tcPr>
+          <w:p>
+            <w:r/>
+            <w:r>
+              <w:rPr>
+                <w:sz w:val="17"/>
+              </w:rPr>
+              <w:t>HYP-006</w:t>
+            </w:r>
+          </w:p>
+        </w:tc>
+        <w:tc>
+          <w:tcPr>
+            <w:tcW w:type="dxa" w:w="2160"/>
+          </w:tcPr>
+          <w:p>
+            <w:r/>
+            <w:r>
+              <w:rPr>
+                <w:sz w:val="17"/>
+              </w:rPr>
+              <w:t>임신부 · 임신성 당뇨 × 허가 밖 수요</w:t>
+            </w:r>
+          </w:p>
+        </w:tc>
+        <w:tc>
+          <w:tcPr>
+            <w:tcW w:type="dxa" w:w="1008"/>
+          </w:tcPr>
+          <w:p>
+            <w:r/>
+            <w:r>
+              <w:rPr>
+                <w:sz w:val="17"/>
+              </w:rPr>
+              <w:t>40회 / 26인</w:t>
+            </w:r>
+          </w:p>
+        </w:tc>
+        <w:tc>
+          <w:tcPr>
+            <w:tcW w:type="dxa" w:w="2016"/>
+          </w:tcPr>
+          <w:p>
+            <w:r/>
+            <w:r>
+              <w:rPr>
+                <w:sz w:val="17"/>
+              </w:rPr>
+              <w:t>미실시</w:t>
+            </w:r>
+          </w:p>
+        </w:tc>
+        <w:tc>
+          <w:tcPr>
+            <w:tcW w:type="dxa" w:w="1008"/>
+          </w:tcPr>
+          <w:p>
+            <w:r/>
+            <w:r>
+              <w:rPr>
+                <w:sz w:val="17"/>
+              </w:rPr>
+              <w:t>허가 범위 밖</w:t>
+            </w:r>
+          </w:p>
+        </w:tc>
+        <w:tc>
+          <w:tcPr>
+            <w:tcW w:type="dxa" w:w="1728"/>
+          </w:tcPr>
+          <w:p>
+            <w:r/>
+            <w:r>
+              <w:rPr>
+                <w:sz w:val="17"/>
+              </w:rPr>
+              <w:t>미실시</w:t>
+            </w:r>
+          </w:p>
+        </w:tc>
+        <w:tc>
+          <w:tcPr>
+            <w:tcW w:type="dxa" w:w="1584"/>
+          </w:tcPr>
+          <w:p>
+            <w:r/>
+            <w:r>
+              <w:rPr>
+                <w:sz w:val="17"/>
+              </w:rPr>
+            </w:r>
+          </w:p>
+        </w:tc>
+      </w:tr>
+      <w:tr>
+        <w:tc>
+          <w:tcPr>
+            <w:tcW w:type="dxa" w:w="864"/>
+          </w:tcPr>
+          <w:p>
+            <w:r/>
+            <w:r>
+              <w:rPr>
+                <w:sz w:val="17"/>
+              </w:rPr>
+              <w:t>HYP-007</w:t>
+            </w:r>
+          </w:p>
+        </w:tc>
+        <w:tc>
+          <w:tcPr>
+            <w:tcW w:type="dxa" w:w="2160"/>
+          </w:tcPr>
+          <w:p>
+            <w:r/>
+            <w:r>
+              <w:rPr>
+                <w:sz w:val="17"/>
+              </w:rPr>
+              <w:t>청소년 10-17세 × 안전성과 내약성</w:t>
+            </w:r>
+          </w:p>
+        </w:tc>
+        <w:tc>
+          <w:tcPr>
+            <w:tcW w:type="dxa" w:w="1008"/>
+          </w:tcPr>
+          <w:p>
+            <w:r/>
+            <w:r>
+              <w:rPr>
+                <w:sz w:val="17"/>
+              </w:rPr>
+              <w:t>37회 / 23인</w:t>
+            </w:r>
+          </w:p>
+        </w:tc>
+        <w:tc>
+          <w:tcPr>
+            <w:tcW w:type="dxa" w:w="2016"/>
+          </w:tcPr>
+          <w:p>
+            <w:r/>
+            <w:r>
+              <w:rPr>
+                <w:sz w:val="17"/>
+              </w:rPr>
+              <w:t>미실시</w:t>
+            </w:r>
+          </w:p>
+        </w:tc>
+        <w:tc>
+          <w:tcPr>
+            <w:tcW w:type="dxa" w:w="1008"/>
+          </w:tcPr>
+          <w:p>
+            <w:r/>
+            <w:r>
+              <w:rPr>
+                <w:sz w:val="17"/>
+              </w:rPr>
+              <w:t>허가 범위 안</w:t>
+            </w:r>
+          </w:p>
+        </w:tc>
+        <w:tc>
+          <w:tcPr>
+            <w:tcW w:type="dxa" w:w="1728"/>
+          </w:tcPr>
+          <w:p>
+            <w:r/>
+            <w:r>
+              <w:rPr>
+                <w:sz w:val="17"/>
+              </w:rPr>
+              <w:t>미실시</w:t>
+            </w:r>
+          </w:p>
+        </w:tc>
+        <w:tc>
+          <w:tcPr>
+            <w:tcW w:type="dxa" w:w="1584"/>
+          </w:tcPr>
+          <w:p>
+            <w:r/>
+            <w:r>
+              <w:rPr>
+                <w:sz w:val="17"/>
+              </w:rPr>
+            </w:r>
+          </w:p>
+        </w:tc>
+      </w:tr>
+      <w:tr>
+        <w:tc>
+          <w:tcPr>
+            <w:tcW w:type="dxa" w:w="864"/>
+          </w:tcPr>
+          <w:p>
+            <w:r/>
+            <w:r>
+              <w:rPr>
+                <w:sz w:val="17"/>
+              </w:rPr>
+              <w:t>HYP-008</w:t>
+            </w:r>
+          </w:p>
+        </w:tc>
+        <w:tc>
+          <w:tcPr>
+            <w:tcW w:type="dxa" w:w="2160"/>
+          </w:tcPr>
+          <w:p>
+            <w:r/>
+            <w:r>
+              <w:rPr>
+                <w:sz w:val="17"/>
+              </w:rPr>
+              <w:t>노인 65+ · 신기능 저하 × 안전성과 내약성</w:t>
+            </w:r>
+          </w:p>
+        </w:tc>
+        <w:tc>
+          <w:tcPr>
+            <w:tcW w:type="dxa" w:w="1008"/>
+          </w:tcPr>
+          <w:p>
+            <w:r/>
+            <w:r>
+              <w:rPr>
+                <w:sz w:val="17"/>
+              </w:rPr>
+              <w:t>33회 / 24인</w:t>
+            </w:r>
+          </w:p>
+        </w:tc>
+        <w:tc>
+          <w:tcPr>
+            <w:tcW w:type="dxa" w:w="2016"/>
+          </w:tcPr>
+          <w:p>
+            <w:r/>
+            <w:r>
+              <w:rPr>
+                <w:sz w:val="17"/>
+              </w:rPr>
+              <w:t>미실시</w:t>
+            </w:r>
+          </w:p>
+        </w:tc>
+        <w:tc>
+          <w:tcPr>
+            <w:tcW w:type="dxa" w:w="1008"/>
+          </w:tcPr>
+          <w:p>
+            <w:r/>
+            <w:r>
+              <w:rPr>
+                <w:sz w:val="17"/>
+              </w:rPr>
+              <w:t>허가 범위 안</w:t>
+            </w:r>
+          </w:p>
+        </w:tc>
+        <w:tc>
+          <w:tcPr>
+            <w:tcW w:type="dxa" w:w="1728"/>
+          </w:tcPr>
+          <w:p>
+            <w:r/>
+            <w:r>
+              <w:rPr>
+                <w:sz w:val="17"/>
+              </w:rPr>
+              <w:t>미실시</w:t>
+            </w:r>
+          </w:p>
+        </w:tc>
+        <w:tc>
+          <w:tcPr>
+            <w:tcW w:type="dxa" w:w="1584"/>
+          </w:tcPr>
+          <w:p>
+            <w:r/>
+            <w:r>
+              <w:rPr>
+                <w:sz w:val="17"/>
+              </w:rPr>
+            </w:r>
+          </w:p>
+        </w:tc>
+      </w:tr>
+      <w:tr>
+        <w:tc>
+          <w:tcPr>
+            <w:tcW w:type="dxa" w:w="864"/>
+          </w:tcPr>
+          <w:p>
+            <w:r/>
+            <w:r>
+              <w:rPr>
+                <w:sz w:val="17"/>
+              </w:rPr>
+              <w:t>HYP-009</w:t>
+            </w:r>
+          </w:p>
+        </w:tc>
+        <w:tc>
+          <w:tcPr>
+            <w:tcW w:type="dxa" w:w="2160"/>
+          </w:tcPr>
+          <w:p>
+            <w:r/>
+            <w:r>
+              <w:rPr>
+                <w:sz w:val="17"/>
+              </w:rPr>
+              <w:t>당뇨 전단계 × 충족되지 않은 필요</w:t>
+            </w:r>
+          </w:p>
+        </w:tc>
+        <w:tc>
+          <w:tcPr>
+            <w:tcW w:type="dxa" w:w="1008"/>
+          </w:tcPr>
+          <w:p>
+            <w:r/>
+            <w:r>
+              <w:rPr>
+                <w:sz w:val="17"/>
+              </w:rPr>
+              <w:t>27회 / 21인</w:t>
+            </w:r>
+          </w:p>
+        </w:tc>
+        <w:tc>
+          <w:tcPr>
+            <w:tcW w:type="dxa" w:w="2016"/>
+          </w:tcPr>
+          <w:p>
+            <w:r/>
+            <w:r>
+              <w:rPr>
+                <w:sz w:val="17"/>
+              </w:rPr>
+              <w:t>미실시</w:t>
+            </w:r>
+          </w:p>
+        </w:tc>
+        <w:tc>
+          <w:tcPr>
+            <w:tcW w:type="dxa" w:w="1008"/>
+          </w:tcPr>
+          <w:p>
+            <w:r/>
+            <w:r>
+              <w:rPr>
+                <w:sz w:val="17"/>
+              </w:rPr>
+              <w:t>허가 범위 밖</w:t>
+            </w:r>
+          </w:p>
+        </w:tc>
+        <w:tc>
+          <w:tcPr>
+            <w:tcW w:type="dxa" w:w="1728"/>
+          </w:tcPr>
+          <w:p>
+            <w:r/>
+            <w:r>
+              <w:rPr>
+                <w:sz w:val="17"/>
+              </w:rPr>
+              <w:t>미실시</w:t>
+            </w:r>
+          </w:p>
+        </w:tc>
+        <w:tc>
+          <w:tcPr>
+            <w:tcW w:type="dxa" w:w="1584"/>
+          </w:tcPr>
+          <w:p>
+            <w:r/>
+            <w:r>
+              <w:rPr>
+                <w:sz w:val="17"/>
+              </w:rPr>
+            </w:r>
+          </w:p>
+        </w:tc>
+      </w:tr>
+      <w:tr>
+        <w:tc>
+          <w:tcPr>
+            <w:tcW w:type="dxa" w:w="864"/>
+          </w:tcPr>
+          <w:p>
+            <w:r/>
+            <w:r>
+              <w:rPr>
+                <w:sz w:val="17"/>
+              </w:rPr>
+              <w:t>HYP-010</w:t>
+            </w:r>
+          </w:p>
+        </w:tc>
+        <w:tc>
+          <w:tcPr>
+            <w:tcW w:type="dxa" w:w="2160"/>
+          </w:tcPr>
+          <w:p>
+            <w:r/>
+            <w:r>
+              <w:rPr>
+                <w:sz w:val="17"/>
+              </w:rPr>
+              <w:t>유방암 환자 × 충족되지 않은 필요</w:t>
+            </w:r>
+          </w:p>
+        </w:tc>
+        <w:tc>
+          <w:tcPr>
+            <w:tcW w:type="dxa" w:w="1008"/>
+          </w:tcPr>
+          <w:p>
+            <w:r/>
+            <w:r>
+              <w:rPr>
+                <w:sz w:val="17"/>
+              </w:rPr>
+              <w:t>25회 / 20인</w:t>
+            </w:r>
+          </w:p>
+        </w:tc>
+        <w:tc>
+          <w:tcPr>
+            <w:tcW w:type="dxa" w:w="2016"/>
+          </w:tcPr>
+          <w:p>
+            <w:r/>
+            <w:r>
+              <w:rPr>
+                <w:sz w:val="17"/>
+              </w:rPr>
+              <w:t>미실시</w:t>
+            </w:r>
+          </w:p>
+        </w:tc>
+        <w:tc>
+          <w:tcPr>
+            <w:tcW w:type="dxa" w:w="1008"/>
+          </w:tcPr>
+          <w:p>
+            <w:r/>
+            <w:r>
+              <w:rPr>
+                <w:sz w:val="17"/>
+              </w:rPr>
+              <w:t>허가 범위 밖</w:t>
+            </w:r>
+          </w:p>
+        </w:tc>
+        <w:tc>
+          <w:tcPr>
+            <w:tcW w:type="dxa" w:w="1728"/>
+          </w:tcPr>
+          <w:p>
+            <w:r/>
+            <w:r>
+              <w:rPr>
+                <w:sz w:val="17"/>
+              </w:rPr>
+              <w:t>미실시</w:t>
+            </w:r>
+          </w:p>
+        </w:tc>
+        <w:tc>
+          <w:tcPr>
+            <w:tcW w:type="dxa" w:w="1584"/>
+          </w:tcPr>
+          <w:p>
+            <w:r/>
+            <w:r>
+              <w:rPr>
+                <w:sz w:val="17"/>
+              </w:rPr>
+            </w:r>
+          </w:p>
+        </w:tc>
+      </w:tr>
+      <w:tr>
+        <w:tc>
+          <w:tcPr>
+            <w:tcW w:type="dxa" w:w="864"/>
+          </w:tcPr>
+          <w:p>
+            <w:r/>
+            <w:r>
+              <w:rPr>
+                <w:sz w:val="17"/>
+              </w:rPr>
+              <w:t>HYP-011</w:t>
+            </w:r>
+          </w:p>
+        </w:tc>
+        <w:tc>
+          <w:tcPr>
+            <w:tcW w:type="dxa" w:w="2160"/>
+          </w:tcPr>
+          <w:p>
+            <w:r/>
+            <w:r>
+              <w:rPr>
+                <w:sz w:val="17"/>
+              </w:rPr>
+              <w:t>소아 10세 미만 × 허가 밖 수요</w:t>
+            </w:r>
+          </w:p>
+        </w:tc>
+        <w:tc>
+          <w:tcPr>
+            <w:tcW w:type="dxa" w:w="1008"/>
+          </w:tcPr>
+          <w:p>
+            <w:r/>
+            <w:r>
+              <w:rPr>
+                <w:sz w:val="17"/>
+              </w:rPr>
+              <w:t>20회 / 17인</w:t>
+            </w:r>
+          </w:p>
+        </w:tc>
+        <w:tc>
+          <w:tcPr>
+            <w:tcW w:type="dxa" w:w="2016"/>
+          </w:tcPr>
+          <w:p>
+            <w:r/>
+            <w:r>
+              <w:rPr>
+                <w:sz w:val="17"/>
+              </w:rPr>
+              <w:t>미실시</w:t>
+            </w:r>
+          </w:p>
+        </w:tc>
+        <w:tc>
+          <w:tcPr>
+            <w:tcW w:type="dxa" w:w="1008"/>
+          </w:tcPr>
+          <w:p>
+            <w:r/>
+            <w:r>
+              <w:rPr>
+                <w:sz w:val="17"/>
+              </w:rPr>
+              <w:t>허가 범위 밖</w:t>
+            </w:r>
+          </w:p>
+        </w:tc>
+        <w:tc>
+          <w:tcPr>
+            <w:tcW w:type="dxa" w:w="1728"/>
+          </w:tcPr>
+          <w:p>
+            <w:r/>
+            <w:r>
+              <w:rPr>
+                <w:sz w:val="17"/>
+              </w:rPr>
+              <w:t>미실시</w:t>
+            </w:r>
+          </w:p>
+        </w:tc>
+        <w:tc>
+          <w:tcPr>
+            <w:tcW w:type="dxa" w:w="1584"/>
+          </w:tcPr>
+          <w:p>
+            <w:r/>
+            <w:r>
+              <w:rPr>
+                <w:sz w:val="17"/>
+              </w:rPr>
+            </w:r>
+          </w:p>
+        </w:tc>
+      </w:tr>
+      <w:tr>
+        <w:tc>
+          <w:tcPr>
+            <w:tcW w:type="dxa" w:w="864"/>
+          </w:tcPr>
+          <w:p>
+            <w:r/>
+            <w:r>
+              <w:rPr>
+                <w:sz w:val="17"/>
+              </w:rPr>
+              <w:t>HYP-012</w:t>
+            </w:r>
+          </w:p>
+        </w:tc>
+        <w:tc>
+          <w:tcPr>
+            <w:tcW w:type="dxa" w:w="2160"/>
+          </w:tcPr>
+          <w:p>
+            <w:r/>
+            <w:r>
+              <w:rPr>
+                <w:sz w:val="17"/>
+              </w:rPr>
+              <w:t>PCOS 여성 × 용량과 제형</w:t>
+            </w:r>
+          </w:p>
+        </w:tc>
+        <w:tc>
+          <w:tcPr>
+            <w:tcW w:type="dxa" w:w="1008"/>
+          </w:tcPr>
+          <w:p>
+            <w:r/>
+            <w:r>
+              <w:rPr>
+                <w:sz w:val="17"/>
+              </w:rPr>
+              <w:t>18회 / 16인</w:t>
+            </w:r>
+          </w:p>
+        </w:tc>
+        <w:tc>
+          <w:tcPr>
+            <w:tcW w:type="dxa" w:w="2016"/>
+          </w:tcPr>
+          <w:p>
+            <w:r/>
+            <w:r>
+              <w:rPr>
+                <w:sz w:val="17"/>
+              </w:rPr>
+              <w:t>미실시</w:t>
+            </w:r>
+          </w:p>
+        </w:tc>
+        <w:tc>
+          <w:tcPr>
+            <w:tcW w:type="dxa" w:w="1008"/>
+          </w:tcPr>
+          <w:p>
+            <w:r/>
+            <w:r>
+              <w:rPr>
+                <w:sz w:val="17"/>
+              </w:rPr>
+              <w:t>허가 범위 밖</w:t>
+            </w:r>
+          </w:p>
+        </w:tc>
+        <w:tc>
+          <w:tcPr>
+            <w:tcW w:type="dxa" w:w="1728"/>
+          </w:tcPr>
+          <w:p>
+            <w:r/>
+            <w:r>
+              <w:rPr>
+                <w:sz w:val="17"/>
+              </w:rPr>
+              <w:t>미실시</w:t>
+            </w:r>
+          </w:p>
+        </w:tc>
+        <w:tc>
+          <w:tcPr>
+            <w:tcW w:type="dxa" w:w="1584"/>
+          </w:tcPr>
+          <w:p>
+            <w:r/>
+            <w:r>
+              <w:rPr>
+                <w:sz w:val="17"/>
+              </w:rPr>
+            </w:r>
+          </w:p>
+        </w:tc>
+      </w:tr>
+      <w:tr>
+        <w:tc>
+          <w:tcPr>
+            <w:tcW w:type="dxa" w:w="864"/>
+          </w:tcPr>
+          <w:p>
+            <w:r/>
+            <w:r>
+              <w:rPr>
+                <w:sz w:val="17"/>
+              </w:rPr>
+              <w:t>HYP-013</w:t>
+            </w:r>
+          </w:p>
+        </w:tc>
+        <w:tc>
+          <w:tcPr>
+            <w:tcW w:type="dxa" w:w="2160"/>
+          </w:tcPr>
+          <w:p>
+            <w:r/>
+            <w:r>
+              <w:rPr>
+                <w:sz w:val="17"/>
+              </w:rPr>
+              <w:t>당뇨 전단계 × 다른 용도</w:t>
+            </w:r>
+          </w:p>
+        </w:tc>
+        <w:tc>
+          <w:tcPr>
+            <w:tcW w:type="dxa" w:w="1008"/>
+          </w:tcPr>
+          <w:p>
+            <w:r/>
+            <w:r>
+              <w:rPr>
+                <w:sz w:val="17"/>
+              </w:rPr>
+              <w:t>14회 / 12인</w:t>
+            </w:r>
+          </w:p>
+        </w:tc>
+        <w:tc>
+          <w:tcPr>
+            <w:tcW w:type="dxa" w:w="2016"/>
+          </w:tcPr>
+          <w:p>
+            <w:r/>
+            <w:r>
+              <w:rPr>
+                <w:sz w:val="17"/>
+              </w:rPr>
+              <w:t>미실시</w:t>
+            </w:r>
+          </w:p>
+        </w:tc>
+        <w:tc>
+          <w:tcPr>
+            <w:tcW w:type="dxa" w:w="1008"/>
+          </w:tcPr>
+          <w:p>
+            <w:r/>
+            <w:r>
+              <w:rPr>
+                <w:sz w:val="17"/>
+              </w:rPr>
+              <w:t>허가 범위 밖</w:t>
+            </w:r>
+          </w:p>
+        </w:tc>
+        <w:tc>
+          <w:tcPr>
+            <w:tcW w:type="dxa" w:w="1728"/>
+          </w:tcPr>
+          <w:p>
+            <w:r/>
+            <w:r>
+              <w:rPr>
+                <w:sz w:val="17"/>
+              </w:rPr>
+              <w:t>미실시</w:t>
+            </w:r>
+          </w:p>
+        </w:tc>
+        <w:tc>
+          <w:tcPr>
+            <w:tcW w:type="dxa" w:w="1584"/>
+          </w:tcPr>
+          <w:p>
+            <w:r/>
+            <w:r>
+              <w:rPr>
+                <w:sz w:val="17"/>
+              </w:rPr>
+            </w:r>
+          </w:p>
+        </w:tc>
+      </w:tr>
+      <w:tr>
+        <w:tc>
+          <w:tcPr>
+            <w:tcW w:type="dxa" w:w="864"/>
+          </w:tcPr>
+          <w:p>
+            <w:r/>
+            <w:r>
+              <w:rPr>
+                <w:sz w:val="17"/>
+              </w:rPr>
+              <w:t>HYP-014</w:t>
+            </w:r>
+          </w:p>
+        </w:tc>
+        <w:tc>
+          <w:tcPr>
+            <w:tcW w:type="dxa" w:w="2160"/>
+          </w:tcPr>
+          <w:p>
+            <w:r/>
+            <w:r>
+              <w:rPr>
+                <w:sz w:val="17"/>
+              </w:rPr>
+              <w:t>유방암 환자 × 허가 밖 사용 경험</w:t>
+            </w:r>
+          </w:p>
+        </w:tc>
+        <w:tc>
+          <w:tcPr>
+            <w:tcW w:type="dxa" w:w="1008"/>
+          </w:tcPr>
+          <w:p>
+            <w:r/>
+            <w:r>
+              <w:rPr>
+                <w:sz w:val="17"/>
+              </w:rPr>
+              <w:t>11회 / 11인</w:t>
+            </w:r>
+          </w:p>
+        </w:tc>
+        <w:tc>
+          <w:tcPr>
+            <w:tcW w:type="dxa" w:w="2016"/>
+          </w:tcPr>
+          <w:p>
+            <w:r/>
+            <w:r>
+              <w:rPr>
+                <w:sz w:val="17"/>
+              </w:rPr>
+              <w:t>미실시</w:t>
+            </w:r>
+          </w:p>
+        </w:tc>
+        <w:tc>
+          <w:tcPr>
+            <w:tcW w:type="dxa" w:w="1008"/>
+          </w:tcPr>
+          <w:p>
+            <w:r/>
+            <w:r>
+              <w:rPr>
+                <w:sz w:val="17"/>
+              </w:rPr>
+              <w:t>허가 범위 밖</w:t>
+            </w:r>
+          </w:p>
+        </w:tc>
+        <w:tc>
+          <w:tcPr>
+            <w:tcW w:type="dxa" w:w="1728"/>
+          </w:tcPr>
+          <w:p>
+            <w:r/>
+            <w:r>
+              <w:rPr>
+                <w:sz w:val="17"/>
+              </w:rPr>
+              <w:t>미실시</w:t>
+            </w:r>
+          </w:p>
+        </w:tc>
+        <w:tc>
+          <w:tcPr>
+            <w:tcW w:type="dxa" w:w="1584"/>
+          </w:tcPr>
+          <w:p>
+            <w:r/>
+            <w:r>
+              <w:rPr>
+                <w:sz w:val="17"/>
+              </w:rPr>
+            </w:r>
+          </w:p>
+        </w:tc>
+      </w:tr>
+      <w:tr>
+        <w:tc>
+          <w:tcPr>
+            <w:tcW w:type="dxa" w:w="864"/>
+          </w:tcPr>
+          <w:p>
+            <w:r/>
+            <w:r>
+              <w:rPr>
+                <w:sz w:val="17"/>
+              </w:rPr>
+              <w:t>HYP-015</w:t>
+            </w:r>
+          </w:p>
+        </w:tc>
+        <w:tc>
+          <w:tcPr>
+            <w:tcW w:type="dxa" w:w="2160"/>
+          </w:tcPr>
+          <w:p>
+            <w:r/>
+            <w:r>
+              <w:rPr>
+                <w:sz w:val="17"/>
+              </w:rPr>
+              <w:t>당뇨 전단계 × 허가 밖 사용 경험</w:t>
+            </w:r>
+          </w:p>
+        </w:tc>
+        <w:tc>
+          <w:tcPr>
+            <w:tcW w:type="dxa" w:w="1008"/>
+          </w:tcPr>
+          <w:p>
+            <w:r/>
+            <w:r>
+              <w:rPr>
+                <w:sz w:val="17"/>
+              </w:rPr>
+              <w:t>5회 / 5인</w:t>
+            </w:r>
+          </w:p>
+        </w:tc>
+        <w:tc>
+          <w:tcPr>
+            <w:tcW w:type="dxa" w:w="2016"/>
+          </w:tcPr>
+          <w:p>
+            <w:r/>
+            <w:r>
+              <w:rPr>
+                <w:sz w:val="17"/>
+              </w:rPr>
+              <w:t>미실시</w:t>
+            </w:r>
+          </w:p>
+        </w:tc>
+        <w:tc>
+          <w:tcPr>
+            <w:tcW w:type="dxa" w:w="1008"/>
+          </w:tcPr>
+          <w:p>
+            <w:r/>
+            <w:r>
+              <w:rPr>
+                <w:sz w:val="17"/>
+              </w:rPr>
+              <w:t>허가 범위 밖</w:t>
+            </w:r>
+          </w:p>
+        </w:tc>
+        <w:tc>
+          <w:tcPr>
+            <w:tcW w:type="dxa" w:w="1728"/>
+          </w:tcPr>
+          <w:p>
+            <w:r/>
+            <w:r>
+              <w:rPr>
+                <w:sz w:val="17"/>
+              </w:rPr>
+              <w:t>미실시</w:t>
+            </w:r>
+          </w:p>
+        </w:tc>
+        <w:tc>
+          <w:tcPr>
+            <w:tcW w:type="dxa" w:w="1584"/>
+          </w:tcPr>
+          <w:p>
+            <w:r/>
+            <w:r>
+              <w:rPr>
+                <w:sz w:val="17"/>
+              </w:rPr>
+            </w:r>
+          </w:p>
+        </w:tc>
+      </w:tr>
+    </w:tbl>
+    <w:p>
+      <w:pPr>
+        <w:spacing w:after="40"/>
+      </w:pPr>
+    </w:p>
+    <w:p>
+      <w:pPr>
+        <w:spacing w:after="120"/>
+      </w:pPr>
+      <w:r>
+        <w:rPr>
+          <w:b w:val="0"/>
+          <w:color w:val="555555"/>
+          <w:sz w:val="19"/>
+        </w:rPr>
+        <w:t>현장 칸은 언급 횟수와 독립 의료진 수, 외부 근거 칸은 판독 에이전트가 표시한 건수(코드 집계)다. 인용을 원문에서 찾지 못해 버린 건수는 화면에 따로 표시된다.</w:t>
+      </w:r>
+    </w:p>
+    <w:p>
+      <w:pPr>
+        <w:jc w:val="center"/>
+      </w:pPr>
+      <w:r>
+        <w:drawing>
+          <wp:inline xmlns:a="http://schemas.openxmlformats.org/drawingml/2006/main" xmlns:pic="http://schemas.openxmlformats.org/drawingml/2006/picture">
+            <wp:extent cx="5852160" cy="46931580"/>
+            <wp:docPr id="3" name="Picture 3"/>
+            <wp:cNvGraphicFramePr>
+              <a:graphicFrameLocks noChangeAspect="1"/>
+            </wp:cNvGraphicFramePr>
+            <a:graphic>
+              <a:graphicData uri="http://schemas.openxmlformats.org/drawingml/2006/picture">
+                <pic:pic>
+                  <pic:nvPicPr>
+                    <pic:cNvPr id="0" name="hyp_detail.png"/>
+                    <pic:cNvPicPr/>
+                  </pic:nvPicPr>
+                  <pic:blipFill>
+                    <a:blip r:embed="rId15"/>
+                    <a:stretch>
+                      <a:fillRect/>
+                    </a:stretch>
+                  </pic:blipFill>
+                  <pic:spPr>
+                    <a:xfrm>
+                      <a:off x="0" y="0"/>
+                      <a:ext cx="5852160" cy="46931580"/>
+                    </a:xfrm>
+                    <a:prstGeom prst="rect"/>
+                  </pic:spPr>
+                </pic:pic>
+              </a:graphicData>
+            </a:graphic>
+          </wp:inline>
+        </w:drawing>
+      </w:r>
+    </w:p>
+    <w:p>
+      <w:pPr>
+        <w:spacing w:after="200"/>
+      </w:pPr>
+      <w:r>
+        <w:rPr>
+          <w:b w:val="0"/>
+          <w:color w:val="555555"/>
+          <w:sz w:val="18"/>
+        </w:rPr>
+        <w:t>가설 상세. 현장 발언(원문 위치), 검색식, 외부 근거 지표, 판정별 근거 표를 한 화면에 둔다.</w:t>
+      </w:r>
+    </w:p>
+    <w:p>
+      <w:pPr>
+        <w:jc w:val="center"/>
+      </w:pPr>
+      <w:r>
+        <w:drawing>
+          <wp:inline xmlns:a="http://schemas.openxmlformats.org/drawingml/2006/main" xmlns:pic="http://schemas.openxmlformats.org/drawingml/2006/picture">
+            <wp:extent cx="5852160" cy="9995925"/>
+            <wp:docPr id="4" name="Picture 4"/>
+            <wp:cNvGraphicFramePr>
+              <a:graphicFrameLocks noChangeAspect="1"/>
+            </wp:cNvGraphicFramePr>
+            <a:graphic>
+              <a:graphicData uri="http://schemas.openxmlformats.org/drawingml/2006/picture">
+                <pic:pic>
+                  <pic:nvPicPr>
+                    <pic:cNvPr id="0" name="boardroom_top.png"/>
+                    <pic:cNvPicPr/>
+                  </pic:nvPicPr>
+                  <pic:blipFill>
+                    <a:blip r:embed="rId16"/>
+                    <a:stretch>
+                      <a:fillRect/>
+                    </a:stretch>
+                  </pic:blipFill>
+                  <pic:spPr>
+                    <a:xfrm>
+                      <a:off x="0" y="0"/>
+                      <a:ext cx="5852160" cy="9995925"/>
+                    </a:xfrm>
+                    <a:prstGeom prst="rect"/>
+                  </pic:spPr>
+                </pic:pic>
+              </a:graphicData>
+            </a:graphic>
+          </wp:inline>
+        </w:drawing>
+      </w:r>
+    </w:p>
+    <w:p>
+      <w:pPr>
+        <w:spacing w:after="200"/>
+      </w:pPr>
+      <w:r>
+        <w:rPr>
+          <w:b w:val="0"/>
+          <w:color w:val="555555"/>
+          <w:sz w:val="18"/>
+        </w:rPr>
+        <w:t>AI Board 회의실. 회의 정보, 참석자 레일, 간사의 소집 질의, 임원 발언 순서로 재생된다.</w:t>
+      </w:r>
+    </w:p>
+    <w:p>
+      <w:pPr>
+        <w:jc w:val="center"/>
+      </w:pPr>
+      <w:r>
+        <w:drawing>
+          <wp:inline xmlns:a="http://schemas.openxmlformats.org/drawingml/2006/main" xmlns:pic="http://schemas.openxmlformats.org/drawingml/2006/picture">
+            <wp:extent cx="5852160" cy="6815404"/>
+            <wp:docPr id="5" name="Picture 5"/>
+            <wp:cNvGraphicFramePr>
+              <a:graphicFrameLocks noChangeAspect="1"/>
+            </wp:cNvGraphicFramePr>
+            <a:graphic>
+              <a:graphicData uri="http://schemas.openxmlformats.org/drawingml/2006/picture">
+                <pic:pic>
+                  <pic:nvPicPr>
+                    <pic:cNvPr id="0" name="boardroom_verdict.png"/>
+                    <pic:cNvPicPr/>
+                  </pic:nvPicPr>
+                  <pic:blipFill>
+                    <a:blip r:embed="rId17"/>
+                    <a:stretch>
+                      <a:fillRect/>
+                    </a:stretch>
+                  </pic:blipFill>
+                  <pic:spPr>
+                    <a:xfrm>
+                      <a:off x="0" y="0"/>
+                      <a:ext cx="5852160" cy="6815404"/>
+                    </a:xfrm>
+                    <a:prstGeom prst="rect"/>
+                  </pic:spPr>
+                </pic:pic>
+              </a:graphicData>
+            </a:graphic>
+          </wp:inline>
+        </w:drawing>
+      </w:r>
+    </w:p>
+    <w:p>
+      <w:pPr>
+        <w:spacing w:after="200"/>
+      </w:pPr>
+      <w:r>
+        <w:rPr>
+          <w:b w:val="0"/>
+          <w:color w:val="555555"/>
+          <w:sz w:val="18"/>
+        </w:rPr>
+        <w:t>회의 끝의 의장 판정 패널. 최종 입장 집계와 권고를 보여 주고, 추진, 조건부 추진, 보류, 기각 중 하나를 의장 서명과 함께 받는다.</w:t>
+      </w:r>
+    </w:p>
+    <w:p>
+      <w:pPr>
+        <w:jc w:val="center"/>
+      </w:pPr>
+      <w:r>
+        <w:drawing>
+          <wp:inline xmlns:a="http://schemas.openxmlformats.org/drawingml/2006/main" xmlns:pic="http://schemas.openxmlformats.org/drawingml/2006/picture">
+            <wp:extent cx="5852160" cy="3200400"/>
+            <wp:docPr id="6" name="Picture 6"/>
+            <wp:cNvGraphicFramePr>
+              <a:graphicFrameLocks noChangeAspect="1"/>
+            </wp:cNvGraphicFramePr>
+            <a:graphic>
+              <a:graphicData uri="http://schemas.openxmlformats.org/drawingml/2006/picture">
+                <pic:pic>
+                  <pic:nvPicPr>
+                    <pic:cNvPr id="0" name="checklist.png"/>
+                    <pic:cNvPicPr/>
+                  </pic:nvPicPr>
+                  <pic:blipFill>
+                    <a:blip r:embed="rId18"/>
+                    <a:stretch>
+                      <a:fillRect/>
+                    </a:stretch>
+                  </pic:blipFill>
+                  <pic:spPr>
+                    <a:xfrm>
+                      <a:off x="0" y="0"/>
+                      <a:ext cx="5852160" cy="3200400"/>
+                    </a:xfrm>
+                    <a:prstGeom prst="rect"/>
+                  </pic:spPr>
+                </pic:pic>
+              </a:graphicData>
+            </a:graphic>
+          </wp:inline>
+        </w:drawing>
+      </w:r>
+    </w:p>
+    <w:p>
+      <w:pPr>
+        <w:spacing w:after="200"/>
+      </w:pPr>
+      <w:r>
+        <w:rPr>
+          <w:b w:val="0"/>
+          <w:color w:val="555555"/>
+          <w:sz w:val="18"/>
+        </w:rPr>
+        <w:t>다음 면담 체크리스트. 판정에서 채택된 후속 질문이 항목으로 내려간다.</w:t>
+      </w:r>
+    </w:p>
+    <w:p>
+      <w:pPr>
+        <w:pStyle w:val="Heading1"/>
+      </w:pPr>
+      <w:r>
+        <w:rPr>
+          <w:color w:val="162661"/>
+        </w:rPr>
+        <w:t>6. 심사 기준별 대응</w:t>
       </w:r>
     </w:p>
     <w:tbl>
@@ -1321,7 +3214,7 @@
                 <w:b/>
                 <w:sz w:val="19"/>
               </w:rPr>
-              <w:t>이 프로젝트에서</w:t>
+              <w:t>해당 내용</w:t>
             </w:r>
           </w:p>
         </w:tc>
@@ -1351,7 +3244,7 @@
               <w:rPr>
                 <w:sz w:val="19"/>
               </w:rPr>
-              <w:t>Nemotron 3 Ultra를 함수 호출 + JSON 스키마 강제 + 단계별 reasoning 모드 제어로 사용. 판독 에이전트 3종과 임원 에이전트 7인 + 간사의 다중 에이전트 심의(병렬 호출, 코드 집계). 호출 래퍼 · 캐시 · 실행 로그가 한 곳. Agent Skills 규격의 스킬과 OpenShell 정책 명세를 같이 제출.</w:t>
+              <w:t>Nemotron 3 Ultra를 함수 호출과 JSON 스키마 강제, 단계별 reasoning 모드 제어로 사용한다. 판독 에이전트 3종과 임원 에이전트 7인이 병렬로 돌고, 인용 검증과 입장 집계는 코드가 한다. Agent Skills 규격의 스킬과 OpenShell 정책 명세를 포함한다.</w:t>
             </w:r>
           </w:p>
         </w:tc>
@@ -1367,7 +3260,7 @@
               <w:rPr>
                 <w:sz w:val="19"/>
               </w:rPr>
-              <w:t>실용성 · 산업가치 · 혁신성</w:t>
+              <w:t>실용성, 산업가치, 혁신성</w:t>
             </w:r>
           </w:p>
         </w:tc>
@@ -1381,7 +3274,7 @@
               <w:rPr>
                 <w:sz w:val="19"/>
               </w:rPr>
-              <w:t>실제 업무(의학부 현장 신호 관리)와 실제 규제 제약(허가 범위 · 유해사례 분리)을 그대로 설계에 넣었다. 혁신은 «더 잘 요약»이 아니라 모델이 못 하는 일을 코드와 사람이 막는 구조 — 인용 검증 · 코드 계수 · 두 개의 이름 서명 관문.</w:t>
+              <w:t>의학부의 실제 업무 흐름과 규제 제약을 그대로 설계에 넣었다. 요약이 아니라 원문 위치가 붙은 근거를 만들고, 상업 액션은 코드가 막는다.</w:t>
             </w:r>
           </w:p>
         </w:tc>
@@ -1411,7 +3304,7 @@
               <w:rPr>
                 <w:sz w:val="19"/>
               </w:rPr>
-              <w:t>웹 콘솔에서 한 바퀴 완주(배포됨) · CLI 동일 · 정적 리포트 · 실행 기록 · 오프라인 자가시험 · 캐시 재생. 데모 결과는 실측이며 문서의 숫자는 코드가 낸 것.</w:t>
+              <w:t>콘솔 7화면이 배포돼 있고 서명, 심의, 판정을 화면에서 실제로 실행할 수 있다. 실행 기록과 캐시로 같은 결과를 재현한다.</w:t>
             </w:r>
           </w:p>
         </w:tc>
@@ -1427,7 +3320,7 @@
               <w:rPr>
                 <w:sz w:val="19"/>
               </w:rPr>
-              <w:t>커스터마이징 · 독창성</w:t>
+              <w:t>커스터마이징, 독창성</w:t>
             </w:r>
           </w:p>
         </w:tc>
@@ -1441,7 +3334,7 @@
               <w:rPr>
                 <w:sz w:val="19"/>
               </w:rPr>
-              <w:t>고정 헤더(환자군 · 신호 유형)를 사람이 정하는 계약, 원문 위치를 요구하는 인용 검증기(«…» 조각 · 공백 차이 허용, 이어 붙인 인용은 버림), 화면의 모든 판단 문장에 5단계 표기(사실 · 패턴 · 해석 · 제안 · 실행).</w:t>
+              <w:t>환자군과 신호 유형을 사람이 정하는 고정 헤더, 원문 위치를 요구하는 인용 검증기, 판단 문장의 5단계 표기(사실, 패턴, 해석, 제안, 실행), 확신도 가중 집계로 정하는 권고.</w:t>
             </w:r>
           </w:p>
         </w:tc>
@@ -1460,712 +3353,52 @@
         <w:rPr>
           <w:color w:val="162661"/>
         </w:rPr>
-        <w:t>5. 데모 각본과 실측 (2026-09-28)</w:t>
+        <w:t>7. 한계와 남은 일</w:t>
       </w:r>
     </w:p>
     <w:p>
       <w:pPr>
-        <w:spacing w:after="120"/>
+        <w:pStyle w:val="ListBullet"/>
+        <w:spacing w:after="40"/>
       </w:pPr>
       <w:r>
-        <w:rPr>
-          <w:b w:val="0"/>
-          <w:i w:val="0"/>
-        </w:rPr>
-        <w:t>약은 메트포르민 — 특허가 만료된 지 오래고 특정 회사 소유가 아니며 공개 근거가 가장 두껍다(PubMed 제목 18,054편 · CT.gov 3,120건 · FAERS 440,270건 · Part D 연 3,400만 건 청구). 모든 면담 기록은 합성이다(가상 의료진 12인).</w:t>
-      </w:r>
-    </w:p>
-    <w:tbl>
-      <w:tblPr>
-        <w:tblStyle w:val="TableGrid"/>
-        <w:tblW w:type="auto" w:w="0"/>
-        <w:tblLook w:firstColumn="1" w:firstRow="1" w:lastColumn="0" w:lastRow="0" w:noHBand="0" w:noVBand="1" w:val="04A0"/>
-      </w:tblPr>
-      <w:tblGrid>
-        <w:gridCol w:w="2412"/>
-        <w:gridCol w:w="2412"/>
-        <w:gridCol w:w="2412"/>
-        <w:gridCol w:w="2412"/>
-      </w:tblGrid>
-      <w:tr>
-        <w:tc>
-          <w:tcPr>
-            <w:tcW w:type="dxa" w:w="2592"/>
-          </w:tcPr>
-          <w:p>
-            <w:r/>
-            <w:r>
-              <w:rPr>
-                <w:b/>
-                <w:sz w:val="19"/>
-              </w:rPr>
-              <w:t>가설</w:t>
-            </w:r>
-          </w:p>
-        </w:tc>
-        <w:tc>
-          <w:tcPr>
-            <w:tcW w:type="dxa" w:w="1008"/>
-          </w:tcPr>
-          <w:p>
-            <w:r/>
-            <w:r>
-              <w:rPr>
-                <w:b/>
-                <w:sz w:val="19"/>
-              </w:rPr>
-              <w:t>현장</w:t>
-            </w:r>
-          </w:p>
-        </w:tc>
-        <w:tc>
-          <w:tcPr>
-            <w:tcW w:type="dxa" w:w="2016"/>
-          </w:tcPr>
-          <w:p>
-            <w:r/>
-            <w:r>
-              <w:rPr>
-                <w:b/>
-                <w:sz w:val="19"/>
-              </w:rPr>
-              <w:t>외부 근거 (지지/반대/중립 · 버림)</w:t>
-            </w:r>
-          </w:p>
-        </w:tc>
-        <w:tc>
-          <w:tcPr>
-            <w:tcW w:type="dxa" w:w="4032"/>
-          </w:tcPr>
-          <w:p>
-            <w:r/>
-            <w:r>
-              <w:rPr>
-                <w:b/>
-                <w:sz w:val="19"/>
-              </w:rPr>
-              <w:t>이 장면이 보여주는 것</w:t>
-            </w:r>
-          </w:p>
-        </w:tc>
-      </w:tr>
-      <w:tr>
-        <w:tc>
-          <w:tcPr>
-            <w:tcW w:type="dxa" w:w="2592"/>
-          </w:tcPr>
-          <w:p>
-            <w:r/>
-            <w:r>
-              <w:rPr>
-                <w:sz w:val="19"/>
-              </w:rPr>
-              <w:t>HYP-003 유방암 환자 × 쓰고 싶다</w:t>
-            </w:r>
-          </w:p>
-        </w:tc>
-        <w:tc>
-          <w:tcPr>
-            <w:tcW w:type="dxa" w:w="1008"/>
-          </w:tcPr>
-          <w:p>
-            <w:r/>
-            <w:r>
-              <w:rPr>
-                <w:sz w:val="19"/>
-              </w:rPr>
-              <w:t>3회/3인</w:t>
-            </w:r>
-          </w:p>
-        </w:tc>
-        <w:tc>
-          <w:tcPr>
-            <w:tcW w:type="dxa" w:w="2016"/>
-          </w:tcPr>
-          <w:p>
-            <w:r/>
-            <w:r>
-              <w:rPr>
-                <w:sz w:val="19"/>
-              </w:rPr>
-              <w:t>10 / 3 / 19 · 2</w:t>
-            </w:r>
-          </w:p>
-        </w:tc>
-        <w:tc>
-          <w:tcPr>
-            <w:tcW w:type="dxa" w:w="4032"/>
-          </w:tcPr>
-          <w:p>
-            <w:r/>
-            <w:r>
-              <w:rPr>
-                <w:sz w:val="19"/>
-              </w:rPr>
-              <w:t>현장 요청과 외부 근거가 어긋나는 사례. 언론 보도로 환자 요청은 늘지만 대규모 3상 MA.32(NCT01101438, n=3,649)는 무효. 같은 시험이 CT.gov 등록에서는 지지로, 결과 논문에서는 반대로 잡힌다. AI Board 심의 24턴(참석 7인, 주무 CMO), 최종 입장 지지 0 · 보류 0 · 반대 7, 코드 집계 권고 DROP, 코드가 차단한 상업 제안 3건. 결정: 박건태.</w:t>
-            </w:r>
-          </w:p>
-        </w:tc>
-      </w:tr>
-      <w:tr>
-        <w:tc>
-          <w:tcPr>
-            <w:tcW w:type="dxa" w:w="2592"/>
-          </w:tcPr>
-          <w:p>
-            <w:r/>
-            <w:r>
-              <w:rPr>
-                <w:sz w:val="19"/>
-              </w:rPr>
-              <w:t>HYP-001 PCOS 여성 × 써봤다</w:t>
-            </w:r>
-          </w:p>
-        </w:tc>
-        <w:tc>
-          <w:tcPr>
-            <w:tcW w:type="dxa" w:w="1008"/>
-          </w:tcPr>
-          <w:p>
-            <w:r/>
-            <w:r>
-              <w:rPr>
-                <w:sz w:val="19"/>
-              </w:rPr>
-              <w:t>6회/4인</w:t>
-            </w:r>
-          </w:p>
-        </w:tc>
-        <w:tc>
-          <w:tcPr>
-            <w:tcW w:type="dxa" w:w="2016"/>
-          </w:tcPr>
-          <w:p>
-            <w:r/>
-            <w:r>
-              <w:rPr>
-                <w:sz w:val="19"/>
-              </w:rPr>
-              <w:t>9 / 0 / 27 · 3</w:t>
-            </w:r>
-          </w:p>
-        </w:tc>
-        <w:tc>
-          <w:tcPr>
-            <w:tcW w:type="dxa" w:w="4032"/>
-          </w:tcPr>
-          <w:p>
-            <w:r/>
-            <w:r>
-              <w:rPr>
-                <w:sz w:val="19"/>
-              </w:rPr>
-              <w:t>지지 근거 장면. 허가 밖이지만 3상 42건 — 전문조직 검토 경로.</w:t>
-            </w:r>
-          </w:p>
-        </w:tc>
-      </w:tr>
-      <w:tr>
-        <w:tc>
-          <w:tcPr>
-            <w:tcW w:type="dxa" w:w="2592"/>
-          </w:tcPr>
-          <w:p>
-            <w:r/>
-            <w:r>
-              <w:rPr>
-                <w:sz w:val="19"/>
-              </w:rPr>
-              <w:t>HYP-002 당뇨 전단계 × 막혔다</w:t>
-            </w:r>
-          </w:p>
-        </w:tc>
-        <w:tc>
-          <w:tcPr>
-            <w:tcW w:type="dxa" w:w="1008"/>
-          </w:tcPr>
-          <w:p>
-            <w:r/>
-            <w:r>
-              <w:rPr>
-                <w:sz w:val="19"/>
-              </w:rPr>
-              <w:t>4회/4인</w:t>
-            </w:r>
-          </w:p>
-        </w:tc>
-        <w:tc>
-          <w:tcPr>
-            <w:tcW w:type="dxa" w:w="2016"/>
-          </w:tcPr>
-          <w:p>
-            <w:r/>
-            <w:r>
-              <w:rPr>
-                <w:sz w:val="19"/>
-              </w:rPr>
-              <w:t>23 / 2 / 13 · 1</w:t>
-            </w:r>
-          </w:p>
-        </w:tc>
-        <w:tc>
-          <w:tcPr>
-            <w:tcW w:type="dxa" w:w="4032"/>
-          </w:tcPr>
-          <w:p>
-            <w:r/>
-            <w:r>
-              <w:rPr>
-                <w:sz w:val="19"/>
-              </w:rPr>
-              <w:t>라벨 경계 장면. 라벨은 침묵(중립), 시험은 117건 — «막혔다»와 «써봤다»를 가르는 이유.</w:t>
-            </w:r>
-          </w:p>
-        </w:tc>
-      </w:tr>
-      <w:tr>
-        <w:tc>
-          <w:tcPr>
-            <w:tcW w:type="dxa" w:w="2592"/>
-          </w:tcPr>
-          <w:p>
-            <w:r/>
-            <w:r>
-              <w:rPr>
-                <w:sz w:val="19"/>
-              </w:rPr>
-              <w:t>HYP-004 · HYP-005 유방암 × 다른 쓰임 · 자료 부족</w:t>
-            </w:r>
-          </w:p>
-        </w:tc>
-        <w:tc>
-          <w:tcPr>
-            <w:tcW w:type="dxa" w:w="1008"/>
-          </w:tcPr>
-          <w:p>
-            <w:r/>
-            <w:r>
-              <w:rPr>
-                <w:sz w:val="19"/>
-              </w:rPr>
-              <w:t>3회/3인</w:t>
-            </w:r>
-          </w:p>
-        </w:tc>
-        <w:tc>
-          <w:tcPr>
-            <w:tcW w:type="dxa" w:w="2016"/>
-          </w:tcPr>
-          <w:p>
-            <w:r/>
-            <w:r>
-              <w:rPr>
-                <w:sz w:val="19"/>
-              </w:rPr>
-              <w:t>9 / 1 / 7 · 3  /  2 / 2 / 7 · 1</w:t>
-            </w:r>
-          </w:p>
-        </w:tc>
-        <w:tc>
-          <w:tcPr>
-            <w:tcW w:type="dxa" w:w="4032"/>
-          </w:tcPr>
-          <w:p>
-            <w:r/>
-            <w:r>
-              <w:rPr>
-                <w:sz w:val="19"/>
-              </w:rPr>
-              <w:t>근거가 얇으면 얇다고 보인다.</w:t>
-            </w:r>
-          </w:p>
-        </w:tc>
-      </w:tr>
-      <w:tr>
-        <w:tc>
-          <w:tcPr>
-            <w:tcW w:type="dxa" w:w="2592"/>
-          </w:tcPr>
-          <w:p>
-            <w:r/>
-            <w:r>
-              <w:rPr>
-                <w:sz w:val="19"/>
-              </w:rPr>
-              <w:t>소아 10세 미만 · 노인 신기능 · 임신부</w:t>
-            </w:r>
-          </w:p>
-        </w:tc>
-        <w:tc>
-          <w:tcPr>
-            <w:tcW w:type="dxa" w:w="1008"/>
-          </w:tcPr>
-          <w:p>
-            <w:r/>
-            <w:r>
-              <w:rPr>
-                <w:sz w:val="19"/>
-              </w:rPr>
-              <w:t>1~2인</w:t>
-            </w:r>
-          </w:p>
-        </w:tc>
-        <w:tc>
-          <w:tcPr>
-            <w:tcW w:type="dxa" w:w="2016"/>
-          </w:tcPr>
-          <w:p>
-            <w:r/>
-            <w:r>
-              <w:rPr>
-                <w:sz w:val="19"/>
-              </w:rPr>
-              <w:t>—</w:t>
-            </w:r>
-          </w:p>
-        </w:tc>
-        <w:tc>
-          <w:tcPr>
-            <w:tcW w:type="dxa" w:w="4032"/>
-          </w:tcPr>
-          <w:p>
-            <w:r/>
-            <w:r>
-              <w:rPr>
-                <w:sz w:val="19"/>
-              </w:rPr>
-              <w:t>문턱 미달. 집계에는 보이지만 가설이 되지 않는다.</w:t>
-            </w:r>
-          </w:p>
-        </w:tc>
-      </w:tr>
-      <w:tr>
-        <w:tc>
-          <w:tcPr>
-            <w:tcW w:type="dxa" w:w="2592"/>
-          </w:tcPr>
-          <w:p>
-            <w:r/>
-            <w:r>
-              <w:rPr>
-                <w:sz w:val="19"/>
-              </w:rPr>
-              <w:t>젖산산증 입원 · B12 결핍 신경병증</w:t>
-            </w:r>
-          </w:p>
-        </w:tc>
-        <w:tc>
-          <w:tcPr>
-            <w:tcW w:type="dxa" w:w="1008"/>
-          </w:tcPr>
-          <w:p>
-            <w:r/>
-            <w:r>
-              <w:rPr>
-                <w:sz w:val="19"/>
-              </w:rPr>
-              <w:t>2건</w:t>
-            </w:r>
-          </w:p>
-        </w:tc>
-        <w:tc>
-          <w:tcPr>
-            <w:tcW w:type="dxa" w:w="2016"/>
-          </w:tcPr>
-          <w:p>
-            <w:r/>
-            <w:r>
-              <w:rPr>
-                <w:sz w:val="19"/>
-              </w:rPr>
-              <w:t>—</w:t>
-            </w:r>
-          </w:p>
-        </w:tc>
-        <w:tc>
-          <w:tcPr>
-            <w:tcW w:type="dxa" w:w="4032"/>
-          </w:tcPr>
-          <w:p>
-            <w:r/>
-            <w:r>
-              <w:rPr>
-                <w:sz w:val="19"/>
-              </w:rPr>
-              <w:t>safety 큐. 분석에 섞이지 않는다.</w:t>
-            </w:r>
-          </w:p>
-        </w:tc>
-      </w:tr>
-    </w:tbl>
-    <w:p>
-      <w:pPr>
-        <w:spacing w:after="40"/>
-      </w:pPr>
-    </w:p>
-    <w:p>
-      <w:pPr>
-        <w:jc w:val="center"/>
-      </w:pPr>
-      <w:r>
-        <w:drawing>
-          <wp:inline xmlns:a="http://schemas.openxmlformats.org/drawingml/2006/main" xmlns:pic="http://schemas.openxmlformats.org/drawingml/2006/picture">
-            <wp:extent cx="5852160" cy="5943600"/>
-            <wp:docPr id="6" name="Picture 6"/>
-            <wp:cNvGraphicFramePr>
-              <a:graphicFrameLocks noChangeAspect="1"/>
-            </wp:cNvGraphicFramePr>
-            <a:graphic>
-              <a:graphicData uri="http://schemas.openxmlformats.org/drawingml/2006/picture">
-                <pic:pic>
-                  <pic:nvPicPr>
-                    <pic:cNvPr id="0" name="hyp003.png"/>
-                    <pic:cNvPicPr/>
-                  </pic:nvPicPr>
-                  <pic:blipFill>
-                    <a:blip r:embed="rId20"/>
-                    <a:stretch>
-                      <a:fillRect/>
-                    </a:stretch>
-                  </pic:blipFill>
-                  <pic:spPr>
-                    <a:xfrm>
-                      <a:off x="0" y="0"/>
-                      <a:ext cx="5852160" cy="5943600"/>
-                    </a:xfrm>
-                    <a:prstGeom prst="rect"/>
-                  </pic:spPr>
-                </pic:pic>
-              </a:graphicData>
-            </a:graphic>
-          </wp:inline>
-        </w:drawing>
+        <w:t>OpenShell 안에서 실행하지 않았다. 개발 환경이 macOS라 정책 명세만 만들었고, 본선에서 Brev 환경에 적용하는 것이 첫 작업이다.</w:t>
       </w:r>
     </w:p>
     <w:p>
       <w:pPr>
-        <w:spacing w:after="200"/>
+        <w:pStyle w:val="ListBullet"/>
+        <w:spacing w:after="40"/>
       </w:pPr>
       <w:r>
-        <w:rPr>
-          <w:b w:val="0"/>
-          <w:i w:val="0"/>
-          <w:color w:val="555555"/>
-          <w:sz w:val="18"/>
-        </w:rPr>
-        <w:t>HYP-003 상세: 검색식 · KPI(PubMed 11 · RCT 3 · CT.gov 64 · 3상 6 · FAERS · Part D) · 근거 표(판정 · 출처 링크 · 인용 원문 위치 · 해석).</w:t>
+        <w:t>면담 기록에 권역 정보가 없어 지역별 집계 화면은 비어 있다. 원본 콘솔 화면 중 데이터 계약 편집, 배치 판독, 시뮬레이터, 시장 화면은 이번 예선 백엔드가 제공하지 않아 메뉴에서 뺐다.</w:t>
       </w:r>
     </w:p>
     <w:p>
       <w:pPr>
-        <w:jc w:val="center"/>
+        <w:pStyle w:val="ListBullet"/>
+        <w:spacing w:after="40"/>
       </w:pPr>
       <w:r>
-        <w:drawing>
-          <wp:inline xmlns:a="http://schemas.openxmlformats.org/drawingml/2006/main" xmlns:pic="http://schemas.openxmlformats.org/drawingml/2006/picture">
-            <wp:extent cx="5852160" cy="9995925"/>
-            <wp:docPr id="7" name="Picture 7"/>
-            <wp:cNvGraphicFramePr>
-              <a:graphicFrameLocks noChangeAspect="1"/>
-            </wp:cNvGraphicFramePr>
-            <a:graphic>
-              <a:graphicData uri="http://schemas.openxmlformats.org/drawingml/2006/picture">
-                <pic:pic>
-                  <pic:nvPicPr>
-                    <pic:cNvPr id="0" name="boardroom_top.png"/>
-                    <pic:cNvPicPr/>
-                  </pic:nvPicPr>
-                  <pic:blipFill>
-                    <a:blip r:embed="rId21"/>
-                    <a:stretch>
-                      <a:fillRect/>
-                    </a:stretch>
-                  </pic:blipFill>
-                  <pic:spPr>
-                    <a:xfrm>
-                      <a:off x="0" y="0"/>
-                      <a:ext cx="5852160" cy="9995925"/>
-                    </a:xfrm>
-                    <a:prstGeom prst="rect"/>
-                  </pic:spPr>
-                </pic:pic>
-              </a:graphicData>
-            </a:graphic>
-          </wp:inline>
-        </w:drawing>
+        <w:t>같은 근거로 심의를 다시 열면 권고가 보류와 기각 사이에서 달라질 수 있다. 결정은 사람이 하므로 권고는 참고값이다. 같은 서명자와 같은 근거면 캐시로 같은 회의가 재생된다.</w:t>
       </w:r>
     </w:p>
     <w:p>
       <w:pPr>
-        <w:spacing w:after="200"/>
+        <w:pStyle w:val="ListBullet"/>
+        <w:spacing w:after="40"/>
       </w:pPr>
       <w:r>
-        <w:rPr>
-          <w:b w:val="0"/>
-          <w:i w:val="0"/>
-          <w:color w:val="555555"/>
-          <w:sz w:val="18"/>
-        </w:rPr>
-        <w:t>AI Board 회의실(콘솔): 회의 정보(안건 · 참석 7인 · 주무) · 참석자 레일(입장 칩) · 간사 질의 · 임원 발언이 순서대로 재생된다.</w:t>
+        <w:t>무료 NIM 엔드포인트는 분당 호출 수 제한이 있어 면담 282건 추출에 약 40분이 걸렸고 한 번은 속도 제한으로 중단돼 백오프를 늘려 다시 돌렸다.</w:t>
       </w:r>
     </w:p>
     <w:p>
       <w:pPr>
-        <w:jc w:val="center"/>
+        <w:pStyle w:val="ListBullet"/>
+        <w:spacing w:after="40"/>
       </w:pPr>
       <w:r>
-        <w:drawing>
-          <wp:inline xmlns:a="http://schemas.openxmlformats.org/drawingml/2006/main" xmlns:pic="http://schemas.openxmlformats.org/drawingml/2006/picture">
-            <wp:extent cx="5852160" cy="6815404"/>
-            <wp:docPr id="8" name="Picture 8"/>
-            <wp:cNvGraphicFramePr>
-              <a:graphicFrameLocks noChangeAspect="1"/>
-            </wp:cNvGraphicFramePr>
-            <a:graphic>
-              <a:graphicData uri="http://schemas.openxmlformats.org/drawingml/2006/picture">
-                <pic:pic>
-                  <pic:nvPicPr>
-                    <pic:cNvPr id="0" name="boardroom_verdict.png"/>
-                    <pic:cNvPicPr/>
-                  </pic:nvPicPr>
-                  <pic:blipFill>
-                    <a:blip r:embed="rId22"/>
-                    <a:stretch>
-                      <a:fillRect/>
-                    </a:stretch>
-                  </pic:blipFill>
-                  <pic:spPr>
-                    <a:xfrm>
-                      <a:off x="0" y="0"/>
-                      <a:ext cx="5852160" cy="6815404"/>
-                    </a:xfrm>
-                    <a:prstGeom prst="rect"/>
-                  </pic:spPr>
-                </pic:pic>
-              </a:graphicData>
-            </a:graphic>
-          </wp:inline>
-        </w:drawing>
-      </w:r>
-    </w:p>
-    <w:p>
-      <w:pPr>
-        <w:spacing w:after="200"/>
-      </w:pPr>
-      <w:r>
-        <w:rPr>
-          <w:b w:val="0"/>
-          <w:i w:val="0"/>
-          <w:color w:val="555555"/>
-          <w:sz w:val="18"/>
-        </w:rPr>
-        <w:t>회의 끝의 의장 판정 패널: 코드 집계(지지 · 보류 · 반대, 주무 가중) · 권고 · 추진/조건부 추진/보류/기각 · 의장 서명. 판정은 사람이 내린다.</w:t>
-      </w:r>
-    </w:p>
-    <w:p>
-      <w:pPr>
-        <w:jc w:val="center"/>
-      </w:pPr>
-      <w:r>
-        <w:drawing>
-          <wp:inline xmlns:a="http://schemas.openxmlformats.org/drawingml/2006/main" xmlns:pic="http://schemas.openxmlformats.org/drawingml/2006/picture">
-            <wp:extent cx="5852160" cy="11887200"/>
-            <wp:docPr id="9" name="Picture 9"/>
-            <wp:cNvGraphicFramePr>
-              <a:graphicFrameLocks noChangeAspect="1"/>
-            </wp:cNvGraphicFramePr>
-            <a:graphic>
-              <a:graphicData uri="http://schemas.openxmlformats.org/drawingml/2006/picture">
-                <pic:pic>
-                  <pic:nvPicPr>
-                    <pic:cNvPr id="0" name="board.png"/>
-                    <pic:cNvPicPr/>
-                  </pic:nvPicPr>
-                  <pic:blipFill>
-                    <a:blip r:embed="rId23"/>
-                    <a:stretch>
-                      <a:fillRect/>
-                    </a:stretch>
-                  </pic:blipFill>
-                  <pic:spPr>
-                    <a:xfrm>
-                      <a:off x="0" y="0"/>
-                      <a:ext cx="5852160" cy="11887200"/>
-                    </a:xfrm>
-                    <a:prstGeom prst="rect"/>
-                  </pic:spPr>
-                </pic:pic>
-              </a:graphicData>
-            </a:graphic>
-          </wp:inline>
-        </w:drawing>
-      </w:r>
-    </w:p>
-    <w:p>
-      <w:pPr>
-        <w:spacing w:after="200"/>
-      </w:pPr>
-      <w:r>
-        <w:rPr>
-          <w:b w:val="0"/>
-          <w:i w:val="0"/>
-          <w:color w:val="555555"/>
-          <w:sz w:val="18"/>
-        </w:rPr>
-        <w:t>AI Board 심의 기록(API 페이지): 입장 변화표(모두발언 → 최종) · 코드 집계와 권고 · 회의 기록 · 차단된 상업 제안 · 회의록(중단 기준 · 위험 · 다음 면담 질문).</w:t>
-      </w:r>
-    </w:p>
-    <w:p>
-      <w:pPr>
-        <w:jc w:val="center"/>
-      </w:pPr>
-      <w:r>
-        <w:drawing>
-          <wp:inline xmlns:a="http://schemas.openxmlformats.org/drawingml/2006/main" xmlns:pic="http://schemas.openxmlformats.org/drawingml/2006/picture">
-            <wp:extent cx="5852160" cy="3200400"/>
-            <wp:docPr id="10" name="Picture 10"/>
-            <wp:cNvGraphicFramePr>
-              <a:graphicFrameLocks noChangeAspect="1"/>
-            </wp:cNvGraphicFramePr>
-            <a:graphic>
-              <a:graphicData uri="http://schemas.openxmlformats.org/drawingml/2006/picture">
-                <pic:pic>
-                  <pic:nvPicPr>
-                    <pic:cNvPr id="0" name="checklist.png"/>
-                    <pic:cNvPicPr/>
-                  </pic:nvPicPr>
-                  <pic:blipFill>
-                    <a:blip r:embed="rId24"/>
-                    <a:stretch>
-                      <a:fillRect/>
-                    </a:stretch>
-                  </pic:blipFill>
-                  <pic:spPr>
-                    <a:xfrm>
-                      <a:off x="0" y="0"/>
-                      <a:ext cx="5852160" cy="3200400"/>
-                    </a:xfrm>
-                    <a:prstGeom prst="rect"/>
-                  </pic:spPr>
-                </pic:pic>
-              </a:graphicData>
-            </a:graphic>
-          </wp:inline>
-        </w:drawing>
-      </w:r>
-    </w:p>
-    <w:p>
-      <w:pPr>
-        <w:spacing w:after="200"/>
-      </w:pPr>
-      <w:r>
-        <w:rPr>
-          <w:b w:val="0"/>
-          <w:i w:val="0"/>
-          <w:color w:val="555555"/>
-          <w:sz w:val="18"/>
-        </w:rPr>
-        <w:t>체크리스트: 사람이 받아들인 권고의 후속 질문이 다음 면담 항목이 된다 — 루프가 닫히는 곳.</w:t>
+        <w:t>근거 후보 선별은 PubMed 관련도순에 무작위 대조시험 우선 조회를 더한 것이다. 임베딩 기반 선별은 하지 않았다.</w:t>
       </w:r>
     </w:p>
     <w:p>
@@ -2176,31 +3409,18 @@
         <w:rPr>
           <w:color w:val="162661"/>
         </w:rPr>
-        <w:t>6. 실행 · 데이터 · 보안</w:t>
+        <w:t>부록 A. 실행 방법</w:t>
       </w:r>
     </w:p>
     <w:p>
       <w:pPr>
-        <w:spacing w:after="80"/>
+        <w:spacing w:after="120"/>
       </w:pPr>
       <w:r>
         <w:rPr>
           <w:b w:val="0"/>
-          <w:i w:val="0"/>
         </w:rPr>
-        <w:t>uv sync → .env에 NVIDIA_API_KEY(build.nvidia.com, 무료) → uv run uvicorn loop.web:app --port 8030 또는 bash scripts/demo.sh. 공개 API 응답과 모델 응답이 저장소에 캐시돼 있어 키 없이도 같은 결과가 즉시 재생된다. 새 입력(새 서명자 이름으로 심의 등)만 실제 호출이다.</w:t>
-      </w:r>
-    </w:p>
-    <w:p>
-      <w:pPr>
-        <w:spacing w:after="160"/>
-      </w:pPr>
-      <w:r>
-        <w:rPr>
-          <w:b w:val="0"/>
-          <w:i w:val="0"/>
-        </w:rPr>
-        <w:t>면담 기록은 전부 합성이며 실제 환자·의료진·기관 정보가 없다. 근거는 공개 API만 쓴다. API 키는 호스트 환경변수에만 있고 캐시·로그·저장소에 남지 않는다.</w:t>
+        <w:t>백엔드: uv sync 뒤 .env에 NVIDIA_API_KEY(build.nvidia.com에서 무료 발급)를 넣고 uv run uvicorn loop.web:app --port 8030. 콘솔: console 폴더에서 npm install 뒤 NEXT_PUBLIC_API_BASE_URL=http://localhost:8030/api npm run dev. 명령줄로도 같은 단계를 실행할 수 있다(uv run python -m loop.cli sense | screen | review | board | approve). 공개 API 응답과 모델 응답이 저장소에 캐시돼 있어 키 없이도 같은 입력은 즉시 재생된다.</w:t>
       </w:r>
     </w:p>
     <w:p>
@@ -2211,43 +3431,18 @@
         <w:rPr>
           <w:color w:val="162661"/>
         </w:rPr>
-        <w:t>7. 한계와 다음 단계</w:t>
+        <w:t>부록 B. 데이터와 보안</w:t>
       </w:r>
     </w:p>
     <w:p>
       <w:pPr>
-        <w:pStyle w:val="ListBullet"/>
-        <w:spacing w:after="40"/>
+        <w:spacing w:after="120"/>
       </w:pPr>
       <w:r>
-        <w:t>OpenShell 안에서 실행하지 않았다(개발 환경 macOS). 본선에서 sandbox/EGRESS.md 정책을 실제로 적용하는 것이 첫 작업.</w:t>
-      </w:r>
-    </w:p>
-    <w:p>
-      <w:pPr>
-        <w:pStyle w:val="ListBullet"/>
-        <w:spacing w:after="40"/>
-      </w:pPr>
-      <w:r>
-        <w:t>근거 후보 선별은 PubMed 관련도순 + RCT 우선이다. Nemotron 임베딩(nemotron-3-embed-1b)으로 가설 문장과의 유사도 선별을 붙이는 것이 다음 단계.</w:t>
-      </w:r>
-    </w:p>
-    <w:p>
-      <w:pPr>
-        <w:pStyle w:val="ListBullet"/>
-        <w:spacing w:after="40"/>
-      </w:pPr>
-      <w:r>
-        <w:t>현장 수집 모바일 앱·음성 전사는 이 저장소 범위 밖이다(data/field_notes.json이 그 출력이라고 가정).</w:t>
-      </w:r>
-    </w:p>
-    <w:p>
-      <w:pPr>
-        <w:pStyle w:val="ListBullet"/>
-        <w:spacing w:after="40"/>
-      </w:pPr>
-      <w:r>
-        <w:t>같은 근거로 심의 권고가 실행에 따라 HOLD/DROP 사이에서 갈릴 수 있다 — 둘 다 방어 가능하며 결정은 사람이 한다. 같은 서명자·같은 근거면 캐시로 재현된다.</w:t>
+        <w:rPr>
+          <w:b w:val="0"/>
+        </w:rPr>
+        <w:t>면담 기록은 전부 합성이며 실제 환자, 의료진, 기관 정보가 없다. 근거는 공개 API만 쓴다. API 키는 호스트 환경변수에만 있고 캐시, 로그, 저장소에 남지 않는다. 무료 엔드포인트 약관상 입력이 서비스 개선에 쓰일 수 있으므로 합성 데이터만 보냈다.</w:t>
       </w:r>
     </w:p>
     <w:sectPr>

--- a/docs/[NVIDIA 해커톤_AI Pioneer_DELPHi].docx
+++ b/docs/[NVIDIA 해커톤_AI Pioneer_DELPHi].docx
@@ -913,110 +913,6 @@
           <w:b w:val="0"/>
         </w:rPr>
         <w:t>홈(현황과 신호 지도), 신호의 여정(파이프라인 보드), 신호와 가설(가설 목록과 생성), 다중 에이전트 검증(근거 조사 워크벤치), 심의(안건 대장과 AI Board 회의실), 안전(유해사례 후보), 실행 기록(모델 호출 이력과 비용). 회의실은 발언이 생기는 순서대로 화면에 올라오고, 끝난 회의는 처음부터 다시 재생할 수 있다.</w:t>
-      </w:r>
-    </w:p>
-    <w:p>
-      <w:pPr>
-        <w:jc w:val="center"/>
-      </w:pPr>
-      <w:r>
-        <w:drawing>
-          <wp:inline xmlns:a="http://schemas.openxmlformats.org/drawingml/2006/main" xmlns:pic="http://schemas.openxmlformats.org/drawingml/2006/picture">
-            <wp:extent cx="5852160" cy="13345668"/>
-            <wp:docPr id="1" name="Picture 1"/>
-            <wp:cNvGraphicFramePr>
-              <a:graphicFrameLocks noChangeAspect="1"/>
-            </wp:cNvGraphicFramePr>
-            <a:graphic>
-              <a:graphicData uri="http://schemas.openxmlformats.org/drawingml/2006/picture">
-                <pic:pic>
-                  <pic:nvPicPr>
-                    <pic:cNvPr id="0" name="console_home.png"/>
-                    <pic:cNvPicPr/>
-                  </pic:nvPicPr>
-                  <pic:blipFill>
-                    <a:blip r:embed="rId13"/>
-                    <a:stretch>
-                      <a:fillRect/>
-                    </a:stretch>
-                  </pic:blipFill>
-                  <pic:spPr>
-                    <a:xfrm>
-                      <a:off x="0" y="0"/>
-                      <a:ext cx="5852160" cy="13345668"/>
-                    </a:xfrm>
-                    <a:prstGeom prst="rect"/>
-                  </pic:spPr>
-                </pic:pic>
-              </a:graphicData>
-            </a:graphic>
-          </wp:inline>
-        </w:drawing>
-      </w:r>
-    </w:p>
-    <w:p>
-      <w:pPr>
-        <w:spacing w:after="200"/>
-      </w:pPr>
-      <w:r>
-        <w:rPr>
-          <w:b w:val="0"/>
-          <w:color w:val="555555"/>
-          <w:sz w:val="18"/>
-        </w:rPr>
-        <w:t>홈 화면. 면담 코퍼스 규모, 허가 범위 밖과 안의 언급 건수, 환자군별 추세, 신호 유형 분포, 환자군과 신호 유형의 교차 집계를 한 화면에 둔다.</w:t>
-      </w:r>
-    </w:p>
-    <w:p>
-      <w:pPr>
-        <w:jc w:val="center"/>
-      </w:pPr>
-      <w:r>
-        <w:drawing>
-          <wp:inline xmlns:a="http://schemas.openxmlformats.org/drawingml/2006/main" xmlns:pic="http://schemas.openxmlformats.org/drawingml/2006/picture">
-            <wp:extent cx="5852160" cy="7456932"/>
-            <wp:docPr id="2" name="Picture 2"/>
-            <wp:cNvGraphicFramePr>
-              <a:graphicFrameLocks noChangeAspect="1"/>
-            </wp:cNvGraphicFramePr>
-            <a:graphic>
-              <a:graphicData uri="http://schemas.openxmlformats.org/drawingml/2006/picture">
-                <pic:pic>
-                  <pic:nvPicPr>
-                    <pic:cNvPr id="0" name="journey.png"/>
-                    <pic:cNvPicPr/>
-                  </pic:nvPicPr>
-                  <pic:blipFill>
-                    <a:blip r:embed="rId14"/>
-                    <a:stretch>
-                      <a:fillRect/>
-                    </a:stretch>
-                  </pic:blipFill>
-                  <pic:spPr>
-                    <a:xfrm>
-                      <a:off x="0" y="0"/>
-                      <a:ext cx="5852160" cy="7456932"/>
-                    </a:xfrm>
-                    <a:prstGeom prst="rect"/>
-                  </pic:spPr>
-                </pic:pic>
-              </a:graphicData>
-            </a:graphic>
-          </wp:inline>
-        </w:drawing>
-      </w:r>
-    </w:p>
-    <w:p>
-      <w:pPr>
-        <w:spacing w:after="200"/>
-      </w:pPr>
-      <w:r>
-        <w:rPr>
-          <w:b w:val="0"/>
-          <w:color w:val="555555"/>
-          <w:sz w:val="18"/>
-        </w:rPr>
-        <w:t>신호의 여정. 현장, SENSE, SCREEN, AI BOARD 네 레인에 단계별 건수를 놓고, 코드가 세는 단계와 AI가 판단하는 단계, 사람이 개입하는 단계를 구분해 표시한다.</w:t>
       </w:r>
     </w:p>
     <w:p>
@@ -2960,214 +2856,6 @@
     </w:p>
     <w:p>
       <w:pPr>
-        <w:jc w:val="center"/>
-      </w:pPr>
-      <w:r>
-        <w:drawing>
-          <wp:inline xmlns:a="http://schemas.openxmlformats.org/drawingml/2006/main" xmlns:pic="http://schemas.openxmlformats.org/drawingml/2006/picture">
-            <wp:extent cx="5852160" cy="46931580"/>
-            <wp:docPr id="3" name="Picture 3"/>
-            <wp:cNvGraphicFramePr>
-              <a:graphicFrameLocks noChangeAspect="1"/>
-            </wp:cNvGraphicFramePr>
-            <a:graphic>
-              <a:graphicData uri="http://schemas.openxmlformats.org/drawingml/2006/picture">
-                <pic:pic>
-                  <pic:nvPicPr>
-                    <pic:cNvPr id="0" name="hyp_detail.png"/>
-                    <pic:cNvPicPr/>
-                  </pic:nvPicPr>
-                  <pic:blipFill>
-                    <a:blip r:embed="rId15"/>
-                    <a:stretch>
-                      <a:fillRect/>
-                    </a:stretch>
-                  </pic:blipFill>
-                  <pic:spPr>
-                    <a:xfrm>
-                      <a:off x="0" y="0"/>
-                      <a:ext cx="5852160" cy="46931580"/>
-                    </a:xfrm>
-                    <a:prstGeom prst="rect"/>
-                  </pic:spPr>
-                </pic:pic>
-              </a:graphicData>
-            </a:graphic>
-          </wp:inline>
-        </w:drawing>
-      </w:r>
-    </w:p>
-    <w:p>
-      <w:pPr>
-        <w:spacing w:after="200"/>
-      </w:pPr>
-      <w:r>
-        <w:rPr>
-          <w:b w:val="0"/>
-          <w:color w:val="555555"/>
-          <w:sz w:val="18"/>
-        </w:rPr>
-        <w:t>가설 상세. 현장 발언(원문 위치), 검색식, 외부 근거 지표, 판정별 근거 표를 한 화면에 둔다.</w:t>
-      </w:r>
-    </w:p>
-    <w:p>
-      <w:pPr>
-        <w:jc w:val="center"/>
-      </w:pPr>
-      <w:r>
-        <w:drawing>
-          <wp:inline xmlns:a="http://schemas.openxmlformats.org/drawingml/2006/main" xmlns:pic="http://schemas.openxmlformats.org/drawingml/2006/picture">
-            <wp:extent cx="5852160" cy="9995925"/>
-            <wp:docPr id="4" name="Picture 4"/>
-            <wp:cNvGraphicFramePr>
-              <a:graphicFrameLocks noChangeAspect="1"/>
-            </wp:cNvGraphicFramePr>
-            <a:graphic>
-              <a:graphicData uri="http://schemas.openxmlformats.org/drawingml/2006/picture">
-                <pic:pic>
-                  <pic:nvPicPr>
-                    <pic:cNvPr id="0" name="boardroom_top.png"/>
-                    <pic:cNvPicPr/>
-                  </pic:nvPicPr>
-                  <pic:blipFill>
-                    <a:blip r:embed="rId16"/>
-                    <a:stretch>
-                      <a:fillRect/>
-                    </a:stretch>
-                  </pic:blipFill>
-                  <pic:spPr>
-                    <a:xfrm>
-                      <a:off x="0" y="0"/>
-                      <a:ext cx="5852160" cy="9995925"/>
-                    </a:xfrm>
-                    <a:prstGeom prst="rect"/>
-                  </pic:spPr>
-                </pic:pic>
-              </a:graphicData>
-            </a:graphic>
-          </wp:inline>
-        </w:drawing>
-      </w:r>
-    </w:p>
-    <w:p>
-      <w:pPr>
-        <w:spacing w:after="200"/>
-      </w:pPr>
-      <w:r>
-        <w:rPr>
-          <w:b w:val="0"/>
-          <w:color w:val="555555"/>
-          <w:sz w:val="18"/>
-        </w:rPr>
-        <w:t>AI Board 회의실. 회의 정보, 참석자 레일, 간사의 소집 질의, 임원 발언 순서로 재생된다.</w:t>
-      </w:r>
-    </w:p>
-    <w:p>
-      <w:pPr>
-        <w:jc w:val="center"/>
-      </w:pPr>
-      <w:r>
-        <w:drawing>
-          <wp:inline xmlns:a="http://schemas.openxmlformats.org/drawingml/2006/main" xmlns:pic="http://schemas.openxmlformats.org/drawingml/2006/picture">
-            <wp:extent cx="5852160" cy="6815404"/>
-            <wp:docPr id="5" name="Picture 5"/>
-            <wp:cNvGraphicFramePr>
-              <a:graphicFrameLocks noChangeAspect="1"/>
-            </wp:cNvGraphicFramePr>
-            <a:graphic>
-              <a:graphicData uri="http://schemas.openxmlformats.org/drawingml/2006/picture">
-                <pic:pic>
-                  <pic:nvPicPr>
-                    <pic:cNvPr id="0" name="boardroom_verdict.png"/>
-                    <pic:cNvPicPr/>
-                  </pic:nvPicPr>
-                  <pic:blipFill>
-                    <a:blip r:embed="rId17"/>
-                    <a:stretch>
-                      <a:fillRect/>
-                    </a:stretch>
-                  </pic:blipFill>
-                  <pic:spPr>
-                    <a:xfrm>
-                      <a:off x="0" y="0"/>
-                      <a:ext cx="5852160" cy="6815404"/>
-                    </a:xfrm>
-                    <a:prstGeom prst="rect"/>
-                  </pic:spPr>
-                </pic:pic>
-              </a:graphicData>
-            </a:graphic>
-          </wp:inline>
-        </w:drawing>
-      </w:r>
-    </w:p>
-    <w:p>
-      <w:pPr>
-        <w:spacing w:after="200"/>
-      </w:pPr>
-      <w:r>
-        <w:rPr>
-          <w:b w:val="0"/>
-          <w:color w:val="555555"/>
-          <w:sz w:val="18"/>
-        </w:rPr>
-        <w:t>회의 끝의 의장 판정 패널. 최종 입장 집계와 권고를 보여 주고, 추진, 조건부 추진, 보류, 기각 중 하나를 의장 서명과 함께 받는다.</w:t>
-      </w:r>
-    </w:p>
-    <w:p>
-      <w:pPr>
-        <w:jc w:val="center"/>
-      </w:pPr>
-      <w:r>
-        <w:drawing>
-          <wp:inline xmlns:a="http://schemas.openxmlformats.org/drawingml/2006/main" xmlns:pic="http://schemas.openxmlformats.org/drawingml/2006/picture">
-            <wp:extent cx="5852160" cy="3200400"/>
-            <wp:docPr id="6" name="Picture 6"/>
-            <wp:cNvGraphicFramePr>
-              <a:graphicFrameLocks noChangeAspect="1"/>
-            </wp:cNvGraphicFramePr>
-            <a:graphic>
-              <a:graphicData uri="http://schemas.openxmlformats.org/drawingml/2006/picture">
-                <pic:pic>
-                  <pic:nvPicPr>
-                    <pic:cNvPr id="0" name="checklist.png"/>
-                    <pic:cNvPicPr/>
-                  </pic:nvPicPr>
-                  <pic:blipFill>
-                    <a:blip r:embed="rId18"/>
-                    <a:stretch>
-                      <a:fillRect/>
-                    </a:stretch>
-                  </pic:blipFill>
-                  <pic:spPr>
-                    <a:xfrm>
-                      <a:off x="0" y="0"/>
-                      <a:ext cx="5852160" cy="3200400"/>
-                    </a:xfrm>
-                    <a:prstGeom prst="rect"/>
-                  </pic:spPr>
-                </pic:pic>
-              </a:graphicData>
-            </a:graphic>
-          </wp:inline>
-        </w:drawing>
-      </w:r>
-    </w:p>
-    <w:p>
-      <w:pPr>
-        <w:spacing w:after="200"/>
-      </w:pPr>
-      <w:r>
-        <w:rPr>
-          <w:b w:val="0"/>
-          <w:color w:val="555555"/>
-          <w:sz w:val="18"/>
-        </w:rPr>
-        <w:t>다음 면담 체크리스트. 판정에서 채택된 후속 질문이 항목으로 내려간다.</w:t>
-      </w:r>
-    </w:p>
-    <w:p>
-      <w:pPr>
         <w:pStyle w:val="Heading1"/>
       </w:pPr>
       <w:r>
